--- a/studie/word/Webgewerk-Unternehmenskonzept.docx
+++ b/studie/word/Webgewerk-Unternehmenskonzept.docx
@@ -164,6 +164,1841 @@
       <w:pPr>
         <w:spacing w:after="120"/>
       </w:pPr>
+    </w:p>
+    <w:p>
+      <w:pPr>
+        <w:pStyle w:val="Heading1"/>
+        <w:spacing w:after="120" w:before="320"/>
+      </w:pPr>
+      <w:r>
+        <w:rPr>
+          <w:color w:val="C00000"/>
+        </w:rPr>
+        <w:t xml:space="preserve">Was in diesem Dokument noch offen ist</w:t>
+      </w:r>
+    </w:p>
+    <w:p>
+      <w:pPr>
+        <w:spacing w:after="160" w:line="276"/>
+      </w:pPr>
+      <w:r>
+        <w:rPr>
+          <w:b w:val="false"/>
+          <w:bCs w:val="false"/>
+          <w:i w:val="false"/>
+          <w:iCs w:val="false"/>
+          <w:color w:val="C00000"/>
+          <w:sz w:val="22"/>
+          <w:szCs w:val="22"/>
+        </w:rPr>
+        <w:t xml:space="preserve">Alle rot gesetzten Stellen auf einen Blick, damit man sie nicht suchen muss. Die Nummer ist der Abschnitt, in dem sie steht.</w:t>
+      </w:r>
+    </w:p>
+    <w:tbl>
+      <w:tblPr>
+        <w:tblW w:type="dxa" w:w="9000"/>
+        <w:tblBorders>
+          <w:top w:val="single" w:color="auto" w:sz="4"/>
+          <w:left w:val="single" w:color="auto" w:sz="4"/>
+          <w:bottom w:val="single" w:color="auto" w:sz="4"/>
+          <w:right w:val="single" w:color="auto" w:sz="4"/>
+          <w:insideH w:val="single" w:color="auto" w:sz="4"/>
+          <w:insideV w:val="single" w:color="auto" w:sz="4"/>
+        </w:tblBorders>
+      </w:tblPr>
+      <w:tblGrid>
+        <w:gridCol w:w="900"/>
+        <w:gridCol w:w="6400"/>
+        <w:gridCol w:w="1700"/>
+      </w:tblGrid>
+      <w:tr>
+        <w:trPr>
+          <w:tblHeader/>
+        </w:trPr>
+        <w:tc>
+          <w:tcPr>
+            <w:tcW w:type="dxa" w:w="900"/>
+            <w:shd w:fill="F2F2F2" w:val="clear"/>
+            <w:tcMar>
+              <w:top w:type="dxa" w:w="60"/>
+              <w:left w:type="dxa" w:w="100"/>
+              <w:bottom w:type="dxa" w:w="60"/>
+              <w:right w:type="dxa" w:w="100"/>
+            </w:tcMar>
+          </w:tcPr>
+          <w:p>
+            <w:pPr>
+              <w:spacing w:after="0" w:line="260"/>
+            </w:pPr>
+            <w:r>
+              <w:rPr>
+                <w:b/>
+                <w:bCs/>
+                <w:color w:val="000000"/>
+                <w:sz w:val="20"/>
+                <w:szCs w:val="20"/>
+              </w:rPr>
+              <w:t xml:space="preserve">Wo</w:t>
+            </w:r>
+          </w:p>
+        </w:tc>
+        <w:tc>
+          <w:tcPr>
+            <w:tcW w:type="dxa" w:w="6400"/>
+            <w:shd w:fill="F2F2F2" w:val="clear"/>
+            <w:tcMar>
+              <w:top w:type="dxa" w:w="60"/>
+              <w:left w:type="dxa" w:w="100"/>
+              <w:bottom w:type="dxa" w:w="60"/>
+              <w:right w:type="dxa" w:w="100"/>
+            </w:tcMar>
+          </w:tcPr>
+          <w:p>
+            <w:pPr>
+              <w:spacing w:after="0" w:line="260"/>
+            </w:pPr>
+            <w:r>
+              <w:rPr>
+                <w:b/>
+                <w:bCs/>
+                <w:color w:val="000000"/>
+                <w:sz w:val="20"/>
+                <w:szCs w:val="20"/>
+              </w:rPr>
+              <w:t xml:space="preserve">Was offen ist</w:t>
+            </w:r>
+          </w:p>
+        </w:tc>
+        <w:tc>
+          <w:tcPr>
+            <w:tcW w:type="dxa" w:w="1700"/>
+            <w:shd w:fill="F2F2F2" w:val="clear"/>
+            <w:tcMar>
+              <w:top w:type="dxa" w:w="60"/>
+              <w:left w:type="dxa" w:w="100"/>
+              <w:bottom w:type="dxa" w:w="60"/>
+              <w:right w:type="dxa" w:w="100"/>
+            </w:tcMar>
+          </w:tcPr>
+          <w:p>
+            <w:pPr>
+              <w:spacing w:after="0" w:line="260"/>
+            </w:pPr>
+            <w:r>
+              <w:rPr>
+                <w:b/>
+                <w:bCs/>
+                <w:color w:val="000000"/>
+                <w:sz w:val="20"/>
+                <w:szCs w:val="20"/>
+              </w:rPr>
+              <w:t xml:space="preserve">Wer</w:t>
+            </w:r>
+          </w:p>
+        </w:tc>
+      </w:tr>
+      <w:tr>
+        <w:tc>
+          <w:tcPr>
+            <w:tcW w:type="dxa" w:w="900"/>
+            <w:tcMar>
+              <w:top w:type="dxa" w:w="60"/>
+              <w:left w:type="dxa" w:w="100"/>
+              <w:bottom w:type="dxa" w:w="60"/>
+              <w:right w:type="dxa" w:w="100"/>
+            </w:tcMar>
+          </w:tcPr>
+          <w:p>
+            <w:pPr>
+              <w:spacing w:after="0" w:line="260"/>
+            </w:pPr>
+            <w:r>
+              <w:rPr>
+                <w:b w:val="false"/>
+                <w:bCs w:val="false"/>
+                <w:color w:val="C00000"/>
+                <w:sz w:val="20"/>
+                <w:szCs w:val="20"/>
+              </w:rPr>
+              <w:t xml:space="preserve">1</w:t>
+            </w:r>
+          </w:p>
+        </w:tc>
+        <w:tc>
+          <w:tcPr>
+            <w:tcW w:type="dxa" w:w="6400"/>
+            <w:tcMar>
+              <w:top w:type="dxa" w:w="60"/>
+              <w:left w:type="dxa" w:w="100"/>
+              <w:bottom w:type="dxa" w:w="60"/>
+              <w:right w:type="dxa" w:w="100"/>
+            </w:tcMar>
+          </w:tcPr>
+          <w:p>
+            <w:pPr>
+              <w:spacing w:after="0" w:line="260"/>
+            </w:pPr>
+            <w:r>
+              <w:rPr>
+                <w:b w:val="false"/>
+                <w:bCs w:val="false"/>
+                <w:color w:val="C00000"/>
+                <w:sz w:val="20"/>
+                <w:szCs w:val="20"/>
+              </w:rPr>
+              <w:t xml:space="preserve">Betreuung 69 € oder 59 € im Monat</w:t>
+            </w:r>
+          </w:p>
+        </w:tc>
+        <w:tc>
+          <w:tcPr>
+            <w:tcW w:type="dxa" w:w="1700"/>
+            <w:tcMar>
+              <w:top w:type="dxa" w:w="60"/>
+              <w:left w:type="dxa" w:w="100"/>
+              <w:bottom w:type="dxa" w:w="60"/>
+              <w:right w:type="dxa" w:w="100"/>
+            </w:tcMar>
+          </w:tcPr>
+          <w:p>
+            <w:pPr>
+              <w:spacing w:after="0" w:line="260"/>
+            </w:pPr>
+            <w:r>
+              <w:rPr>
+                <w:b w:val="false"/>
+                <w:bCs w:val="false"/>
+                <w:color w:val="C00000"/>
+                <w:sz w:val="20"/>
+                <w:szCs w:val="20"/>
+              </w:rPr>
+              <w:t xml:space="preserve">K+Y</w:t>
+            </w:r>
+          </w:p>
+        </w:tc>
+      </w:tr>
+      <w:tr>
+        <w:tc>
+          <w:tcPr>
+            <w:tcW w:type="dxa" w:w="900"/>
+            <w:tcMar>
+              <w:top w:type="dxa" w:w="60"/>
+              <w:left w:type="dxa" w:w="100"/>
+              <w:bottom w:type="dxa" w:w="60"/>
+              <w:right w:type="dxa" w:w="100"/>
+            </w:tcMar>
+          </w:tcPr>
+          <w:p>
+            <w:pPr>
+              <w:spacing w:after="0" w:line="260"/>
+            </w:pPr>
+            <w:r>
+              <w:rPr>
+                <w:b w:val="false"/>
+                <w:bCs w:val="false"/>
+                <w:color w:val="C00000"/>
+                <w:sz w:val="20"/>
+                <w:szCs w:val="20"/>
+              </w:rPr>
+              <w:t xml:space="preserve">2.2</w:t>
+            </w:r>
+          </w:p>
+        </w:tc>
+        <w:tc>
+          <w:tcPr>
+            <w:tcW w:type="dxa" w:w="6400"/>
+            <w:tcMar>
+              <w:top w:type="dxa" w:w="60"/>
+              <w:left w:type="dxa" w:w="100"/>
+              <w:bottom w:type="dxa" w:w="60"/>
+              <w:right w:type="dxa" w:w="100"/>
+            </w:tcMar>
+          </w:tcPr>
+          <w:p>
+            <w:pPr>
+              <w:spacing w:after="0" w:line="260"/>
+            </w:pPr>
+            <w:r>
+              <w:rPr>
+                <w:b w:val="false"/>
+                <w:bCs w:val="false"/>
+                <w:color w:val="C00000"/>
+                <w:sz w:val="20"/>
+                <w:szCs w:val="20"/>
+              </w:rPr>
+              <w:t xml:space="preserve">Kein Wettbewerberpreis hat eine Quelle mit Abrufdatum. Vor allem: Arbeiten die direkten Preisnachbarn im Fahrgebiet?</w:t>
+            </w:r>
+          </w:p>
+        </w:tc>
+        <w:tc>
+          <w:tcPr>
+            <w:tcW w:type="dxa" w:w="1700"/>
+            <w:tcMar>
+              <w:top w:type="dxa" w:w="60"/>
+              <w:left w:type="dxa" w:w="100"/>
+              <w:bottom w:type="dxa" w:w="60"/>
+              <w:right w:type="dxa" w:w="100"/>
+            </w:tcMar>
+          </w:tcPr>
+          <w:p>
+            <w:pPr>
+              <w:spacing w:after="0" w:line="260"/>
+            </w:pPr>
+            <w:r>
+              <w:rPr>
+                <w:b w:val="false"/>
+                <w:bCs w:val="false"/>
+                <w:color w:val="C00000"/>
+                <w:sz w:val="20"/>
+                <w:szCs w:val="20"/>
+              </w:rPr>
+              <w:t xml:space="preserve">Y</w:t>
+            </w:r>
+          </w:p>
+        </w:tc>
+      </w:tr>
+      <w:tr>
+        <w:tc>
+          <w:tcPr>
+            <w:tcW w:type="dxa" w:w="900"/>
+            <w:tcMar>
+              <w:top w:type="dxa" w:w="60"/>
+              <w:left w:type="dxa" w:w="100"/>
+              <w:bottom w:type="dxa" w:w="60"/>
+              <w:right w:type="dxa" w:w="100"/>
+            </w:tcMar>
+          </w:tcPr>
+          <w:p>
+            <w:pPr>
+              <w:spacing w:after="0" w:line="260"/>
+            </w:pPr>
+            <w:r>
+              <w:rPr>
+                <w:b w:val="false"/>
+                <w:bCs w:val="false"/>
+                <w:color w:val="C00000"/>
+                <w:sz w:val="20"/>
+                <w:szCs w:val="20"/>
+              </w:rPr>
+              <w:t xml:space="preserve">3.1</w:t>
+            </w:r>
+          </w:p>
+        </w:tc>
+        <w:tc>
+          <w:tcPr>
+            <w:tcW w:type="dxa" w:w="6400"/>
+            <w:tcMar>
+              <w:top w:type="dxa" w:w="60"/>
+              <w:left w:type="dxa" w:w="100"/>
+              <w:bottom w:type="dxa" w:w="60"/>
+              <w:right w:type="dxa" w:w="100"/>
+            </w:tcMar>
+          </w:tcPr>
+          <w:p>
+            <w:pPr>
+              <w:spacing w:after="0" w:line="260"/>
+            </w:pPr>
+            <w:r>
+              <w:rPr>
+                <w:b w:val="false"/>
+                <w:bCs w:val="false"/>
+                <w:color w:val="C00000"/>
+                <w:sz w:val="20"/>
+                <w:szCs w:val="20"/>
+              </w:rPr>
+              <w:t xml:space="preserve">Der Satz zur Auslastung hat keine Quelle. Belastbare Branchenzahl suchen</w:t>
+            </w:r>
+          </w:p>
+        </w:tc>
+        <w:tc>
+          <w:tcPr>
+            <w:tcW w:type="dxa" w:w="1700"/>
+            <w:tcMar>
+              <w:top w:type="dxa" w:w="60"/>
+              <w:left w:type="dxa" w:w="100"/>
+              <w:bottom w:type="dxa" w:w="60"/>
+              <w:right w:type="dxa" w:w="100"/>
+            </w:tcMar>
+          </w:tcPr>
+          <w:p>
+            <w:pPr>
+              <w:spacing w:after="0" w:line="260"/>
+            </w:pPr>
+            <w:r>
+              <w:rPr>
+                <w:b w:val="false"/>
+                <w:bCs w:val="false"/>
+                <w:color w:val="C00000"/>
+                <w:sz w:val="20"/>
+                <w:szCs w:val="20"/>
+              </w:rPr>
+              <w:t xml:space="preserve">K+Y</w:t>
+            </w:r>
+          </w:p>
+        </w:tc>
+      </w:tr>
+      <w:tr>
+        <w:tc>
+          <w:tcPr>
+            <w:tcW w:type="dxa" w:w="900"/>
+            <w:tcMar>
+              <w:top w:type="dxa" w:w="60"/>
+              <w:left w:type="dxa" w:w="100"/>
+              <w:bottom w:type="dxa" w:w="60"/>
+              <w:right w:type="dxa" w:w="100"/>
+            </w:tcMar>
+          </w:tcPr>
+          <w:p>
+            <w:pPr>
+              <w:spacing w:after="0" w:line="260"/>
+            </w:pPr>
+            <w:r>
+              <w:rPr>
+                <w:b w:val="false"/>
+                <w:bCs w:val="false"/>
+                <w:color w:val="C00000"/>
+                <w:sz w:val="20"/>
+                <w:szCs w:val="20"/>
+              </w:rPr>
+              <w:t xml:space="preserve">4.1</w:t>
+            </w:r>
+          </w:p>
+        </w:tc>
+        <w:tc>
+          <w:tcPr>
+            <w:tcW w:type="dxa" w:w="6400"/>
+            <w:tcMar>
+              <w:top w:type="dxa" w:w="60"/>
+              <w:left w:type="dxa" w:w="100"/>
+              <w:bottom w:type="dxa" w:w="60"/>
+              <w:right w:type="dxa" w:w="100"/>
+            </w:tcMar>
+          </w:tcPr>
+          <w:p>
+            <w:pPr>
+              <w:spacing w:after="0" w:line="260"/>
+            </w:pPr>
+            <w:r>
+              <w:rPr>
+                <w:b w:val="false"/>
+                <w:bCs w:val="false"/>
+                <w:color w:val="C00000"/>
+                <w:sz w:val="20"/>
+                <w:szCs w:val="20"/>
+              </w:rPr>
+              <w:t xml:space="preserve">Paket S: beworben wird 990 €, verkauft werden soll 1.490 €. Streichen oder zuschneiden?</w:t>
+            </w:r>
+          </w:p>
+        </w:tc>
+        <w:tc>
+          <w:tcPr>
+            <w:tcW w:type="dxa" w:w="1700"/>
+            <w:tcMar>
+              <w:top w:type="dxa" w:w="60"/>
+              <w:left w:type="dxa" w:w="100"/>
+              <w:bottom w:type="dxa" w:w="60"/>
+              <w:right w:type="dxa" w:w="100"/>
+            </w:tcMar>
+          </w:tcPr>
+          <w:p>
+            <w:pPr>
+              <w:spacing w:after="0" w:line="260"/>
+            </w:pPr>
+            <w:r>
+              <w:rPr>
+                <w:b w:val="false"/>
+                <w:bCs w:val="false"/>
+                <w:color w:val="C00000"/>
+                <w:sz w:val="20"/>
+                <w:szCs w:val="20"/>
+              </w:rPr>
+              <w:t xml:space="preserve">K+Y</w:t>
+            </w:r>
+          </w:p>
+        </w:tc>
+      </w:tr>
+      <w:tr>
+        <w:tc>
+          <w:tcPr>
+            <w:tcW w:type="dxa" w:w="900"/>
+            <w:tcMar>
+              <w:top w:type="dxa" w:w="60"/>
+              <w:left w:type="dxa" w:w="100"/>
+              <w:bottom w:type="dxa" w:w="60"/>
+              <w:right w:type="dxa" w:w="100"/>
+            </w:tcMar>
+          </w:tcPr>
+          <w:p>
+            <w:pPr>
+              <w:spacing w:after="0" w:line="260"/>
+            </w:pPr>
+            <w:r>
+              <w:rPr>
+                <w:b w:val="false"/>
+                <w:bCs w:val="false"/>
+                <w:color w:val="C00000"/>
+                <w:sz w:val="20"/>
+                <w:szCs w:val="20"/>
+              </w:rPr>
+              <w:t xml:space="preserve">4.2</w:t>
+            </w:r>
+          </w:p>
+        </w:tc>
+        <w:tc>
+          <w:tcPr>
+            <w:tcW w:type="dxa" w:w="6400"/>
+            <w:tcMar>
+              <w:top w:type="dxa" w:w="60"/>
+              <w:left w:type="dxa" w:w="100"/>
+              <w:bottom w:type="dxa" w:w="60"/>
+              <w:right w:type="dxa" w:w="100"/>
+            </w:tcMar>
+          </w:tcPr>
+          <w:p>
+            <w:pPr>
+              <w:spacing w:after="0" w:line="260"/>
+            </w:pPr>
+            <w:r>
+              <w:rPr>
+                <w:b w:val="false"/>
+                <w:bCs w:val="false"/>
+                <w:color w:val="C00000"/>
+                <w:sz w:val="20"/>
+                <w:szCs w:val="20"/>
+              </w:rPr>
+              <w:t xml:space="preserve">Die 15 % Minderung und der Einbehalt der Anzahlung sind Vorschläge, keine geprüften Klauseln</w:t>
+            </w:r>
+          </w:p>
+        </w:tc>
+        <w:tc>
+          <w:tcPr>
+            <w:tcW w:type="dxa" w:w="1700"/>
+            <w:tcMar>
+              <w:top w:type="dxa" w:w="60"/>
+              <w:left w:type="dxa" w:w="100"/>
+              <w:bottom w:type="dxa" w:w="60"/>
+              <w:right w:type="dxa" w:w="100"/>
+            </w:tcMar>
+          </w:tcPr>
+          <w:p>
+            <w:pPr>
+              <w:spacing w:after="0" w:line="260"/>
+            </w:pPr>
+            <w:r>
+              <w:rPr>
+                <w:b w:val="false"/>
+                <w:bCs w:val="false"/>
+                <w:color w:val="C00000"/>
+                <w:sz w:val="20"/>
+                <w:szCs w:val="20"/>
+              </w:rPr>
+              <w:t xml:space="preserve">Y</w:t>
+            </w:r>
+          </w:p>
+        </w:tc>
+      </w:tr>
+      <w:tr>
+        <w:tc>
+          <w:tcPr>
+            <w:tcW w:type="dxa" w:w="900"/>
+            <w:tcMar>
+              <w:top w:type="dxa" w:w="60"/>
+              <w:left w:type="dxa" w:w="100"/>
+              <w:bottom w:type="dxa" w:w="60"/>
+              <w:right w:type="dxa" w:w="100"/>
+            </w:tcMar>
+          </w:tcPr>
+          <w:p>
+            <w:pPr>
+              <w:spacing w:after="0" w:line="260"/>
+            </w:pPr>
+            <w:r>
+              <w:rPr>
+                <w:b w:val="false"/>
+                <w:bCs w:val="false"/>
+                <w:color w:val="C00000"/>
+                <w:sz w:val="20"/>
+                <w:szCs w:val="20"/>
+              </w:rPr>
+              <w:t xml:space="preserve">4.3</w:t>
+            </w:r>
+          </w:p>
+        </w:tc>
+        <w:tc>
+          <w:tcPr>
+            <w:tcW w:type="dxa" w:w="6400"/>
+            <w:tcMar>
+              <w:top w:type="dxa" w:w="60"/>
+              <w:left w:type="dxa" w:w="100"/>
+              <w:bottom w:type="dxa" w:w="60"/>
+              <w:right w:type="dxa" w:w="100"/>
+            </w:tcMar>
+          </w:tcPr>
+          <w:p>
+            <w:pPr>
+              <w:spacing w:after="0" w:line="260"/>
+            </w:pPr>
+            <w:r>
+              <w:rPr>
+                <w:b w:val="false"/>
+                <w:bCs w:val="false"/>
+                <w:color w:val="C00000"/>
+                <w:sz w:val="20"/>
+                <w:szCs w:val="20"/>
+              </w:rPr>
+              <w:t xml:space="preserve">Preis für einen halben Tag Fotoaufnahmen festlegen, Fotograf fragen</w:t>
+            </w:r>
+          </w:p>
+        </w:tc>
+        <w:tc>
+          <w:tcPr>
+            <w:tcW w:type="dxa" w:w="1700"/>
+            <w:tcMar>
+              <w:top w:type="dxa" w:w="60"/>
+              <w:left w:type="dxa" w:w="100"/>
+              <w:bottom w:type="dxa" w:w="60"/>
+              <w:right w:type="dxa" w:w="100"/>
+            </w:tcMar>
+          </w:tcPr>
+          <w:p>
+            <w:pPr>
+              <w:spacing w:after="0" w:line="260"/>
+            </w:pPr>
+            <w:r>
+              <w:rPr>
+                <w:b w:val="false"/>
+                <w:bCs w:val="false"/>
+                <w:color w:val="C00000"/>
+                <w:sz w:val="20"/>
+                <w:szCs w:val="20"/>
+              </w:rPr>
+              <w:t xml:space="preserve">K</w:t>
+            </w:r>
+          </w:p>
+        </w:tc>
+      </w:tr>
+      <w:tr>
+        <w:tc>
+          <w:tcPr>
+            <w:tcW w:type="dxa" w:w="900"/>
+            <w:tcMar>
+              <w:top w:type="dxa" w:w="60"/>
+              <w:left w:type="dxa" w:w="100"/>
+              <w:bottom w:type="dxa" w:w="60"/>
+              <w:right w:type="dxa" w:w="100"/>
+            </w:tcMar>
+          </w:tcPr>
+          <w:p>
+            <w:pPr>
+              <w:spacing w:after="0" w:line="260"/>
+            </w:pPr>
+            <w:r>
+              <w:rPr>
+                <w:b w:val="false"/>
+                <w:bCs w:val="false"/>
+                <w:color w:val="C00000"/>
+                <w:sz w:val="20"/>
+                <w:szCs w:val="20"/>
+              </w:rPr>
+              <w:t xml:space="preserve">4.4</w:t>
+            </w:r>
+          </w:p>
+        </w:tc>
+        <w:tc>
+          <w:tcPr>
+            <w:tcW w:type="dxa" w:w="6400"/>
+            <w:tcMar>
+              <w:top w:type="dxa" w:w="60"/>
+              <w:left w:type="dxa" w:w="100"/>
+              <w:bottom w:type="dxa" w:w="60"/>
+              <w:right w:type="dxa" w:w="100"/>
+            </w:tcMar>
+          </w:tcPr>
+          <w:p>
+            <w:pPr>
+              <w:spacing w:after="0" w:line="260"/>
+            </w:pPr>
+            <w:r>
+              <w:rPr>
+                <w:b w:val="false"/>
+                <w:bCs w:val="false"/>
+                <w:color w:val="C00000"/>
+                <w:sz w:val="20"/>
+                <w:szCs w:val="20"/>
+              </w:rPr>
+              <w:t xml:space="preserve">Einwandbehandlung ist ein Entwurf und wird noch ausgearbeitet</w:t>
+            </w:r>
+          </w:p>
+        </w:tc>
+        <w:tc>
+          <w:tcPr>
+            <w:tcW w:type="dxa" w:w="1700"/>
+            <w:tcMar>
+              <w:top w:type="dxa" w:w="60"/>
+              <w:left w:type="dxa" w:w="100"/>
+              <w:bottom w:type="dxa" w:w="60"/>
+              <w:right w:type="dxa" w:w="100"/>
+            </w:tcMar>
+          </w:tcPr>
+          <w:p>
+            <w:pPr>
+              <w:spacing w:after="0" w:line="260"/>
+            </w:pPr>
+            <w:r>
+              <w:rPr>
+                <w:b w:val="false"/>
+                <w:bCs w:val="false"/>
+                <w:color w:val="C00000"/>
+                <w:sz w:val="20"/>
+                <w:szCs w:val="20"/>
+              </w:rPr>
+              <w:t xml:space="preserve">K+Y</w:t>
+            </w:r>
+          </w:p>
+        </w:tc>
+      </w:tr>
+      <w:tr>
+        <w:tc>
+          <w:tcPr>
+            <w:tcW w:type="dxa" w:w="900"/>
+            <w:tcMar>
+              <w:top w:type="dxa" w:w="60"/>
+              <w:left w:type="dxa" w:w="100"/>
+              <w:bottom w:type="dxa" w:w="60"/>
+              <w:right w:type="dxa" w:w="100"/>
+            </w:tcMar>
+          </w:tcPr>
+          <w:p>
+            <w:pPr>
+              <w:spacing w:after="0" w:line="260"/>
+            </w:pPr>
+            <w:r>
+              <w:rPr>
+                <w:b w:val="false"/>
+                <w:bCs w:val="false"/>
+                <w:color w:val="C00000"/>
+                <w:sz w:val="20"/>
+                <w:szCs w:val="20"/>
+              </w:rPr>
+              <w:t xml:space="preserve">5</w:t>
+            </w:r>
+          </w:p>
+        </w:tc>
+        <w:tc>
+          <w:tcPr>
+            <w:tcW w:type="dxa" w:w="6400"/>
+            <w:tcMar>
+              <w:top w:type="dxa" w:w="60"/>
+              <w:left w:type="dxa" w:w="100"/>
+              <w:bottom w:type="dxa" w:w="60"/>
+              <w:right w:type="dxa" w:w="100"/>
+            </w:tcMar>
+          </w:tcPr>
+          <w:p>
+            <w:pPr>
+              <w:spacing w:after="0" w:line="260"/>
+            </w:pPr>
+            <w:r>
+              <w:rPr>
+                <w:b w:val="false"/>
+                <w:bCs w:val="false"/>
+                <w:color w:val="C00000"/>
+                <w:sz w:val="20"/>
+                <w:szCs w:val="20"/>
+              </w:rPr>
+              <w:t xml:space="preserve">Check-Vorlage trägt Yanniks Namen mit Kiras Mailadresse — korrigieren</w:t>
+            </w:r>
+          </w:p>
+        </w:tc>
+        <w:tc>
+          <w:tcPr>
+            <w:tcW w:type="dxa" w:w="1700"/>
+            <w:tcMar>
+              <w:top w:type="dxa" w:w="60"/>
+              <w:left w:type="dxa" w:w="100"/>
+              <w:bottom w:type="dxa" w:w="60"/>
+              <w:right w:type="dxa" w:w="100"/>
+            </w:tcMar>
+          </w:tcPr>
+          <w:p>
+            <w:pPr>
+              <w:spacing w:after="0" w:line="260"/>
+            </w:pPr>
+            <w:r>
+              <w:rPr>
+                <w:b w:val="false"/>
+                <w:bCs w:val="false"/>
+                <w:color w:val="C00000"/>
+                <w:sz w:val="20"/>
+                <w:szCs w:val="20"/>
+              </w:rPr>
+              <w:t xml:space="preserve">C</w:t>
+            </w:r>
+          </w:p>
+        </w:tc>
+      </w:tr>
+      <w:tr>
+        <w:tc>
+          <w:tcPr>
+            <w:tcW w:type="dxa" w:w="900"/>
+            <w:tcMar>
+              <w:top w:type="dxa" w:w="60"/>
+              <w:left w:type="dxa" w:w="100"/>
+              <w:bottom w:type="dxa" w:w="60"/>
+              <w:right w:type="dxa" w:w="100"/>
+            </w:tcMar>
+          </w:tcPr>
+          <w:p>
+            <w:pPr>
+              <w:spacing w:after="0" w:line="260"/>
+            </w:pPr>
+            <w:r>
+              <w:rPr>
+                <w:b w:val="false"/>
+                <w:bCs w:val="false"/>
+                <w:color w:val="C00000"/>
+                <w:sz w:val="20"/>
+                <w:szCs w:val="20"/>
+              </w:rPr>
+              <w:t xml:space="preserve">7.1</w:t>
+            </w:r>
+          </w:p>
+        </w:tc>
+        <w:tc>
+          <w:tcPr>
+            <w:tcW w:type="dxa" w:w="6400"/>
+            <w:tcMar>
+              <w:top w:type="dxa" w:w="60"/>
+              <w:left w:type="dxa" w:w="100"/>
+              <w:bottom w:type="dxa" w:w="60"/>
+              <w:right w:type="dxa" w:w="100"/>
+            </w:tcMar>
+          </w:tcPr>
+          <w:p>
+            <w:pPr>
+              <w:spacing w:after="0" w:line="260"/>
+            </w:pPr>
+            <w:r>
+              <w:rPr>
+                <w:b w:val="false"/>
+                <w:bCs w:val="false"/>
+                <w:color w:val="C00000"/>
+                <w:sz w:val="20"/>
+                <w:szCs w:val="20"/>
+              </w:rPr>
+              <w:t xml:space="preserve">Was der Kunde selbst bedienen kann: drei Wege, noch nicht entschieden</w:t>
+            </w:r>
+          </w:p>
+        </w:tc>
+        <w:tc>
+          <w:tcPr>
+            <w:tcW w:type="dxa" w:w="1700"/>
+            <w:tcMar>
+              <w:top w:type="dxa" w:w="60"/>
+              <w:left w:type="dxa" w:w="100"/>
+              <w:bottom w:type="dxa" w:w="60"/>
+              <w:right w:type="dxa" w:w="100"/>
+            </w:tcMar>
+          </w:tcPr>
+          <w:p>
+            <w:pPr>
+              <w:spacing w:after="0" w:line="260"/>
+            </w:pPr>
+            <w:r>
+              <w:rPr>
+                <w:b w:val="false"/>
+                <w:bCs w:val="false"/>
+                <w:color w:val="C00000"/>
+                <w:sz w:val="20"/>
+                <w:szCs w:val="20"/>
+              </w:rPr>
+              <w:t xml:space="preserve">K</w:t>
+            </w:r>
+          </w:p>
+        </w:tc>
+      </w:tr>
+      <w:tr>
+        <w:tc>
+          <w:tcPr>
+            <w:tcW w:type="dxa" w:w="900"/>
+            <w:tcMar>
+              <w:top w:type="dxa" w:w="60"/>
+              <w:left w:type="dxa" w:w="100"/>
+              <w:bottom w:type="dxa" w:w="60"/>
+              <w:right w:type="dxa" w:w="100"/>
+            </w:tcMar>
+          </w:tcPr>
+          <w:p>
+            <w:pPr>
+              <w:spacing w:after="0" w:line="260"/>
+            </w:pPr>
+            <w:r>
+              <w:rPr>
+                <w:b w:val="false"/>
+                <w:bCs w:val="false"/>
+                <w:color w:val="C00000"/>
+                <w:sz w:val="20"/>
+                <w:szCs w:val="20"/>
+              </w:rPr>
+              <w:t xml:space="preserve">7.1</w:t>
+            </w:r>
+          </w:p>
+        </w:tc>
+        <w:tc>
+          <w:tcPr>
+            <w:tcW w:type="dxa" w:w="6400"/>
+            <w:tcMar>
+              <w:top w:type="dxa" w:w="60"/>
+              <w:left w:type="dxa" w:w="100"/>
+              <w:bottom w:type="dxa" w:w="60"/>
+              <w:right w:type="dxa" w:w="100"/>
+            </w:tcMar>
+          </w:tcPr>
+          <w:p>
+            <w:pPr>
+              <w:spacing w:after="0" w:line="260"/>
+            </w:pPr>
+            <w:r>
+              <w:rPr>
+                <w:b w:val="false"/>
+                <w:bCs w:val="false"/>
+                <w:color w:val="C00000"/>
+                <w:sz w:val="20"/>
+                <w:szCs w:val="20"/>
+              </w:rPr>
+              <w:t xml:space="preserve">Kontaktformular — ohne Entscheidung ist kein Projekt auslieferbar</w:t>
+            </w:r>
+          </w:p>
+        </w:tc>
+        <w:tc>
+          <w:tcPr>
+            <w:tcW w:type="dxa" w:w="1700"/>
+            <w:tcMar>
+              <w:top w:type="dxa" w:w="60"/>
+              <w:left w:type="dxa" w:w="100"/>
+              <w:bottom w:type="dxa" w:w="60"/>
+              <w:right w:type="dxa" w:w="100"/>
+            </w:tcMar>
+          </w:tcPr>
+          <w:p>
+            <w:pPr>
+              <w:spacing w:after="0" w:line="260"/>
+            </w:pPr>
+            <w:r>
+              <w:rPr>
+                <w:b w:val="false"/>
+                <w:bCs w:val="false"/>
+                <w:color w:val="C00000"/>
+                <w:sz w:val="20"/>
+                <w:szCs w:val="20"/>
+              </w:rPr>
+              <w:t xml:space="preserve">K</w:t>
+            </w:r>
+          </w:p>
+        </w:tc>
+      </w:tr>
+      <w:tr>
+        <w:tc>
+          <w:tcPr>
+            <w:tcW w:type="dxa" w:w="900"/>
+            <w:tcMar>
+              <w:top w:type="dxa" w:w="60"/>
+              <w:left w:type="dxa" w:w="100"/>
+              <w:bottom w:type="dxa" w:w="60"/>
+              <w:right w:type="dxa" w:w="100"/>
+            </w:tcMar>
+          </w:tcPr>
+          <w:p>
+            <w:pPr>
+              <w:spacing w:after="0" w:line="260"/>
+            </w:pPr>
+            <w:r>
+              <w:rPr>
+                <w:b w:val="false"/>
+                <w:bCs w:val="false"/>
+                <w:color w:val="C00000"/>
+                <w:sz w:val="20"/>
+                <w:szCs w:val="20"/>
+              </w:rPr>
+              <w:t xml:space="preserve">10.1</w:t>
+            </w:r>
+          </w:p>
+        </w:tc>
+        <w:tc>
+          <w:tcPr>
+            <w:tcW w:type="dxa" w:w="6400"/>
+            <w:tcMar>
+              <w:top w:type="dxa" w:w="60"/>
+              <w:left w:type="dxa" w:w="100"/>
+              <w:bottom w:type="dxa" w:w="60"/>
+              <w:right w:type="dxa" w:w="100"/>
+            </w:tcMar>
+          </w:tcPr>
+          <w:p>
+            <w:pPr>
+              <w:spacing w:after="0" w:line="260"/>
+            </w:pPr>
+            <w:r>
+              <w:rPr>
+                <w:b w:val="false"/>
+                <w:bCs w:val="false"/>
+                <w:color w:val="C00000"/>
+                <w:sz w:val="20"/>
+                <w:szCs w:val="20"/>
+              </w:rPr>
+              <w:t xml:space="preserve">Claude-Abo: kommerzieller Tarif mit AV-Vertrag nötig, Preis prüfen</w:t>
+            </w:r>
+          </w:p>
+        </w:tc>
+        <w:tc>
+          <w:tcPr>
+            <w:tcW w:type="dxa" w:w="1700"/>
+            <w:tcMar>
+              <w:top w:type="dxa" w:w="60"/>
+              <w:left w:type="dxa" w:w="100"/>
+              <w:bottom w:type="dxa" w:w="60"/>
+              <w:right w:type="dxa" w:w="100"/>
+            </w:tcMar>
+          </w:tcPr>
+          <w:p>
+            <w:pPr>
+              <w:spacing w:after="0" w:line="260"/>
+            </w:pPr>
+            <w:r>
+              <w:rPr>
+                <w:b w:val="false"/>
+                <w:bCs w:val="false"/>
+                <w:color w:val="C00000"/>
+                <w:sz w:val="20"/>
+                <w:szCs w:val="20"/>
+              </w:rPr>
+              <w:t xml:space="preserve">K</w:t>
+            </w:r>
+          </w:p>
+        </w:tc>
+      </w:tr>
+      <w:tr>
+        <w:tc>
+          <w:tcPr>
+            <w:tcW w:type="dxa" w:w="900"/>
+            <w:tcMar>
+              <w:top w:type="dxa" w:w="60"/>
+              <w:left w:type="dxa" w:w="100"/>
+              <w:bottom w:type="dxa" w:w="60"/>
+              <w:right w:type="dxa" w:w="100"/>
+            </w:tcMar>
+          </w:tcPr>
+          <w:p>
+            <w:pPr>
+              <w:spacing w:after="0" w:line="260"/>
+            </w:pPr>
+            <w:r>
+              <w:rPr>
+                <w:b w:val="false"/>
+                <w:bCs w:val="false"/>
+                <w:color w:val="C00000"/>
+                <w:sz w:val="20"/>
+                <w:szCs w:val="20"/>
+              </w:rPr>
+              <w:t xml:space="preserve">10.2</w:t>
+            </w:r>
+          </w:p>
+        </w:tc>
+        <w:tc>
+          <w:tcPr>
+            <w:tcW w:type="dxa" w:w="6400"/>
+            <w:tcMar>
+              <w:top w:type="dxa" w:w="60"/>
+              <w:left w:type="dxa" w:w="100"/>
+              <w:bottom w:type="dxa" w:w="60"/>
+              <w:right w:type="dxa" w:w="100"/>
+            </w:tcMar>
+          </w:tcPr>
+          <w:p>
+            <w:pPr>
+              <w:spacing w:after="0" w:line="260"/>
+            </w:pPr>
+            <w:r>
+              <w:rPr>
+                <w:b w:val="false"/>
+                <w:bCs w:val="false"/>
+                <w:color w:val="C00000"/>
+                <w:sz w:val="20"/>
+                <w:szCs w:val="20"/>
+              </w:rPr>
+              <w:t xml:space="preserve">Wovon wir im ersten Jahr leben — schriftlich, mit Betrag und Dauer</w:t>
+            </w:r>
+          </w:p>
+        </w:tc>
+        <w:tc>
+          <w:tcPr>
+            <w:tcW w:type="dxa" w:w="1700"/>
+            <w:tcMar>
+              <w:top w:type="dxa" w:w="60"/>
+              <w:left w:type="dxa" w:w="100"/>
+              <w:bottom w:type="dxa" w:w="60"/>
+              <w:right w:type="dxa" w:w="100"/>
+            </w:tcMar>
+          </w:tcPr>
+          <w:p>
+            <w:pPr>
+              <w:spacing w:after="0" w:line="260"/>
+            </w:pPr>
+            <w:r>
+              <w:rPr>
+                <w:b w:val="false"/>
+                <w:bCs w:val="false"/>
+                <w:color w:val="C00000"/>
+                <w:sz w:val="20"/>
+                <w:szCs w:val="20"/>
+              </w:rPr>
+              <w:t xml:space="preserve">K+Y</w:t>
+            </w:r>
+          </w:p>
+        </w:tc>
+      </w:tr>
+      <w:tr>
+        <w:tc>
+          <w:tcPr>
+            <w:tcW w:type="dxa" w:w="900"/>
+            <w:tcMar>
+              <w:top w:type="dxa" w:w="60"/>
+              <w:left w:type="dxa" w:w="100"/>
+              <w:bottom w:type="dxa" w:w="60"/>
+              <w:right w:type="dxa" w:w="100"/>
+            </w:tcMar>
+          </w:tcPr>
+          <w:p>
+            <w:pPr>
+              <w:spacing w:after="0" w:line="260"/>
+            </w:pPr>
+            <w:r>
+              <w:rPr>
+                <w:b w:val="false"/>
+                <w:bCs w:val="false"/>
+                <w:color w:val="C00000"/>
+                <w:sz w:val="20"/>
+                <w:szCs w:val="20"/>
+              </w:rPr>
+              <w:t xml:space="preserve">10.3</w:t>
+            </w:r>
+          </w:p>
+        </w:tc>
+        <w:tc>
+          <w:tcPr>
+            <w:tcW w:type="dxa" w:w="6400"/>
+            <w:tcMar>
+              <w:top w:type="dxa" w:w="60"/>
+              <w:left w:type="dxa" w:w="100"/>
+              <w:bottom w:type="dxa" w:w="60"/>
+              <w:right w:type="dxa" w:w="100"/>
+            </w:tcMar>
+          </w:tcPr>
+          <w:p>
+            <w:pPr>
+              <w:spacing w:after="0" w:line="260"/>
+            </w:pPr>
+            <w:r>
+              <w:rPr>
+                <w:b w:val="false"/>
+                <w:bCs w:val="false"/>
+                <w:color w:val="C00000"/>
+                <w:sz w:val="20"/>
+                <w:szCs w:val="20"/>
+              </w:rPr>
+              <w:t xml:space="preserve">Konversionsannahmen sind ungeprüft und durch keine Quelle gedeckt</w:t>
+            </w:r>
+          </w:p>
+        </w:tc>
+        <w:tc>
+          <w:tcPr>
+            <w:tcW w:type="dxa" w:w="1700"/>
+            <w:tcMar>
+              <w:top w:type="dxa" w:w="60"/>
+              <w:left w:type="dxa" w:w="100"/>
+              <w:bottom w:type="dxa" w:w="60"/>
+              <w:right w:type="dxa" w:w="100"/>
+            </w:tcMar>
+          </w:tcPr>
+          <w:p>
+            <w:pPr>
+              <w:spacing w:after="0" w:line="260"/>
+            </w:pPr>
+            <w:r>
+              <w:rPr>
+                <w:b w:val="false"/>
+                <w:bCs w:val="false"/>
+                <w:color w:val="C00000"/>
+                <w:sz w:val="20"/>
+                <w:szCs w:val="20"/>
+              </w:rPr>
+              <w:t xml:space="preserve">K+Y</w:t>
+            </w:r>
+          </w:p>
+        </w:tc>
+      </w:tr>
+      <w:tr>
+        <w:tc>
+          <w:tcPr>
+            <w:tcW w:type="dxa" w:w="900"/>
+            <w:tcMar>
+              <w:top w:type="dxa" w:w="60"/>
+              <w:left w:type="dxa" w:w="100"/>
+              <w:bottom w:type="dxa" w:w="60"/>
+              <w:right w:type="dxa" w:w="100"/>
+            </w:tcMar>
+          </w:tcPr>
+          <w:p>
+            <w:pPr>
+              <w:spacing w:after="0" w:line="260"/>
+            </w:pPr>
+            <w:r>
+              <w:rPr>
+                <w:b w:val="false"/>
+                <w:bCs w:val="false"/>
+                <w:color w:val="C00000"/>
+                <w:sz w:val="20"/>
+                <w:szCs w:val="20"/>
+              </w:rPr>
+              <w:t xml:space="preserve">10.4</w:t>
+            </w:r>
+          </w:p>
+        </w:tc>
+        <w:tc>
+          <w:tcPr>
+            <w:tcW w:type="dxa" w:w="6400"/>
+            <w:tcMar>
+              <w:top w:type="dxa" w:w="60"/>
+              <w:left w:type="dxa" w:w="100"/>
+              <w:bottom w:type="dxa" w:w="60"/>
+              <w:right w:type="dxa" w:w="100"/>
+            </w:tcMar>
+          </w:tcPr>
+          <w:p>
+            <w:pPr>
+              <w:spacing w:after="0" w:line="260"/>
+            </w:pPr>
+            <w:r>
+              <w:rPr>
+                <w:b w:val="false"/>
+                <w:bCs w:val="false"/>
+                <w:color w:val="C00000"/>
+                <w:sz w:val="20"/>
+                <w:szCs w:val="20"/>
+              </w:rPr>
+              <w:t xml:space="preserve">Betreuungsbestand trägt bei jetziger Rate erst nach fünf Jahren</w:t>
+            </w:r>
+          </w:p>
+        </w:tc>
+        <w:tc>
+          <w:tcPr>
+            <w:tcW w:type="dxa" w:w="1700"/>
+            <w:tcMar>
+              <w:top w:type="dxa" w:w="60"/>
+              <w:left w:type="dxa" w:w="100"/>
+              <w:bottom w:type="dxa" w:w="60"/>
+              <w:right w:type="dxa" w:w="100"/>
+            </w:tcMar>
+          </w:tcPr>
+          <w:p>
+            <w:pPr>
+              <w:spacing w:after="0" w:line="260"/>
+            </w:pPr>
+            <w:r>
+              <w:rPr>
+                <w:b w:val="false"/>
+                <w:bCs w:val="false"/>
+                <w:color w:val="C00000"/>
+                <w:sz w:val="20"/>
+                <w:szCs w:val="20"/>
+              </w:rPr>
+              <w:t xml:space="preserve">K+Y</w:t>
+            </w:r>
+          </w:p>
+        </w:tc>
+      </w:tr>
+      <w:tr>
+        <w:tc>
+          <w:tcPr>
+            <w:tcW w:type="dxa" w:w="900"/>
+            <w:tcMar>
+              <w:top w:type="dxa" w:w="60"/>
+              <w:left w:type="dxa" w:w="100"/>
+              <w:bottom w:type="dxa" w:w="60"/>
+              <w:right w:type="dxa" w:w="100"/>
+            </w:tcMar>
+          </w:tcPr>
+          <w:p>
+            <w:pPr>
+              <w:spacing w:after="0" w:line="260"/>
+            </w:pPr>
+            <w:r>
+              <w:rPr>
+                <w:b w:val="false"/>
+                <w:bCs w:val="false"/>
+                <w:color w:val="C00000"/>
+                <w:sz w:val="20"/>
+                <w:szCs w:val="20"/>
+              </w:rPr>
+              <w:t xml:space="preserve">12</w:t>
+            </w:r>
+          </w:p>
+        </w:tc>
+        <w:tc>
+          <w:tcPr>
+            <w:tcW w:type="dxa" w:w="6400"/>
+            <w:tcMar>
+              <w:top w:type="dxa" w:w="60"/>
+              <w:left w:type="dxa" w:w="100"/>
+              <w:bottom w:type="dxa" w:w="60"/>
+              <w:right w:type="dxa" w:w="100"/>
+            </w:tcMar>
+          </w:tcPr>
+          <w:p>
+            <w:pPr>
+              <w:spacing w:after="0" w:line="260"/>
+            </w:pPr>
+            <w:r>
+              <w:rPr>
+                <w:b w:val="false"/>
+                <w:bCs w:val="false"/>
+                <w:color w:val="C00000"/>
+                <w:sz w:val="20"/>
+                <w:szCs w:val="20"/>
+              </w:rPr>
+              <w:t xml:space="preserve">Verfügbare Wochenstunden, feste Tage und Uhrzeiten — der wichtigste offene Punkt</w:t>
+            </w:r>
+          </w:p>
+        </w:tc>
+        <w:tc>
+          <w:tcPr>
+            <w:tcW w:type="dxa" w:w="1700"/>
+            <w:tcMar>
+              <w:top w:type="dxa" w:w="60"/>
+              <w:left w:type="dxa" w:w="100"/>
+              <w:bottom w:type="dxa" w:w="60"/>
+              <w:right w:type="dxa" w:w="100"/>
+            </w:tcMar>
+          </w:tcPr>
+          <w:p>
+            <w:pPr>
+              <w:spacing w:after="0" w:line="260"/>
+            </w:pPr>
+            <w:r>
+              <w:rPr>
+                <w:b w:val="false"/>
+                <w:bCs w:val="false"/>
+                <w:color w:val="C00000"/>
+                <w:sz w:val="20"/>
+                <w:szCs w:val="20"/>
+              </w:rPr>
+              <w:t xml:space="preserve">K+Y</w:t>
+            </w:r>
+          </w:p>
+        </w:tc>
+      </w:tr>
+      <w:tr>
+        <w:tc>
+          <w:tcPr>
+            <w:tcW w:type="dxa" w:w="900"/>
+            <w:tcMar>
+              <w:top w:type="dxa" w:w="60"/>
+              <w:left w:type="dxa" w:w="100"/>
+              <w:bottom w:type="dxa" w:w="60"/>
+              <w:right w:type="dxa" w:w="100"/>
+            </w:tcMar>
+          </w:tcPr>
+          <w:p>
+            <w:pPr>
+              <w:spacing w:after="0" w:line="260"/>
+            </w:pPr>
+            <w:r>
+              <w:rPr>
+                <w:b w:val="false"/>
+                <w:bCs w:val="false"/>
+                <w:color w:val="C00000"/>
+                <w:sz w:val="20"/>
+                <w:szCs w:val="20"/>
+              </w:rPr>
+              <w:t xml:space="preserve">12</w:t>
+            </w:r>
+          </w:p>
+        </w:tc>
+        <w:tc>
+          <w:tcPr>
+            <w:tcW w:type="dxa" w:w="6400"/>
+            <w:tcMar>
+              <w:top w:type="dxa" w:w="60"/>
+              <w:left w:type="dxa" w:w="100"/>
+              <w:bottom w:type="dxa" w:w="60"/>
+              <w:right w:type="dxa" w:w="100"/>
+            </w:tcMar>
+          </w:tcPr>
+          <w:p>
+            <w:pPr>
+              <w:spacing w:after="0" w:line="260"/>
+            </w:pPr>
+            <w:r>
+              <w:rPr>
+                <w:b w:val="false"/>
+                <w:bCs w:val="false"/>
+                <w:color w:val="C00000"/>
+                <w:sz w:val="20"/>
+                <w:szCs w:val="20"/>
+              </w:rPr>
+              <w:t xml:space="preserve">Ausfall einer Person: produzieren kann nur Kira</w:t>
+            </w:r>
+          </w:p>
+        </w:tc>
+        <w:tc>
+          <w:tcPr>
+            <w:tcW w:type="dxa" w:w="1700"/>
+            <w:tcMar>
+              <w:top w:type="dxa" w:w="60"/>
+              <w:left w:type="dxa" w:w="100"/>
+              <w:bottom w:type="dxa" w:w="60"/>
+              <w:right w:type="dxa" w:w="100"/>
+            </w:tcMar>
+          </w:tcPr>
+          <w:p>
+            <w:pPr>
+              <w:spacing w:after="0" w:line="260"/>
+            </w:pPr>
+            <w:r>
+              <w:rPr>
+                <w:b w:val="false"/>
+                <w:bCs w:val="false"/>
+                <w:color w:val="C00000"/>
+                <w:sz w:val="20"/>
+                <w:szCs w:val="20"/>
+              </w:rPr>
+              <w:t xml:space="preserve">K</w:t>
+            </w:r>
+          </w:p>
+        </w:tc>
+      </w:tr>
+      <w:tr>
+        <w:tc>
+          <w:tcPr>
+            <w:tcW w:type="dxa" w:w="900"/>
+            <w:tcMar>
+              <w:top w:type="dxa" w:w="60"/>
+              <w:left w:type="dxa" w:w="100"/>
+              <w:bottom w:type="dxa" w:w="60"/>
+              <w:right w:type="dxa" w:w="100"/>
+            </w:tcMar>
+          </w:tcPr>
+          <w:p>
+            <w:pPr>
+              <w:spacing w:after="0" w:line="260"/>
+            </w:pPr>
+            <w:r>
+              <w:rPr>
+                <w:b w:val="false"/>
+                <w:bCs w:val="false"/>
+                <w:color w:val="C00000"/>
+                <w:sz w:val="20"/>
+                <w:szCs w:val="20"/>
+              </w:rPr>
+              <w:t xml:space="preserve">13.2</w:t>
+            </w:r>
+          </w:p>
+        </w:tc>
+        <w:tc>
+          <w:tcPr>
+            <w:tcW w:type="dxa" w:w="6400"/>
+            <w:tcMar>
+              <w:top w:type="dxa" w:w="60"/>
+              <w:left w:type="dxa" w:w="100"/>
+              <w:bottom w:type="dxa" w:w="60"/>
+              <w:right w:type="dxa" w:w="100"/>
+            </w:tcMar>
+          </w:tcPr>
+          <w:p>
+            <w:pPr>
+              <w:spacing w:after="0" w:line="260"/>
+            </w:pPr>
+            <w:r>
+              <w:rPr>
+                <w:b w:val="false"/>
+                <w:bCs w:val="false"/>
+                <w:color w:val="C00000"/>
+                <w:sz w:val="20"/>
+                <w:szCs w:val="20"/>
+              </w:rPr>
+              <w:t xml:space="preserve">Verzicht auf § 19 UStG prüfen — bindet fünf Jahre, bringt Vorsteuerabzug</w:t>
+            </w:r>
+          </w:p>
+        </w:tc>
+        <w:tc>
+          <w:tcPr>
+            <w:tcW w:type="dxa" w:w="1700"/>
+            <w:tcMar>
+              <w:top w:type="dxa" w:w="60"/>
+              <w:left w:type="dxa" w:w="100"/>
+              <w:bottom w:type="dxa" w:w="60"/>
+              <w:right w:type="dxa" w:w="100"/>
+            </w:tcMar>
+          </w:tcPr>
+          <w:p>
+            <w:pPr>
+              <w:spacing w:after="0" w:line="260"/>
+            </w:pPr>
+            <w:r>
+              <w:rPr>
+                <w:b w:val="false"/>
+                <w:bCs w:val="false"/>
+                <w:color w:val="C00000"/>
+                <w:sz w:val="20"/>
+                <w:szCs w:val="20"/>
+              </w:rPr>
+              <w:t xml:space="preserve">Y</w:t>
+            </w:r>
+          </w:p>
+        </w:tc>
+      </w:tr>
+      <w:tr>
+        <w:tc>
+          <w:tcPr>
+            <w:tcW w:type="dxa" w:w="900"/>
+            <w:tcMar>
+              <w:top w:type="dxa" w:w="60"/>
+              <w:left w:type="dxa" w:w="100"/>
+              <w:bottom w:type="dxa" w:w="60"/>
+              <w:right w:type="dxa" w:w="100"/>
+            </w:tcMar>
+          </w:tcPr>
+          <w:p>
+            <w:pPr>
+              <w:spacing w:after="0" w:line="260"/>
+            </w:pPr>
+            <w:r>
+              <w:rPr>
+                <w:b w:val="false"/>
+                <w:bCs w:val="false"/>
+                <w:color w:val="C00000"/>
+                <w:sz w:val="20"/>
+                <w:szCs w:val="20"/>
+              </w:rPr>
+              <w:t xml:space="preserve">13.4</w:t>
+            </w:r>
+          </w:p>
+        </w:tc>
+        <w:tc>
+          <w:tcPr>
+            <w:tcW w:type="dxa" w:w="6400"/>
+            <w:tcMar>
+              <w:top w:type="dxa" w:w="60"/>
+              <w:left w:type="dxa" w:w="100"/>
+              <w:bottom w:type="dxa" w:w="60"/>
+              <w:right w:type="dxa" w:w="100"/>
+            </w:tcMar>
+          </w:tcPr>
+          <w:p>
+            <w:pPr>
+              <w:spacing w:after="0" w:line="260"/>
+            </w:pPr>
+            <w:r>
+              <w:rPr>
+                <w:b w:val="false"/>
+                <w:bCs w:val="false"/>
+                <w:color w:val="C00000"/>
+                <w:sz w:val="20"/>
+                <w:szCs w:val="20"/>
+              </w:rPr>
+              <w:t xml:space="preserve">Claude/Anthropic: Vertrag nach Art. 28 DSGVO. Voraussetzung für das erste Projekt</w:t>
+            </w:r>
+          </w:p>
+        </w:tc>
+        <w:tc>
+          <w:tcPr>
+            <w:tcW w:type="dxa" w:w="1700"/>
+            <w:tcMar>
+              <w:top w:type="dxa" w:w="60"/>
+              <w:left w:type="dxa" w:w="100"/>
+              <w:bottom w:type="dxa" w:w="60"/>
+              <w:right w:type="dxa" w:w="100"/>
+            </w:tcMar>
+          </w:tcPr>
+          <w:p>
+            <w:pPr>
+              <w:spacing w:after="0" w:line="260"/>
+            </w:pPr>
+            <w:r>
+              <w:rPr>
+                <w:b w:val="false"/>
+                <w:bCs w:val="false"/>
+                <w:color w:val="C00000"/>
+                <w:sz w:val="20"/>
+                <w:szCs w:val="20"/>
+              </w:rPr>
+              <w:t xml:space="preserve">K</w:t>
+            </w:r>
+          </w:p>
+        </w:tc>
+      </w:tr>
+      <w:tr>
+        <w:tc>
+          <w:tcPr>
+            <w:tcW w:type="dxa" w:w="900"/>
+            <w:tcMar>
+              <w:top w:type="dxa" w:w="60"/>
+              <w:left w:type="dxa" w:w="100"/>
+              <w:bottom w:type="dxa" w:w="60"/>
+              <w:right w:type="dxa" w:w="100"/>
+            </w:tcMar>
+          </w:tcPr>
+          <w:p>
+            <w:pPr>
+              <w:spacing w:after="0" w:line="260"/>
+            </w:pPr>
+            <w:r>
+              <w:rPr>
+                <w:b w:val="false"/>
+                <w:bCs w:val="false"/>
+                <w:color w:val="C00000"/>
+                <w:sz w:val="20"/>
+                <w:szCs w:val="20"/>
+              </w:rPr>
+              <w:t xml:space="preserve">13.4</w:t>
+            </w:r>
+          </w:p>
+        </w:tc>
+        <w:tc>
+          <w:tcPr>
+            <w:tcW w:type="dxa" w:w="6400"/>
+            <w:tcMar>
+              <w:top w:type="dxa" w:w="60"/>
+              <w:left w:type="dxa" w:w="100"/>
+              <w:bottom w:type="dxa" w:w="60"/>
+              <w:right w:type="dxa" w:w="100"/>
+            </w:tcMar>
+          </w:tcPr>
+          <w:p>
+            <w:pPr>
+              <w:spacing w:after="0" w:line="260"/>
+            </w:pPr>
+            <w:r>
+              <w:rPr>
+                <w:b w:val="false"/>
+                <w:bCs w:val="false"/>
+                <w:color w:val="C00000"/>
+                <w:sz w:val="20"/>
+                <w:szCs w:val="20"/>
+              </w:rPr>
+              <w:t xml:space="preserve">Barrierefreiheit: Betroffenheit nach dem BFSG klären</w:t>
+            </w:r>
+          </w:p>
+        </w:tc>
+        <w:tc>
+          <w:tcPr>
+            <w:tcW w:type="dxa" w:w="1700"/>
+            <w:tcMar>
+              <w:top w:type="dxa" w:w="60"/>
+              <w:left w:type="dxa" w:w="100"/>
+              <w:bottom w:type="dxa" w:w="60"/>
+              <w:right w:type="dxa" w:w="100"/>
+            </w:tcMar>
+          </w:tcPr>
+          <w:p>
+            <w:pPr>
+              <w:spacing w:after="0" w:line="260"/>
+            </w:pPr>
+            <w:r>
+              <w:rPr>
+                <w:b w:val="false"/>
+                <w:bCs w:val="false"/>
+                <w:color w:val="C00000"/>
+                <w:sz w:val="20"/>
+                <w:szCs w:val="20"/>
+              </w:rPr>
+              <w:t xml:space="preserve">K</w:t>
+            </w:r>
+          </w:p>
+        </w:tc>
+      </w:tr>
+      <w:tr>
+        <w:tc>
+          <w:tcPr>
+            <w:tcW w:type="dxa" w:w="900"/>
+            <w:tcMar>
+              <w:top w:type="dxa" w:w="60"/>
+              <w:left w:type="dxa" w:w="100"/>
+              <w:bottom w:type="dxa" w:w="60"/>
+              <w:right w:type="dxa" w:w="100"/>
+            </w:tcMar>
+          </w:tcPr>
+          <w:p>
+            <w:pPr>
+              <w:spacing w:after="0" w:line="260"/>
+            </w:pPr>
+            <w:r>
+              <w:rPr>
+                <w:b w:val="false"/>
+                <w:bCs w:val="false"/>
+                <w:color w:val="C00000"/>
+                <w:sz w:val="20"/>
+                <w:szCs w:val="20"/>
+              </w:rPr>
+              <w:t xml:space="preserve">13.5</w:t>
+            </w:r>
+          </w:p>
+        </w:tc>
+        <w:tc>
+          <w:tcPr>
+            <w:tcW w:type="dxa" w:w="6400"/>
+            <w:tcMar>
+              <w:top w:type="dxa" w:w="60"/>
+              <w:left w:type="dxa" w:w="100"/>
+              <w:bottom w:type="dxa" w:w="60"/>
+              <w:right w:type="dxa" w:w="100"/>
+            </w:tcMar>
+          </w:tcPr>
+          <w:p>
+            <w:pPr>
+              <w:spacing w:after="0" w:line="260"/>
+            </w:pPr>
+            <w:r>
+              <w:rPr>
+                <w:b w:val="false"/>
+                <w:bCs w:val="false"/>
+                <w:color w:val="C00000"/>
+                <w:sz w:val="20"/>
+                <w:szCs w:val="20"/>
+              </w:rPr>
+              <w:t xml:space="preserve">KSK-Aufnahme unsicher, rückwirkende Beitragsnachforderung möglich</w:t>
+            </w:r>
+          </w:p>
+        </w:tc>
+        <w:tc>
+          <w:tcPr>
+            <w:tcW w:type="dxa" w:w="1700"/>
+            <w:tcMar>
+              <w:top w:type="dxa" w:w="60"/>
+              <w:left w:type="dxa" w:w="100"/>
+              <w:bottom w:type="dxa" w:w="60"/>
+              <w:right w:type="dxa" w:w="100"/>
+            </w:tcMar>
+          </w:tcPr>
+          <w:p>
+            <w:pPr>
+              <w:spacing w:after="0" w:line="260"/>
+            </w:pPr>
+            <w:r>
+              <w:rPr>
+                <w:b w:val="false"/>
+                <w:bCs w:val="false"/>
+                <w:color w:val="C00000"/>
+                <w:sz w:val="20"/>
+                <w:szCs w:val="20"/>
+              </w:rPr>
+              <w:t xml:space="preserve">Y</w:t>
+            </w:r>
+          </w:p>
+        </w:tc>
+      </w:tr>
+      <w:tr>
+        <w:tc>
+          <w:tcPr>
+            <w:tcW w:type="dxa" w:w="900"/>
+            <w:tcMar>
+              <w:top w:type="dxa" w:w="60"/>
+              <w:left w:type="dxa" w:w="100"/>
+              <w:bottom w:type="dxa" w:w="60"/>
+              <w:right w:type="dxa" w:w="100"/>
+            </w:tcMar>
+          </w:tcPr>
+          <w:p>
+            <w:pPr>
+              <w:spacing w:after="0" w:line="260"/>
+            </w:pPr>
+            <w:r>
+              <w:rPr>
+                <w:b/>
+                <w:bCs/>
+                <w:color w:val="C00000"/>
+                <w:sz w:val="20"/>
+                <w:szCs w:val="20"/>
+              </w:rPr>
+              <w:t xml:space="preserve">Anhang B</w:t>
+            </w:r>
+          </w:p>
+        </w:tc>
+        <w:tc>
+          <w:tcPr>
+            <w:tcW w:type="dxa" w:w="6400"/>
+            <w:tcMar>
+              <w:top w:type="dxa" w:w="60"/>
+              <w:left w:type="dxa" w:w="100"/>
+              <w:bottom w:type="dxa" w:w="60"/>
+              <w:right w:type="dxa" w:w="100"/>
+            </w:tcMar>
+          </w:tcPr>
+          <w:p>
+            <w:pPr>
+              <w:spacing w:after="0" w:line="260"/>
+            </w:pPr>
+            <w:r>
+              <w:rPr>
+                <w:b/>
+                <w:bCs/>
+                <w:color w:val="C00000"/>
+                <w:sz w:val="20"/>
+                <w:szCs w:val="20"/>
+              </w:rPr>
+              <w:t xml:space="preserve">Ladungsfähige Anschrift — blockiert alle elf fertigen Checks</w:t>
+            </w:r>
+          </w:p>
+        </w:tc>
+        <w:tc>
+          <w:tcPr>
+            <w:tcW w:type="dxa" w:w="1700"/>
+            <w:tcMar>
+              <w:top w:type="dxa" w:w="60"/>
+              <w:left w:type="dxa" w:w="100"/>
+              <w:bottom w:type="dxa" w:w="60"/>
+              <w:right w:type="dxa" w:w="100"/>
+            </w:tcMar>
+          </w:tcPr>
+          <w:p>
+            <w:pPr>
+              <w:spacing w:after="0" w:line="260"/>
+            </w:pPr>
+            <w:r>
+              <w:rPr>
+                <w:b/>
+                <w:bCs/>
+                <w:color w:val="C00000"/>
+                <w:sz w:val="20"/>
+                <w:szCs w:val="20"/>
+              </w:rPr>
+              <w:t xml:space="preserve">K+Y</w:t>
+            </w:r>
+          </w:p>
+        </w:tc>
+      </w:tr>
+    </w:tbl>
+    <w:p>
+      <w:pPr>
+        <w:spacing w:after="120"/>
+      </w:pPr>
+    </w:p>
+    <w:p>
+      <w:pPr>
+        <w:spacing w:after="160" w:line="276"/>
+      </w:pPr>
+      <w:r>
+        <w:rPr>
+          <w:b w:val="false"/>
+          <w:bCs w:val="false"/>
+          <w:i w:val="false"/>
+          <w:iCs w:val="false"/>
+          <w:color w:val="0070C0"/>
+          <w:sz w:val="22"/>
+          <w:szCs w:val="22"/>
+        </w:rPr>
+        <w:t xml:space="preserve">Blau gesetzt ist alles, was im Gespräch vom 16./17.08.2026 neu hinzugekommen ist — das ist rund ein Drittel dieses Dokuments und steht nicht in dieser Übersicht, weil es sonst eine zweite Fassung des Konzepts wäre.</w:t>
+      </w:r>
     </w:p>
     <w:p>
       <w:pPr>

--- a/studie/word/Webgewerk-Unternehmenskonzept.docx
+++ b/studie/word/Webgewerk-Unternehmenskonzept.docx
@@ -956,7 +956,7 @@
               <w:rPr>
                 <w:b w:val="false"/>
                 <w:bCs w:val="false"/>
-                <w:color w:val="C00000"/>
+                <w:color w:val="0070C0"/>
                 <w:sz w:val="20"/>
                 <w:szCs w:val="20"/>
               </w:rPr>
@@ -982,11 +982,11 @@
               <w:rPr>
                 <w:b w:val="false"/>
                 <w:bCs w:val="false"/>
-                <w:color w:val="C00000"/>
-                <w:sz w:val="20"/>
-                <w:szCs w:val="20"/>
-              </w:rPr>
-              <w:t xml:space="preserve">Was der Kunde selbst bedienen kann: drei Wege, noch nicht entschieden</w:t>
+                <w:color w:val="0070C0"/>
+                <w:sz w:val="20"/>
+                <w:szCs w:val="20"/>
+              </w:rPr>
+              <w:t xml:space="preserve">Pflegebereich und Kontaktformular sind entschieden und gebaut — offen bleibt nur der erste Mailversand auf echtem Hosting</w:t>
             </w:r>
           </w:p>
         </w:tc>
@@ -1008,91 +1008,11 @@
               <w:rPr>
                 <w:b w:val="false"/>
                 <w:bCs w:val="false"/>
-                <w:color w:val="C00000"/>
-                <w:sz w:val="20"/>
-                <w:szCs w:val="20"/>
-              </w:rPr>
-              <w:t xml:space="preserve">K</w:t>
-            </w:r>
-          </w:p>
-        </w:tc>
-      </w:tr>
-      <w:tr>
-        <w:tc>
-          <w:tcPr>
-            <w:tcW w:type="dxa" w:w="900"/>
-            <w:tcMar>
-              <w:top w:type="dxa" w:w="60"/>
-              <w:left w:type="dxa" w:w="100"/>
-              <w:bottom w:type="dxa" w:w="60"/>
-              <w:right w:type="dxa" w:w="100"/>
-            </w:tcMar>
-          </w:tcPr>
-          <w:p>
-            <w:pPr>
-              <w:spacing w:after="0" w:line="260"/>
-            </w:pPr>
-            <w:r>
-              <w:rPr>
-                <w:b w:val="false"/>
-                <w:bCs w:val="false"/>
-                <w:color w:val="C00000"/>
-                <w:sz w:val="20"/>
-                <w:szCs w:val="20"/>
-              </w:rPr>
-              <w:t xml:space="preserve">7.1</w:t>
-            </w:r>
-          </w:p>
-        </w:tc>
-        <w:tc>
-          <w:tcPr>
-            <w:tcW w:type="dxa" w:w="6400"/>
-            <w:tcMar>
-              <w:top w:type="dxa" w:w="60"/>
-              <w:left w:type="dxa" w:w="100"/>
-              <w:bottom w:type="dxa" w:w="60"/>
-              <w:right w:type="dxa" w:w="100"/>
-            </w:tcMar>
-          </w:tcPr>
-          <w:p>
-            <w:pPr>
-              <w:spacing w:after="0" w:line="260"/>
-            </w:pPr>
-            <w:r>
-              <w:rPr>
-                <w:b w:val="false"/>
-                <w:bCs w:val="false"/>
-                <w:color w:val="C00000"/>
-                <w:sz w:val="20"/>
-                <w:szCs w:val="20"/>
-              </w:rPr>
-              <w:t xml:space="preserve">Kontaktformular — ohne Entscheidung ist kein Projekt auslieferbar</w:t>
-            </w:r>
-          </w:p>
-        </w:tc>
-        <w:tc>
-          <w:tcPr>
-            <w:tcW w:type="dxa" w:w="1700"/>
-            <w:tcMar>
-              <w:top w:type="dxa" w:w="60"/>
-              <w:left w:type="dxa" w:w="100"/>
-              <w:bottom w:type="dxa" w:w="60"/>
-              <w:right w:type="dxa" w:w="100"/>
-            </w:tcMar>
-          </w:tcPr>
-          <w:p>
-            <w:pPr>
-              <w:spacing w:after="0" w:line="260"/>
-            </w:pPr>
-            <w:r>
-              <w:rPr>
-                <w:b w:val="false"/>
-                <w:bCs w:val="false"/>
-                <w:color w:val="C00000"/>
-                <w:sz w:val="20"/>
-                <w:szCs w:val="20"/>
-              </w:rPr>
-              <w:t xml:space="preserve">K</w:t>
+                <w:color w:val="0070C0"/>
+                <w:sz w:val="20"/>
+                <w:szCs w:val="20"/>
+              </w:rPr>
+              <w:t xml:space="preserve">K+Y</w:t>
             </w:r>
           </w:p>
         </w:tc>
@@ -6247,11 +6167,45 @@
           <w:bCs w:val="false"/>
           <w:i w:val="false"/>
           <w:iCs w:val="false"/>
-          <w:color w:val="C00000"/>
-          <w:sz w:val="22"/>
-          <w:szCs w:val="22"/>
-        </w:rPr>
-        <w:t xml:space="preserve">Offen — Kira, vor dem ersten Pilotprojekt: Welcher von drei Wegen es wird, ist nicht entschieden. Der Weg hängt technisch mit dem Kontaktformular zusammen — beides braucht dieselbe Sorte kleinen Endpunkt beim Hoster des Kunden. Zusammen entscheiden, nicht getrennt. Betroffen sind außerdem der Änderungsumfang der Betreuung, das Abhängigkeitsargument im Verkauf und die Anforderung an das Hosting.</w:t>
+          <w:color w:val="0070C0"/>
+          <w:sz w:val="22"/>
+          <w:szCs w:val="22"/>
+        </w:rPr>
+        <w:t xml:space="preserve">Entschieden am 19.08., gebaut und geprüft: Es wird der eigene kleine Endpunkt beim Hoster des Kunden — drei PHP-Dateien, kein Fremddienst, keine Datenbank, keine laufenden Kosten. Im HTML wird eine änderbare Stelle zwischen zwei Markierungen gesetzt; der Pflegebereich zeigt sie dem Kunden als beschriftetes Formularfeld und schreibt den neuen Text an dieselbe Stelle zurück. Das HTML drumherum bekommt er nie zu sehen. Wird die Telefonnummer geändert, wird der anklickbare Verweis mitgezogen.</w:t>
+      </w:r>
+    </w:p>
+    <w:p>
+      <w:pPr>
+        <w:spacing w:after="160" w:line="276"/>
+      </w:pPr>
+      <w:r>
+        <w:rPr>
+          <w:b w:val="false"/>
+          <w:bCs w:val="false"/>
+          <w:i w:val="false"/>
+          <w:iCs w:val="false"/>
+          <w:color w:val="0070C0"/>
+          <w:sz w:val="22"/>
+          <w:szCs w:val="22"/>
+        </w:rPr>
+        <w:t xml:space="preserve">Dieselbe Entscheidung löst das Kontaktformular, weil es dieselbe Sorte Datei ist: Die Anfrage geht direkt in das Postfach des Betriebs. Kein Formulardienst, kein weiterer AV-Vertrag, kein weiterer Anbieter in der Datenschutzerklärung. Gegen Spam zwei unsichtbare Fallen statt eines Captchas. Damit ist Prüfpunkt 6 auf unseren eigenen Seiten erfüllbar.</w:t>
+      </w:r>
+    </w:p>
+    <w:p>
+      <w:pPr>
+        <w:spacing w:after="160" w:line="276"/>
+      </w:pPr>
+      <w:r>
+        <w:rPr>
+          <w:b w:val="false"/>
+          <w:bCs w:val="false"/>
+          <w:i w:val="false"/>
+          <w:iCs w:val="false"/>
+          <w:color w:val="0070C0"/>
+          <w:sz w:val="22"/>
+          <w:szCs w:val="22"/>
+        </w:rPr>
+        <w:t xml:space="preserve">Was das verschiebt: Der Betreuungsumfang von bis zu zwei Änderungen im Monat verliert an Gewicht, weil Öffnungszeiten, Telefonnummer, Stellenanzeige und Hinweise der Kunde selbst ändert. Das Abhängigkeitsargument im Verkauf wird stärker. Die Anforderung an das Hosting wächst um einen Punkt: Es muss PHP können. Alle üblichen Tarife können das.</w:t>
       </w:r>
     </w:p>
     <w:p>
@@ -6268,7 +6222,7 @@
           <w:sz w:val="22"/>
           <w:szCs w:val="22"/>
         </w:rPr>
-        <w:t xml:space="preserve">Offen — Kira, vor dem ersten Pilotprojekt: Kontaktformular. Eine statische Seite hat keinen Server. Es braucht einen Formulardienst mit EU-Serverstandort und AV-Vertrag oder einen eigenen kleinen Endpunkt. Bis das entschieden ist, ist kein Projekt auslieferbar — der Kontaktweg ist Prüfpunkt 6 unseres eigenen Katalogs.</w:t>
+        <w:t xml:space="preserve">Geprüft: Felder lesen, Speichern ohne Veränderung des umgebenden HTML, Sicherung vor jedem Speichern, Nachziehen des Telefonverweises, Anmeldung mit falschem und richtigem Passwort, beide Spamfallen. Nicht geprüft: der tatsächliche Mailversand — das geht erst auf echtem Hosting und ist der erste Test beim Pilotprojekt.</w:t>
       </w:r>
     </w:p>
     <w:p>

--- a/studie/word/Webgewerk-Unternehmenskonzept.docx
+++ b/studie/word/Webgewerk-Unternehmenskonzept.docx
@@ -191,7 +191,1963 @@
           <w:sz w:val="22"/>
           <w:szCs w:val="22"/>
         </w:rPr>
-        <w:t xml:space="preserve">Alle rot gesetzten Stellen auf einen Blick, damit man sie nicht suchen muss. Die Nummer ist der Abschnitt, in dem sie steht.</w:t>
+        <w:t xml:space="preserve">Alle rot gesetzten Stellen auf einen Blick, damit man sie nicht suchen muss. Die Nummer ist der Abschnitt, in dem sie steht; die Frist ist dieselbe wie in der Aufgabenliste. Beide Dokumente lesen dieselbe Datei — sie koennen nicht auseinanderlaufen.</w:t>
+      </w:r>
+    </w:p>
+    <w:tbl>
+      <w:tblPr>
+        <w:tblW w:type="dxa" w:w="9000"/>
+        <w:tblBorders>
+          <w:top w:val="single" w:color="auto" w:sz="4"/>
+          <w:left w:val="single" w:color="auto" w:sz="4"/>
+          <w:bottom w:val="single" w:color="auto" w:sz="4"/>
+          <w:right w:val="single" w:color="auto" w:sz="4"/>
+          <w:insideH w:val="single" w:color="auto" w:sz="4"/>
+          <w:insideV w:val="single" w:color="auto" w:sz="4"/>
+        </w:tblBorders>
+      </w:tblPr>
+      <w:tblGrid>
+        <w:gridCol w:w="900"/>
+        <w:gridCol w:w="5300"/>
+        <w:gridCol w:w="900"/>
+        <w:gridCol w:w="1900"/>
+      </w:tblGrid>
+      <w:tr>
+        <w:trPr>
+          <w:tblHeader/>
+        </w:trPr>
+        <w:tc>
+          <w:tcPr>
+            <w:tcW w:type="dxa" w:w="900"/>
+            <w:shd w:fill="F2F2F2" w:val="clear"/>
+            <w:tcMar>
+              <w:top w:type="dxa" w:w="60"/>
+              <w:left w:type="dxa" w:w="100"/>
+              <w:bottom w:type="dxa" w:w="60"/>
+              <w:right w:type="dxa" w:w="100"/>
+            </w:tcMar>
+          </w:tcPr>
+          <w:p>
+            <w:pPr>
+              <w:spacing w:after="0" w:line="260"/>
+            </w:pPr>
+            <w:r>
+              <w:rPr>
+                <w:b/>
+                <w:bCs/>
+                <w:color w:val="000000"/>
+                <w:sz w:val="20"/>
+                <w:szCs w:val="20"/>
+              </w:rPr>
+              <w:t xml:space="preserve">Wo</w:t>
+            </w:r>
+          </w:p>
+        </w:tc>
+        <w:tc>
+          <w:tcPr>
+            <w:tcW w:type="dxa" w:w="5300"/>
+            <w:shd w:fill="F2F2F2" w:val="clear"/>
+            <w:tcMar>
+              <w:top w:type="dxa" w:w="60"/>
+              <w:left w:type="dxa" w:w="100"/>
+              <w:bottom w:type="dxa" w:w="60"/>
+              <w:right w:type="dxa" w:w="100"/>
+            </w:tcMar>
+          </w:tcPr>
+          <w:p>
+            <w:pPr>
+              <w:spacing w:after="0" w:line="260"/>
+            </w:pPr>
+            <w:r>
+              <w:rPr>
+                <w:b/>
+                <w:bCs/>
+                <w:color w:val="000000"/>
+                <w:sz w:val="20"/>
+                <w:szCs w:val="20"/>
+              </w:rPr>
+              <w:t xml:space="preserve">Was offen ist</w:t>
+            </w:r>
+          </w:p>
+        </w:tc>
+        <w:tc>
+          <w:tcPr>
+            <w:tcW w:type="dxa" w:w="900"/>
+            <w:shd w:fill="F2F2F2" w:val="clear"/>
+            <w:tcMar>
+              <w:top w:type="dxa" w:w="60"/>
+              <w:left w:type="dxa" w:w="100"/>
+              <w:bottom w:type="dxa" w:w="60"/>
+              <w:right w:type="dxa" w:w="100"/>
+            </w:tcMar>
+          </w:tcPr>
+          <w:p>
+            <w:pPr>
+              <w:spacing w:after="0" w:line="260"/>
+            </w:pPr>
+            <w:r>
+              <w:rPr>
+                <w:b/>
+                <w:bCs/>
+                <w:color w:val="000000"/>
+                <w:sz w:val="20"/>
+                <w:szCs w:val="20"/>
+              </w:rPr>
+              <w:t xml:space="preserve">Wer</w:t>
+            </w:r>
+          </w:p>
+        </w:tc>
+        <w:tc>
+          <w:tcPr>
+            <w:tcW w:type="dxa" w:w="1900"/>
+            <w:shd w:fill="F2F2F2" w:val="clear"/>
+            <w:tcMar>
+              <w:top w:type="dxa" w:w="60"/>
+              <w:left w:type="dxa" w:w="100"/>
+              <w:bottom w:type="dxa" w:w="60"/>
+              <w:right w:type="dxa" w:w="100"/>
+            </w:tcMar>
+          </w:tcPr>
+          <w:p>
+            <w:pPr>
+              <w:spacing w:after="0" w:line="260"/>
+            </w:pPr>
+            <w:r>
+              <w:rPr>
+                <w:b/>
+                <w:bCs/>
+                <w:color w:val="000000"/>
+                <w:sz w:val="20"/>
+                <w:szCs w:val="20"/>
+              </w:rPr>
+              <w:t xml:space="preserve">Bis wann</w:t>
+            </w:r>
+          </w:p>
+        </w:tc>
+      </w:tr>
+      <w:tr>
+        <w:tc>
+          <w:tcPr>
+            <w:tcW w:type="dxa" w:w="900"/>
+            <w:tcMar>
+              <w:top w:type="dxa" w:w="60"/>
+              <w:left w:type="dxa" w:w="100"/>
+              <w:bottom w:type="dxa" w:w="60"/>
+              <w:right w:type="dxa" w:w="100"/>
+            </w:tcMar>
+          </w:tcPr>
+          <w:p>
+            <w:pPr>
+              <w:spacing w:after="0" w:line="260"/>
+            </w:pPr>
+            <w:r>
+              <w:rPr>
+                <w:b w:val="false"/>
+                <w:bCs w:val="false"/>
+                <w:color w:val="C00000"/>
+                <w:sz w:val="20"/>
+                <w:szCs w:val="20"/>
+              </w:rPr>
+              <w:t xml:space="preserve">1</w:t>
+            </w:r>
+          </w:p>
+        </w:tc>
+        <w:tc>
+          <w:tcPr>
+            <w:tcW w:type="dxa" w:w="5300"/>
+            <w:tcMar>
+              <w:top w:type="dxa" w:w="60"/>
+              <w:left w:type="dxa" w:w="100"/>
+              <w:bottom w:type="dxa" w:w="60"/>
+              <w:right w:type="dxa" w:w="100"/>
+            </w:tcMar>
+          </w:tcPr>
+          <w:p>
+            <w:pPr>
+              <w:spacing w:after="0" w:line="260"/>
+            </w:pPr>
+            <w:r>
+              <w:rPr>
+                <w:b w:val="false"/>
+                <w:bCs w:val="false"/>
+                <w:color w:val="C00000"/>
+                <w:sz w:val="20"/>
+                <w:szCs w:val="20"/>
+              </w:rPr>
+              <w:t xml:space="preserve">Klären: Betreuung 69 € oder 59 € im Monat</w:t>
+            </w:r>
+          </w:p>
+        </w:tc>
+        <w:tc>
+          <w:tcPr>
+            <w:tcW w:type="dxa" w:w="900"/>
+            <w:tcMar>
+              <w:top w:type="dxa" w:w="60"/>
+              <w:left w:type="dxa" w:w="100"/>
+              <w:bottom w:type="dxa" w:w="60"/>
+              <w:right w:type="dxa" w:w="100"/>
+            </w:tcMar>
+          </w:tcPr>
+          <w:p>
+            <w:pPr>
+              <w:spacing w:after="0" w:line="260"/>
+            </w:pPr>
+            <w:r>
+              <w:rPr>
+                <w:b w:val="false"/>
+                <w:bCs w:val="false"/>
+                <w:color w:val="C00000"/>
+                <w:sz w:val="20"/>
+                <w:szCs w:val="20"/>
+              </w:rPr>
+              <w:t xml:space="preserve">K+Y</w:t>
+            </w:r>
+          </w:p>
+        </w:tc>
+        <w:tc>
+          <w:tcPr>
+            <w:tcW w:type="dxa" w:w="1900"/>
+            <w:tcMar>
+              <w:top w:type="dxa" w:w="60"/>
+              <w:left w:type="dxa" w:w="100"/>
+              <w:bottom w:type="dxa" w:w="60"/>
+              <w:right w:type="dxa" w:w="100"/>
+            </w:tcMar>
+          </w:tcPr>
+          <w:p>
+            <w:pPr>
+              <w:spacing w:after="0" w:line="260"/>
+            </w:pPr>
+            <w:r>
+              <w:rPr>
+                <w:b w:val="false"/>
+                <w:bCs w:val="false"/>
+                <w:color w:val="C00000"/>
+                <w:sz w:val="20"/>
+                <w:szCs w:val="20"/>
+              </w:rPr>
+              <w:t xml:space="preserve">21.08.</w:t>
+            </w:r>
+          </w:p>
+        </w:tc>
+      </w:tr>
+      <w:tr>
+        <w:tc>
+          <w:tcPr>
+            <w:tcW w:type="dxa" w:w="900"/>
+            <w:tcMar>
+              <w:top w:type="dxa" w:w="60"/>
+              <w:left w:type="dxa" w:w="100"/>
+              <w:bottom w:type="dxa" w:w="60"/>
+              <w:right w:type="dxa" w:w="100"/>
+            </w:tcMar>
+          </w:tcPr>
+          <w:p>
+            <w:pPr>
+              <w:spacing w:after="0" w:line="260"/>
+            </w:pPr>
+            <w:r>
+              <w:rPr>
+                <w:b w:val="false"/>
+                <w:bCs w:val="false"/>
+                <w:color w:val="C00000"/>
+                <w:sz w:val="20"/>
+                <w:szCs w:val="20"/>
+              </w:rPr>
+              <w:t xml:space="preserve">2.2</w:t>
+            </w:r>
+          </w:p>
+        </w:tc>
+        <w:tc>
+          <w:tcPr>
+            <w:tcW w:type="dxa" w:w="5300"/>
+            <w:tcMar>
+              <w:top w:type="dxa" w:w="60"/>
+              <w:left w:type="dxa" w:w="100"/>
+              <w:bottom w:type="dxa" w:w="60"/>
+              <w:right w:type="dxa" w:w="100"/>
+            </w:tcMar>
+          </w:tcPr>
+          <w:p>
+            <w:pPr>
+              <w:spacing w:after="0" w:line="260"/>
+            </w:pPr>
+            <w:r>
+              <w:rPr>
+                <w:b w:val="false"/>
+                <w:bCs w:val="false"/>
+                <w:color w:val="C00000"/>
+                <w:sz w:val="20"/>
+                <w:szCs w:val="20"/>
+              </w:rPr>
+              <w:t xml:space="preserve">Wettbewerberpreise belegen: sieben Angebotsseiten, Preis und Abrufdatum, Screenshot</w:t>
+            </w:r>
+          </w:p>
+        </w:tc>
+        <w:tc>
+          <w:tcPr>
+            <w:tcW w:type="dxa" w:w="900"/>
+            <w:tcMar>
+              <w:top w:type="dxa" w:w="60"/>
+              <w:left w:type="dxa" w:w="100"/>
+              <w:bottom w:type="dxa" w:w="60"/>
+              <w:right w:type="dxa" w:w="100"/>
+            </w:tcMar>
+          </w:tcPr>
+          <w:p>
+            <w:pPr>
+              <w:spacing w:after="0" w:line="260"/>
+            </w:pPr>
+            <w:r>
+              <w:rPr>
+                <w:b w:val="false"/>
+                <w:bCs w:val="false"/>
+                <w:color w:val="C00000"/>
+                <w:sz w:val="20"/>
+                <w:szCs w:val="20"/>
+              </w:rPr>
+              <w:t xml:space="preserve">Y</w:t>
+            </w:r>
+          </w:p>
+        </w:tc>
+        <w:tc>
+          <w:tcPr>
+            <w:tcW w:type="dxa" w:w="1900"/>
+            <w:tcMar>
+              <w:top w:type="dxa" w:w="60"/>
+              <w:left w:type="dxa" w:w="100"/>
+              <w:bottom w:type="dxa" w:w="60"/>
+              <w:right w:type="dxa" w:w="100"/>
+            </w:tcMar>
+          </w:tcPr>
+          <w:p>
+            <w:pPr>
+              <w:spacing w:after="0" w:line="260"/>
+            </w:pPr>
+            <w:r>
+              <w:rPr>
+                <w:b w:val="false"/>
+                <w:bCs w:val="false"/>
+                <w:color w:val="C00000"/>
+                <w:sz w:val="20"/>
+                <w:szCs w:val="20"/>
+              </w:rPr>
+              <w:t xml:space="preserve">11.09.</w:t>
+            </w:r>
+          </w:p>
+        </w:tc>
+      </w:tr>
+      <w:tr>
+        <w:tc>
+          <w:tcPr>
+            <w:tcW w:type="dxa" w:w="900"/>
+            <w:tcMar>
+              <w:top w:type="dxa" w:w="60"/>
+              <w:left w:type="dxa" w:w="100"/>
+              <w:bottom w:type="dxa" w:w="60"/>
+              <w:right w:type="dxa" w:w="100"/>
+            </w:tcMar>
+          </w:tcPr>
+          <w:p>
+            <w:pPr>
+              <w:spacing w:after="0" w:line="260"/>
+            </w:pPr>
+            <w:r>
+              <w:rPr>
+                <w:b w:val="false"/>
+                <w:bCs w:val="false"/>
+                <w:color w:val="C00000"/>
+                <w:sz w:val="20"/>
+                <w:szCs w:val="20"/>
+              </w:rPr>
+              <w:t xml:space="preserve">3.1</w:t>
+            </w:r>
+          </w:p>
+        </w:tc>
+        <w:tc>
+          <w:tcPr>
+            <w:tcW w:type="dxa" w:w="5300"/>
+            <w:tcMar>
+              <w:top w:type="dxa" w:w="60"/>
+              <w:left w:type="dxa" w:w="100"/>
+              <w:bottom w:type="dxa" w:w="60"/>
+              <w:right w:type="dxa" w:w="100"/>
+            </w:tcMar>
+          </w:tcPr>
+          <w:p>
+            <w:pPr>
+              <w:spacing w:after="0" w:line="260"/>
+            </w:pPr>
+            <w:r>
+              <w:rPr>
+                <w:b w:val="false"/>
+                <w:bCs w:val="false"/>
+                <w:color w:val="C00000"/>
+                <w:sz w:val="20"/>
+                <w:szCs w:val="20"/>
+              </w:rPr>
+              <w:t xml:space="preserve">Eine belastbare Zahl zum Fachkräftemangel im Handwerk suchen</w:t>
+            </w:r>
+          </w:p>
+        </w:tc>
+        <w:tc>
+          <w:tcPr>
+            <w:tcW w:type="dxa" w:w="900"/>
+            <w:tcMar>
+              <w:top w:type="dxa" w:w="60"/>
+              <w:left w:type="dxa" w:w="100"/>
+              <w:bottom w:type="dxa" w:w="60"/>
+              <w:right w:type="dxa" w:w="100"/>
+            </w:tcMar>
+          </w:tcPr>
+          <w:p>
+            <w:pPr>
+              <w:spacing w:after="0" w:line="260"/>
+            </w:pPr>
+            <w:r>
+              <w:rPr>
+                <w:b w:val="false"/>
+                <w:bCs w:val="false"/>
+                <w:color w:val="C00000"/>
+                <w:sz w:val="20"/>
+                <w:szCs w:val="20"/>
+              </w:rPr>
+              <w:t xml:space="preserve">K+Y</w:t>
+            </w:r>
+          </w:p>
+        </w:tc>
+        <w:tc>
+          <w:tcPr>
+            <w:tcW w:type="dxa" w:w="1900"/>
+            <w:tcMar>
+              <w:top w:type="dxa" w:w="60"/>
+              <w:left w:type="dxa" w:w="100"/>
+              <w:bottom w:type="dxa" w:w="60"/>
+              <w:right w:type="dxa" w:w="100"/>
+            </w:tcMar>
+          </w:tcPr>
+          <w:p>
+            <w:pPr>
+              <w:spacing w:after="0" w:line="260"/>
+            </w:pPr>
+            <w:r>
+              <w:rPr>
+                <w:b w:val="false"/>
+                <w:bCs w:val="false"/>
+                <w:color w:val="C00000"/>
+                <w:sz w:val="20"/>
+                <w:szCs w:val="20"/>
+              </w:rPr>
+              <w:t xml:space="preserve">02.10.</w:t>
+            </w:r>
+          </w:p>
+        </w:tc>
+      </w:tr>
+      <w:tr>
+        <w:tc>
+          <w:tcPr>
+            <w:tcW w:type="dxa" w:w="900"/>
+            <w:tcMar>
+              <w:top w:type="dxa" w:w="60"/>
+              <w:left w:type="dxa" w:w="100"/>
+              <w:bottom w:type="dxa" w:w="60"/>
+              <w:right w:type="dxa" w:w="100"/>
+            </w:tcMar>
+          </w:tcPr>
+          <w:p>
+            <w:pPr>
+              <w:spacing w:after="0" w:line="260"/>
+            </w:pPr>
+            <w:r>
+              <w:rPr>
+                <w:b w:val="false"/>
+                <w:bCs w:val="false"/>
+                <w:color w:val="C00000"/>
+                <w:sz w:val="20"/>
+                <w:szCs w:val="20"/>
+              </w:rPr>
+              <w:t xml:space="preserve">4.1</w:t>
+            </w:r>
+          </w:p>
+        </w:tc>
+        <w:tc>
+          <w:tcPr>
+            <w:tcW w:type="dxa" w:w="5300"/>
+            <w:tcMar>
+              <w:top w:type="dxa" w:w="60"/>
+              <w:left w:type="dxa" w:w="100"/>
+              <w:bottom w:type="dxa" w:w="60"/>
+              <w:right w:type="dxa" w:w="100"/>
+            </w:tcMar>
+          </w:tcPr>
+          <w:p>
+            <w:pPr>
+              <w:spacing w:after="0" w:line="260"/>
+            </w:pPr>
+            <w:r>
+              <w:rPr>
+                <w:b w:val="false"/>
+                <w:bCs w:val="false"/>
+                <w:color w:val="C00000"/>
+                <w:sz w:val="20"/>
+                <w:szCs w:val="20"/>
+              </w:rPr>
+              <w:t xml:space="preserve">Nach Projekt 3: Produktionsvorlage ableiten und entscheiden, ob Paket S bleibt</w:t>
+            </w:r>
+          </w:p>
+        </w:tc>
+        <w:tc>
+          <w:tcPr>
+            <w:tcW w:type="dxa" w:w="900"/>
+            <w:tcMar>
+              <w:top w:type="dxa" w:w="60"/>
+              <w:left w:type="dxa" w:w="100"/>
+              <w:bottom w:type="dxa" w:w="60"/>
+              <w:right w:type="dxa" w:w="100"/>
+            </w:tcMar>
+          </w:tcPr>
+          <w:p>
+            <w:pPr>
+              <w:spacing w:after="0" w:line="260"/>
+            </w:pPr>
+            <w:r>
+              <w:rPr>
+                <w:b w:val="false"/>
+                <w:bCs w:val="false"/>
+                <w:color w:val="C00000"/>
+                <w:sz w:val="20"/>
+                <w:szCs w:val="20"/>
+              </w:rPr>
+              <w:t xml:space="preserve">K</w:t>
+            </w:r>
+          </w:p>
+        </w:tc>
+        <w:tc>
+          <w:tcPr>
+            <w:tcW w:type="dxa" w:w="1900"/>
+            <w:tcMar>
+              <w:top w:type="dxa" w:w="60"/>
+              <w:left w:type="dxa" w:w="100"/>
+              <w:bottom w:type="dxa" w:w="60"/>
+              <w:right w:type="dxa" w:w="100"/>
+            </w:tcMar>
+          </w:tcPr>
+          <w:p>
+            <w:pPr>
+              <w:spacing w:after="0" w:line="260"/>
+            </w:pPr>
+            <w:r>
+              <w:rPr>
+                <w:b w:val="false"/>
+                <w:bCs w:val="false"/>
+                <w:color w:val="C00000"/>
+                <w:sz w:val="20"/>
+                <w:szCs w:val="20"/>
+              </w:rPr>
+              <w:t xml:space="preserve">02.01.</w:t>
+            </w:r>
+          </w:p>
+        </w:tc>
+      </w:tr>
+      <w:tr>
+        <w:tc>
+          <w:tcPr>
+            <w:tcW w:type="dxa" w:w="900"/>
+            <w:tcMar>
+              <w:top w:type="dxa" w:w="60"/>
+              <w:left w:type="dxa" w:w="100"/>
+              <w:bottom w:type="dxa" w:w="60"/>
+              <w:right w:type="dxa" w:w="100"/>
+            </w:tcMar>
+          </w:tcPr>
+          <w:p>
+            <w:pPr>
+              <w:spacing w:after="0" w:line="260"/>
+            </w:pPr>
+            <w:r>
+              <w:rPr>
+                <w:b w:val="false"/>
+                <w:bCs w:val="false"/>
+                <w:color w:val="C00000"/>
+                <w:sz w:val="20"/>
+                <w:szCs w:val="20"/>
+              </w:rPr>
+              <w:t xml:space="preserve">4.2</w:t>
+            </w:r>
+          </w:p>
+        </w:tc>
+        <w:tc>
+          <w:tcPr>
+            <w:tcW w:type="dxa" w:w="5300"/>
+            <w:tcMar>
+              <w:top w:type="dxa" w:w="60"/>
+              <w:left w:type="dxa" w:w="100"/>
+              <w:bottom w:type="dxa" w:w="60"/>
+              <w:right w:type="dxa" w:w="100"/>
+            </w:tcMar>
+          </w:tcPr>
+          <w:p>
+            <w:pPr>
+              <w:spacing w:after="0" w:line="260"/>
+            </w:pPr>
+            <w:r>
+              <w:rPr>
+                <w:b w:val="false"/>
+                <w:bCs w:val="false"/>
+                <w:color w:val="C00000"/>
+                <w:sz w:val="20"/>
+                <w:szCs w:val="20"/>
+              </w:rPr>
+              <w:t xml:space="preserve">Die 15 % Minderung und den Einbehalt der Anzahlung prüfen lassen</w:t>
+            </w:r>
+          </w:p>
+        </w:tc>
+        <w:tc>
+          <w:tcPr>
+            <w:tcW w:type="dxa" w:w="900"/>
+            <w:tcMar>
+              <w:top w:type="dxa" w:w="60"/>
+              <w:left w:type="dxa" w:w="100"/>
+              <w:bottom w:type="dxa" w:w="60"/>
+              <w:right w:type="dxa" w:w="100"/>
+            </w:tcMar>
+          </w:tcPr>
+          <w:p>
+            <w:pPr>
+              <w:spacing w:after="0" w:line="260"/>
+            </w:pPr>
+            <w:r>
+              <w:rPr>
+                <w:b w:val="false"/>
+                <w:bCs w:val="false"/>
+                <w:color w:val="C00000"/>
+                <w:sz w:val="20"/>
+                <w:szCs w:val="20"/>
+              </w:rPr>
+              <w:t xml:space="preserve">Y</w:t>
+            </w:r>
+          </w:p>
+        </w:tc>
+        <w:tc>
+          <w:tcPr>
+            <w:tcW w:type="dxa" w:w="1900"/>
+            <w:tcMar>
+              <w:top w:type="dxa" w:w="60"/>
+              <w:left w:type="dxa" w:w="100"/>
+              <w:bottom w:type="dxa" w:w="60"/>
+              <w:right w:type="dxa" w:w="100"/>
+            </w:tcMar>
+          </w:tcPr>
+          <w:p>
+            <w:pPr>
+              <w:spacing w:after="0" w:line="260"/>
+            </w:pPr>
+            <w:r>
+              <w:rPr>
+                <w:b w:val="false"/>
+                <w:bCs w:val="false"/>
+                <w:color w:val="C00000"/>
+                <w:sz w:val="20"/>
+                <w:szCs w:val="20"/>
+              </w:rPr>
+              <w:t xml:space="preserve">11.09.</w:t>
+            </w:r>
+          </w:p>
+        </w:tc>
+      </w:tr>
+      <w:tr>
+        <w:tc>
+          <w:tcPr>
+            <w:tcW w:type="dxa" w:w="900"/>
+            <w:tcMar>
+              <w:top w:type="dxa" w:w="60"/>
+              <w:left w:type="dxa" w:w="100"/>
+              <w:bottom w:type="dxa" w:w="60"/>
+              <w:right w:type="dxa" w:w="100"/>
+            </w:tcMar>
+          </w:tcPr>
+          <w:p>
+            <w:pPr>
+              <w:spacing w:after="0" w:line="260"/>
+            </w:pPr>
+            <w:r>
+              <w:rPr>
+                <w:b w:val="false"/>
+                <w:bCs w:val="false"/>
+                <w:color w:val="C00000"/>
+                <w:sz w:val="20"/>
+                <w:szCs w:val="20"/>
+              </w:rPr>
+              <w:t xml:space="preserve">4.3</w:t>
+            </w:r>
+          </w:p>
+        </w:tc>
+        <w:tc>
+          <w:tcPr>
+            <w:tcW w:type="dxa" w:w="5300"/>
+            <w:tcMar>
+              <w:top w:type="dxa" w:w="60"/>
+              <w:left w:type="dxa" w:w="100"/>
+              <w:bottom w:type="dxa" w:w="60"/>
+              <w:right w:type="dxa" w:w="100"/>
+            </w:tcMar>
+          </w:tcPr>
+          <w:p>
+            <w:pPr>
+              <w:spacing w:after="0" w:line="260"/>
+            </w:pPr>
+            <w:r>
+              <w:rPr>
+                <w:b w:val="false"/>
+                <w:bCs w:val="false"/>
+                <w:color w:val="C00000"/>
+                <w:sz w:val="20"/>
+                <w:szCs w:val="20"/>
+              </w:rPr>
+              <w:t xml:space="preserve">Preis für einen halben Tag Fotoaufnahmen festlegen und den Fotografen fragen, ob er genannt werden will</w:t>
+            </w:r>
+          </w:p>
+        </w:tc>
+        <w:tc>
+          <w:tcPr>
+            <w:tcW w:type="dxa" w:w="900"/>
+            <w:tcMar>
+              <w:top w:type="dxa" w:w="60"/>
+              <w:left w:type="dxa" w:w="100"/>
+              <w:bottom w:type="dxa" w:w="60"/>
+              <w:right w:type="dxa" w:w="100"/>
+            </w:tcMar>
+          </w:tcPr>
+          <w:p>
+            <w:pPr>
+              <w:spacing w:after="0" w:line="260"/>
+            </w:pPr>
+            <w:r>
+              <w:rPr>
+                <w:b w:val="false"/>
+                <w:bCs w:val="false"/>
+                <w:color w:val="C00000"/>
+                <w:sz w:val="20"/>
+                <w:szCs w:val="20"/>
+              </w:rPr>
+              <w:t xml:space="preserve">K</w:t>
+            </w:r>
+          </w:p>
+        </w:tc>
+        <w:tc>
+          <w:tcPr>
+            <w:tcW w:type="dxa" w:w="1900"/>
+            <w:tcMar>
+              <w:top w:type="dxa" w:w="60"/>
+              <w:left w:type="dxa" w:w="100"/>
+              <w:bottom w:type="dxa" w:w="60"/>
+              <w:right w:type="dxa" w:w="100"/>
+            </w:tcMar>
+          </w:tcPr>
+          <w:p>
+            <w:pPr>
+              <w:spacing w:after="0" w:line="260"/>
+            </w:pPr>
+            <w:r>
+              <w:rPr>
+                <w:b w:val="false"/>
+                <w:bCs w:val="false"/>
+                <w:color w:val="C00000"/>
+                <w:sz w:val="20"/>
+                <w:szCs w:val="20"/>
+              </w:rPr>
+              <w:t xml:space="preserve">02.10.</w:t>
+            </w:r>
+          </w:p>
+        </w:tc>
+      </w:tr>
+      <w:tr>
+        <w:tc>
+          <w:tcPr>
+            <w:tcW w:type="dxa" w:w="900"/>
+            <w:tcMar>
+              <w:top w:type="dxa" w:w="60"/>
+              <w:left w:type="dxa" w:w="100"/>
+              <w:bottom w:type="dxa" w:w="60"/>
+              <w:right w:type="dxa" w:w="100"/>
+            </w:tcMar>
+          </w:tcPr>
+          <w:p>
+            <w:pPr>
+              <w:spacing w:after="0" w:line="260"/>
+            </w:pPr>
+            <w:r>
+              <w:rPr>
+                <w:b w:val="false"/>
+                <w:bCs w:val="false"/>
+                <w:color w:val="C00000"/>
+                <w:sz w:val="20"/>
+                <w:szCs w:val="20"/>
+              </w:rPr>
+              <w:t xml:space="preserve">4.4</w:t>
+            </w:r>
+          </w:p>
+        </w:tc>
+        <w:tc>
+          <w:tcPr>
+            <w:tcW w:type="dxa" w:w="5300"/>
+            <w:tcMar>
+              <w:top w:type="dxa" w:w="60"/>
+              <w:left w:type="dxa" w:w="100"/>
+              <w:bottom w:type="dxa" w:w="60"/>
+              <w:right w:type="dxa" w:w="100"/>
+            </w:tcMar>
+          </w:tcPr>
+          <w:p>
+            <w:pPr>
+              <w:spacing w:after="0" w:line="260"/>
+            </w:pPr>
+            <w:r>
+              <w:rPr>
+                <w:b w:val="false"/>
+                <w:bCs w:val="false"/>
+                <w:color w:val="C00000"/>
+                <w:sz w:val="20"/>
+                <w:szCs w:val="20"/>
+              </w:rPr>
+              <w:t xml:space="preserve">Einwandbehandlung ausarbeiten</w:t>
+            </w:r>
+          </w:p>
+        </w:tc>
+        <w:tc>
+          <w:tcPr>
+            <w:tcW w:type="dxa" w:w="900"/>
+            <w:tcMar>
+              <w:top w:type="dxa" w:w="60"/>
+              <w:left w:type="dxa" w:w="100"/>
+              <w:bottom w:type="dxa" w:w="60"/>
+              <w:right w:type="dxa" w:w="100"/>
+            </w:tcMar>
+          </w:tcPr>
+          <w:p>
+            <w:pPr>
+              <w:spacing w:after="0" w:line="260"/>
+            </w:pPr>
+            <w:r>
+              <w:rPr>
+                <w:b w:val="false"/>
+                <w:bCs w:val="false"/>
+                <w:color w:val="C00000"/>
+                <w:sz w:val="20"/>
+                <w:szCs w:val="20"/>
+              </w:rPr>
+              <w:t xml:space="preserve">K+Y</w:t>
+            </w:r>
+          </w:p>
+        </w:tc>
+        <w:tc>
+          <w:tcPr>
+            <w:tcW w:type="dxa" w:w="1900"/>
+            <w:tcMar>
+              <w:top w:type="dxa" w:w="60"/>
+              <w:left w:type="dxa" w:w="100"/>
+              <w:bottom w:type="dxa" w:w="60"/>
+              <w:right w:type="dxa" w:w="100"/>
+            </w:tcMar>
+          </w:tcPr>
+          <w:p>
+            <w:pPr>
+              <w:spacing w:after="0" w:line="260"/>
+            </w:pPr>
+            <w:r>
+              <w:rPr>
+                <w:b w:val="false"/>
+                <w:bCs w:val="false"/>
+                <w:color w:val="C00000"/>
+                <w:sz w:val="20"/>
+                <w:szCs w:val="20"/>
+              </w:rPr>
+              <w:t xml:space="preserve">02.10.</w:t>
+            </w:r>
+          </w:p>
+        </w:tc>
+      </w:tr>
+      <w:tr>
+        <w:tc>
+          <w:tcPr>
+            <w:tcW w:type="dxa" w:w="900"/>
+            <w:tcMar>
+              <w:top w:type="dxa" w:w="60"/>
+              <w:left w:type="dxa" w:w="100"/>
+              <w:bottom w:type="dxa" w:w="60"/>
+              <w:right w:type="dxa" w:w="100"/>
+            </w:tcMar>
+          </w:tcPr>
+          <w:p>
+            <w:pPr>
+              <w:spacing w:after="0" w:line="260"/>
+            </w:pPr>
+            <w:r>
+              <w:rPr>
+                <w:b w:val="false"/>
+                <w:bCs w:val="false"/>
+                <w:color w:val="C00000"/>
+                <w:sz w:val="20"/>
+                <w:szCs w:val="20"/>
+              </w:rPr>
+              <w:t xml:space="preserve">5</w:t>
+            </w:r>
+          </w:p>
+        </w:tc>
+        <w:tc>
+          <w:tcPr>
+            <w:tcW w:type="dxa" w:w="5300"/>
+            <w:tcMar>
+              <w:top w:type="dxa" w:w="60"/>
+              <w:left w:type="dxa" w:w="100"/>
+              <w:bottom w:type="dxa" w:w="60"/>
+              <w:right w:type="dxa" w:w="100"/>
+            </w:tcMar>
+          </w:tcPr>
+          <w:p>
+            <w:pPr>
+              <w:spacing w:after="0" w:line="260"/>
+            </w:pPr>
+            <w:r>
+              <w:rPr>
+                <w:b w:val="false"/>
+                <w:bCs w:val="false"/>
+                <w:color w:val="C00000"/>
+                <w:sz w:val="20"/>
+                <w:szCs w:val="20"/>
+              </w:rPr>
+              <w:t xml:space="preserve">Check-Vorlage korrigieren: sie trägt Yanniks Namen mit Kiras Mailadresse</w:t>
+            </w:r>
+          </w:p>
+        </w:tc>
+        <w:tc>
+          <w:tcPr>
+            <w:tcW w:type="dxa" w:w="900"/>
+            <w:tcMar>
+              <w:top w:type="dxa" w:w="60"/>
+              <w:left w:type="dxa" w:w="100"/>
+              <w:bottom w:type="dxa" w:w="60"/>
+              <w:right w:type="dxa" w:w="100"/>
+            </w:tcMar>
+          </w:tcPr>
+          <w:p>
+            <w:pPr>
+              <w:spacing w:after="0" w:line="260"/>
+            </w:pPr>
+            <w:r>
+              <w:rPr>
+                <w:b w:val="false"/>
+                <w:bCs w:val="false"/>
+                <w:color w:val="C00000"/>
+                <w:sz w:val="20"/>
+                <w:szCs w:val="20"/>
+              </w:rPr>
+              <w:t xml:space="preserve">C</w:t>
+            </w:r>
+          </w:p>
+        </w:tc>
+        <w:tc>
+          <w:tcPr>
+            <w:tcW w:type="dxa" w:w="1900"/>
+            <w:tcMar>
+              <w:top w:type="dxa" w:w="60"/>
+              <w:left w:type="dxa" w:w="100"/>
+              <w:bottom w:type="dxa" w:w="60"/>
+              <w:right w:type="dxa" w:w="100"/>
+            </w:tcMar>
+          </w:tcPr>
+          <w:p>
+            <w:pPr>
+              <w:spacing w:after="0" w:line="260"/>
+            </w:pPr>
+            <w:r>
+              <w:rPr>
+                <w:b w:val="false"/>
+                <w:bCs w:val="false"/>
+                <w:color w:val="C00000"/>
+                <w:sz w:val="20"/>
+                <w:szCs w:val="20"/>
+              </w:rPr>
+              <w:t xml:space="preserve">21.08.</w:t>
+            </w:r>
+          </w:p>
+        </w:tc>
+      </w:tr>
+      <w:tr>
+        <w:tc>
+          <w:tcPr>
+            <w:tcW w:type="dxa" w:w="900"/>
+            <w:tcMar>
+              <w:top w:type="dxa" w:w="60"/>
+              <w:left w:type="dxa" w:w="100"/>
+              <w:bottom w:type="dxa" w:w="60"/>
+              <w:right w:type="dxa" w:w="100"/>
+            </w:tcMar>
+          </w:tcPr>
+          <w:p>
+            <w:pPr>
+              <w:spacing w:after="0" w:line="260"/>
+            </w:pPr>
+            <w:r>
+              <w:rPr>
+                <w:b w:val="false"/>
+                <w:bCs w:val="false"/>
+                <w:color w:val="0070C0"/>
+                <w:sz w:val="20"/>
+                <w:szCs w:val="20"/>
+              </w:rPr>
+              <w:t xml:space="preserve">7.1</w:t>
+            </w:r>
+          </w:p>
+        </w:tc>
+        <w:tc>
+          <w:tcPr>
+            <w:tcW w:type="dxa" w:w="5300"/>
+            <w:tcMar>
+              <w:top w:type="dxa" w:w="60"/>
+              <w:left w:type="dxa" w:w="100"/>
+              <w:bottom w:type="dxa" w:w="60"/>
+              <w:right w:type="dxa" w:w="100"/>
+            </w:tcMar>
+          </w:tcPr>
+          <w:p>
+            <w:pPr>
+              <w:spacing w:after="0" w:line="260"/>
+            </w:pPr>
+            <w:r>
+              <w:rPr>
+                <w:b w:val="false"/>
+                <w:bCs w:val="false"/>
+                <w:color w:val="0070C0"/>
+                <w:sz w:val="20"/>
+                <w:szCs w:val="20"/>
+              </w:rPr>
+              <w:t xml:space="preserve">Pflegebereich und Kontaktformular auf echtem Hosting testen — vor allem, ob der Mailversand ankommt</w:t>
+            </w:r>
+          </w:p>
+        </w:tc>
+        <w:tc>
+          <w:tcPr>
+            <w:tcW w:type="dxa" w:w="900"/>
+            <w:tcMar>
+              <w:top w:type="dxa" w:w="60"/>
+              <w:left w:type="dxa" w:w="100"/>
+              <w:bottom w:type="dxa" w:w="60"/>
+              <w:right w:type="dxa" w:w="100"/>
+            </w:tcMar>
+          </w:tcPr>
+          <w:p>
+            <w:pPr>
+              <w:spacing w:after="0" w:line="260"/>
+            </w:pPr>
+            <w:r>
+              <w:rPr>
+                <w:b w:val="false"/>
+                <w:bCs w:val="false"/>
+                <w:color w:val="0070C0"/>
+                <w:sz w:val="20"/>
+                <w:szCs w:val="20"/>
+              </w:rPr>
+              <w:t xml:space="preserve">K</w:t>
+            </w:r>
+          </w:p>
+        </w:tc>
+        <w:tc>
+          <w:tcPr>
+            <w:tcW w:type="dxa" w:w="1900"/>
+            <w:tcMar>
+              <w:top w:type="dxa" w:w="60"/>
+              <w:left w:type="dxa" w:w="100"/>
+              <w:bottom w:type="dxa" w:w="60"/>
+              <w:right w:type="dxa" w:w="100"/>
+            </w:tcMar>
+          </w:tcPr>
+          <w:p>
+            <w:pPr>
+              <w:spacing w:after="0" w:line="260"/>
+            </w:pPr>
+            <w:r>
+              <w:rPr>
+                <w:b w:val="false"/>
+                <w:bCs w:val="false"/>
+                <w:color w:val="0070C0"/>
+                <w:sz w:val="20"/>
+                <w:szCs w:val="20"/>
+              </w:rPr>
+              <w:t xml:space="preserve">02.10.</w:t>
+            </w:r>
+          </w:p>
+        </w:tc>
+      </w:tr>
+      <w:tr>
+        <w:tc>
+          <w:tcPr>
+            <w:tcW w:type="dxa" w:w="900"/>
+            <w:tcMar>
+              <w:top w:type="dxa" w:w="60"/>
+              <w:left w:type="dxa" w:w="100"/>
+              <w:bottom w:type="dxa" w:w="60"/>
+              <w:right w:type="dxa" w:w="100"/>
+            </w:tcMar>
+          </w:tcPr>
+          <w:p>
+            <w:pPr>
+              <w:spacing w:after="0" w:line="260"/>
+            </w:pPr>
+            <w:r>
+              <w:rPr>
+                <w:b w:val="false"/>
+                <w:bCs w:val="false"/>
+                <w:color w:val="0070C0"/>
+                <w:sz w:val="20"/>
+                <w:szCs w:val="20"/>
+              </w:rPr>
+              <w:t xml:space="preserve">10.1 · 13.4</w:t>
+            </w:r>
+          </w:p>
+        </w:tc>
+        <w:tc>
+          <w:tcPr>
+            <w:tcW w:type="dxa" w:w="5300"/>
+            <w:tcMar>
+              <w:top w:type="dxa" w:w="60"/>
+              <w:left w:type="dxa" w:w="100"/>
+              <w:bottom w:type="dxa" w:w="60"/>
+              <w:right w:type="dxa" w:w="100"/>
+            </w:tcMar>
+          </w:tcPr>
+          <w:p>
+            <w:pPr>
+              <w:spacing w:after="0" w:line="260"/>
+            </w:pPr>
+            <w:r>
+              <w:rPr>
+                <w:b w:val="false"/>
+                <w:bCs w:val="false"/>
+                <w:color w:val="0070C0"/>
+                <w:sz w:val="20"/>
+                <w:szCs w:val="20"/>
+              </w:rPr>
+              <w:t xml:space="preserve">Claude-Tarif prüfen: liegt ein Vertrag nach Art. 28 DSGVO vor, und was kostet der kommerzielle Tarif?</w:t>
+            </w:r>
+          </w:p>
+        </w:tc>
+        <w:tc>
+          <w:tcPr>
+            <w:tcW w:type="dxa" w:w="900"/>
+            <w:tcMar>
+              <w:top w:type="dxa" w:w="60"/>
+              <w:left w:type="dxa" w:w="100"/>
+              <w:bottom w:type="dxa" w:w="60"/>
+              <w:right w:type="dxa" w:w="100"/>
+            </w:tcMar>
+          </w:tcPr>
+          <w:p>
+            <w:pPr>
+              <w:spacing w:after="0" w:line="260"/>
+            </w:pPr>
+            <w:r>
+              <w:rPr>
+                <w:b w:val="false"/>
+                <w:bCs w:val="false"/>
+                <w:color w:val="0070C0"/>
+                <w:sz w:val="20"/>
+                <w:szCs w:val="20"/>
+              </w:rPr>
+              <w:t xml:space="preserve">K</w:t>
+            </w:r>
+          </w:p>
+        </w:tc>
+        <w:tc>
+          <w:tcPr>
+            <w:tcW w:type="dxa" w:w="1900"/>
+            <w:tcMar>
+              <w:top w:type="dxa" w:w="60"/>
+              <w:left w:type="dxa" w:w="100"/>
+              <w:bottom w:type="dxa" w:w="60"/>
+              <w:right w:type="dxa" w:w="100"/>
+            </w:tcMar>
+          </w:tcPr>
+          <w:p>
+            <w:pPr>
+              <w:spacing w:after="0" w:line="260"/>
+            </w:pPr>
+            <w:r>
+              <w:rPr>
+                <w:b w:val="false"/>
+                <w:bCs w:val="false"/>
+                <w:color w:val="0070C0"/>
+                <w:sz w:val="20"/>
+                <w:szCs w:val="20"/>
+              </w:rPr>
+              <w:t xml:space="preserve">11.09.</w:t>
+            </w:r>
+          </w:p>
+        </w:tc>
+      </w:tr>
+      <w:tr>
+        <w:tc>
+          <w:tcPr>
+            <w:tcW w:type="dxa" w:w="900"/>
+            <w:tcMar>
+              <w:top w:type="dxa" w:w="60"/>
+              <w:left w:type="dxa" w:w="100"/>
+              <w:bottom w:type="dxa" w:w="60"/>
+              <w:right w:type="dxa" w:w="100"/>
+            </w:tcMar>
+          </w:tcPr>
+          <w:p>
+            <w:pPr>
+              <w:spacing w:after="0" w:line="260"/>
+            </w:pPr>
+            <w:r>
+              <w:rPr>
+                <w:b w:val="false"/>
+                <w:bCs w:val="false"/>
+                <w:color w:val="C00000"/>
+                <w:sz w:val="20"/>
+                <w:szCs w:val="20"/>
+              </w:rPr>
+              <w:t xml:space="preserve">10.2</w:t>
+            </w:r>
+          </w:p>
+        </w:tc>
+        <w:tc>
+          <w:tcPr>
+            <w:tcW w:type="dxa" w:w="5300"/>
+            <w:tcMar>
+              <w:top w:type="dxa" w:w="60"/>
+              <w:left w:type="dxa" w:w="100"/>
+              <w:bottom w:type="dxa" w:w="60"/>
+              <w:right w:type="dxa" w:w="100"/>
+            </w:tcMar>
+          </w:tcPr>
+          <w:p>
+            <w:pPr>
+              <w:spacing w:after="0" w:line="260"/>
+            </w:pPr>
+            <w:r>
+              <w:rPr>
+                <w:b w:val="false"/>
+                <w:bCs w:val="false"/>
+                <w:color w:val="C00000"/>
+                <w:sz w:val="20"/>
+                <w:szCs w:val="20"/>
+              </w:rPr>
+              <w:t xml:space="preserve">Wovon wir im ersten Jahr leben — schriftlich, mit Betrag und Monaten</w:t>
+            </w:r>
+          </w:p>
+        </w:tc>
+        <w:tc>
+          <w:tcPr>
+            <w:tcW w:type="dxa" w:w="900"/>
+            <w:tcMar>
+              <w:top w:type="dxa" w:w="60"/>
+              <w:left w:type="dxa" w:w="100"/>
+              <w:bottom w:type="dxa" w:w="60"/>
+              <w:right w:type="dxa" w:w="100"/>
+            </w:tcMar>
+          </w:tcPr>
+          <w:p>
+            <w:pPr>
+              <w:spacing w:after="0" w:line="260"/>
+            </w:pPr>
+            <w:r>
+              <w:rPr>
+                <w:b w:val="false"/>
+                <w:bCs w:val="false"/>
+                <w:color w:val="C00000"/>
+                <w:sz w:val="20"/>
+                <w:szCs w:val="20"/>
+              </w:rPr>
+              <w:t xml:space="preserve">K+Y</w:t>
+            </w:r>
+          </w:p>
+        </w:tc>
+        <w:tc>
+          <w:tcPr>
+            <w:tcW w:type="dxa" w:w="1900"/>
+            <w:tcMar>
+              <w:top w:type="dxa" w:w="60"/>
+              <w:left w:type="dxa" w:w="100"/>
+              <w:bottom w:type="dxa" w:w="60"/>
+              <w:right w:type="dxa" w:w="100"/>
+            </w:tcMar>
+          </w:tcPr>
+          <w:p>
+            <w:pPr>
+              <w:spacing w:after="0" w:line="260"/>
+            </w:pPr>
+            <w:r>
+              <w:rPr>
+                <w:b w:val="false"/>
+                <w:bCs w:val="false"/>
+                <w:color w:val="C00000"/>
+                <w:sz w:val="20"/>
+                <w:szCs w:val="20"/>
+              </w:rPr>
+              <w:t xml:space="preserve">28.08.</w:t>
+            </w:r>
+          </w:p>
+        </w:tc>
+      </w:tr>
+      <w:tr>
+        <w:tc>
+          <w:tcPr>
+            <w:tcW w:type="dxa" w:w="900"/>
+            <w:tcMar>
+              <w:top w:type="dxa" w:w="60"/>
+              <w:left w:type="dxa" w:w="100"/>
+              <w:bottom w:type="dxa" w:w="60"/>
+              <w:right w:type="dxa" w:w="100"/>
+            </w:tcMar>
+          </w:tcPr>
+          <w:p>
+            <w:pPr>
+              <w:spacing w:after="0" w:line="260"/>
+            </w:pPr>
+            <w:r>
+              <w:rPr>
+                <w:b w:val="false"/>
+                <w:bCs w:val="false"/>
+                <w:color w:val="C00000"/>
+                <w:sz w:val="20"/>
+                <w:szCs w:val="20"/>
+              </w:rPr>
+              <w:t xml:space="preserve">12</w:t>
+            </w:r>
+          </w:p>
+        </w:tc>
+        <w:tc>
+          <w:tcPr>
+            <w:tcW w:type="dxa" w:w="5300"/>
+            <w:tcMar>
+              <w:top w:type="dxa" w:w="60"/>
+              <w:left w:type="dxa" w:w="100"/>
+              <w:bottom w:type="dxa" w:w="60"/>
+              <w:right w:type="dxa" w:w="100"/>
+            </w:tcMar>
+          </w:tcPr>
+          <w:p>
+            <w:pPr>
+              <w:spacing w:after="0" w:line="260"/>
+            </w:pPr>
+            <w:r>
+              <w:rPr>
+                <w:b w:val="false"/>
+                <w:bCs w:val="false"/>
+                <w:color w:val="C00000"/>
+                <w:sz w:val="20"/>
+                <w:szCs w:val="20"/>
+              </w:rPr>
+              <w:t xml:space="preserve">Verfügbare Wochenstunden, feste Tage und Uhrzeiten schriftlich festhalten</w:t>
+            </w:r>
+          </w:p>
+        </w:tc>
+        <w:tc>
+          <w:tcPr>
+            <w:tcW w:type="dxa" w:w="900"/>
+            <w:tcMar>
+              <w:top w:type="dxa" w:w="60"/>
+              <w:left w:type="dxa" w:w="100"/>
+              <w:bottom w:type="dxa" w:w="60"/>
+              <w:right w:type="dxa" w:w="100"/>
+            </w:tcMar>
+          </w:tcPr>
+          <w:p>
+            <w:pPr>
+              <w:spacing w:after="0" w:line="260"/>
+            </w:pPr>
+            <w:r>
+              <w:rPr>
+                <w:b w:val="false"/>
+                <w:bCs w:val="false"/>
+                <w:color w:val="C00000"/>
+                <w:sz w:val="20"/>
+                <w:szCs w:val="20"/>
+              </w:rPr>
+              <w:t xml:space="preserve">K+Y</w:t>
+            </w:r>
+          </w:p>
+        </w:tc>
+        <w:tc>
+          <w:tcPr>
+            <w:tcW w:type="dxa" w:w="1900"/>
+            <w:tcMar>
+              <w:top w:type="dxa" w:w="60"/>
+              <w:left w:type="dxa" w:w="100"/>
+              <w:bottom w:type="dxa" w:w="60"/>
+              <w:right w:type="dxa" w:w="100"/>
+            </w:tcMar>
+          </w:tcPr>
+          <w:p>
+            <w:pPr>
+              <w:spacing w:after="0" w:line="260"/>
+            </w:pPr>
+            <w:r>
+              <w:rPr>
+                <w:b w:val="false"/>
+                <w:bCs w:val="false"/>
+                <w:color w:val="C00000"/>
+                <w:sz w:val="20"/>
+                <w:szCs w:val="20"/>
+              </w:rPr>
+              <w:t xml:space="preserve">21.08.</w:t>
+            </w:r>
+          </w:p>
+        </w:tc>
+      </w:tr>
+      <w:tr>
+        <w:tc>
+          <w:tcPr>
+            <w:tcW w:type="dxa" w:w="900"/>
+            <w:tcMar>
+              <w:top w:type="dxa" w:w="60"/>
+              <w:left w:type="dxa" w:w="100"/>
+              <w:bottom w:type="dxa" w:w="60"/>
+              <w:right w:type="dxa" w:w="100"/>
+            </w:tcMar>
+          </w:tcPr>
+          <w:p>
+            <w:pPr>
+              <w:spacing w:after="0" w:line="260"/>
+            </w:pPr>
+            <w:r>
+              <w:rPr>
+                <w:b w:val="false"/>
+                <w:bCs w:val="false"/>
+                <w:color w:val="C00000"/>
+                <w:sz w:val="20"/>
+                <w:szCs w:val="20"/>
+              </w:rPr>
+              <w:t xml:space="preserve">12</w:t>
+            </w:r>
+          </w:p>
+        </w:tc>
+        <w:tc>
+          <w:tcPr>
+            <w:tcW w:type="dxa" w:w="5300"/>
+            <w:tcMar>
+              <w:top w:type="dxa" w:w="60"/>
+              <w:left w:type="dxa" w:w="100"/>
+              <w:bottom w:type="dxa" w:w="60"/>
+              <w:right w:type="dxa" w:w="100"/>
+            </w:tcMar>
+          </w:tcPr>
+          <w:p>
+            <w:pPr>
+              <w:spacing w:after="0" w:line="260"/>
+            </w:pPr>
+            <w:r>
+              <w:rPr>
+                <w:b w:val="false"/>
+                <w:bCs w:val="false"/>
+                <w:color w:val="C00000"/>
+                <w:sz w:val="20"/>
+                <w:szCs w:val="20"/>
+              </w:rPr>
+              <w:t xml:space="preserve">Bauanleitung schreiben, damit die Produktion nicht an einer Person hängt</w:t>
+            </w:r>
+          </w:p>
+        </w:tc>
+        <w:tc>
+          <w:tcPr>
+            <w:tcW w:type="dxa" w:w="900"/>
+            <w:tcMar>
+              <w:top w:type="dxa" w:w="60"/>
+              <w:left w:type="dxa" w:w="100"/>
+              <w:bottom w:type="dxa" w:w="60"/>
+              <w:right w:type="dxa" w:w="100"/>
+            </w:tcMar>
+          </w:tcPr>
+          <w:p>
+            <w:pPr>
+              <w:spacing w:after="0" w:line="260"/>
+            </w:pPr>
+            <w:r>
+              <w:rPr>
+                <w:b w:val="false"/>
+                <w:bCs w:val="false"/>
+                <w:color w:val="C00000"/>
+                <w:sz w:val="20"/>
+                <w:szCs w:val="20"/>
+              </w:rPr>
+              <w:t xml:space="preserve">K</w:t>
+            </w:r>
+          </w:p>
+        </w:tc>
+        <w:tc>
+          <w:tcPr>
+            <w:tcW w:type="dxa" w:w="1900"/>
+            <w:tcMar>
+              <w:top w:type="dxa" w:w="60"/>
+              <w:left w:type="dxa" w:w="100"/>
+              <w:bottom w:type="dxa" w:w="60"/>
+              <w:right w:type="dxa" w:w="100"/>
+            </w:tcMar>
+          </w:tcPr>
+          <w:p>
+            <w:pPr>
+              <w:spacing w:after="0" w:line="260"/>
+            </w:pPr>
+            <w:r>
+              <w:rPr>
+                <w:b w:val="false"/>
+                <w:bCs w:val="false"/>
+                <w:color w:val="C00000"/>
+                <w:sz w:val="20"/>
+                <w:szCs w:val="20"/>
+              </w:rPr>
+              <w:t xml:space="preserve">02.10.</w:t>
+            </w:r>
+          </w:p>
+        </w:tc>
+      </w:tr>
+      <w:tr>
+        <w:tc>
+          <w:tcPr>
+            <w:tcW w:type="dxa" w:w="900"/>
+            <w:tcMar>
+              <w:top w:type="dxa" w:w="60"/>
+              <w:left w:type="dxa" w:w="100"/>
+              <w:bottom w:type="dxa" w:w="60"/>
+              <w:right w:type="dxa" w:w="100"/>
+            </w:tcMar>
+          </w:tcPr>
+          <w:p>
+            <w:pPr>
+              <w:spacing w:after="0" w:line="260"/>
+            </w:pPr>
+            <w:r>
+              <w:rPr>
+                <w:b w:val="false"/>
+                <w:bCs w:val="false"/>
+                <w:color w:val="C00000"/>
+                <w:sz w:val="20"/>
+                <w:szCs w:val="20"/>
+              </w:rPr>
+              <w:t xml:space="preserve">13.2</w:t>
+            </w:r>
+          </w:p>
+        </w:tc>
+        <w:tc>
+          <w:tcPr>
+            <w:tcW w:type="dxa" w:w="5300"/>
+            <w:tcMar>
+              <w:top w:type="dxa" w:w="60"/>
+              <w:left w:type="dxa" w:w="100"/>
+              <w:bottom w:type="dxa" w:w="60"/>
+              <w:right w:type="dxa" w:w="100"/>
+            </w:tcMar>
+          </w:tcPr>
+          <w:p>
+            <w:pPr>
+              <w:spacing w:after="0" w:line="260"/>
+            </w:pPr>
+            <w:r>
+              <w:rPr>
+                <w:b w:val="false"/>
+                <w:bCs w:val="false"/>
+                <w:color w:val="C00000"/>
+                <w:sz w:val="20"/>
+                <w:szCs w:val="20"/>
+              </w:rPr>
+              <w:t xml:space="preserve">Steuerberatung: § 19 UStG beibehalten oder verzichten</w:t>
+            </w:r>
+          </w:p>
+        </w:tc>
+        <w:tc>
+          <w:tcPr>
+            <w:tcW w:type="dxa" w:w="900"/>
+            <w:tcMar>
+              <w:top w:type="dxa" w:w="60"/>
+              <w:left w:type="dxa" w:w="100"/>
+              <w:bottom w:type="dxa" w:w="60"/>
+              <w:right w:type="dxa" w:w="100"/>
+            </w:tcMar>
+          </w:tcPr>
+          <w:p>
+            <w:pPr>
+              <w:spacing w:after="0" w:line="260"/>
+            </w:pPr>
+            <w:r>
+              <w:rPr>
+                <w:b w:val="false"/>
+                <w:bCs w:val="false"/>
+                <w:color w:val="C00000"/>
+                <w:sz w:val="20"/>
+                <w:szCs w:val="20"/>
+              </w:rPr>
+              <w:t xml:space="preserve">Y</w:t>
+            </w:r>
+          </w:p>
+        </w:tc>
+        <w:tc>
+          <w:tcPr>
+            <w:tcW w:type="dxa" w:w="1900"/>
+            <w:tcMar>
+              <w:top w:type="dxa" w:w="60"/>
+              <w:left w:type="dxa" w:w="100"/>
+              <w:bottom w:type="dxa" w:w="60"/>
+              <w:right w:type="dxa" w:w="100"/>
+            </w:tcMar>
+          </w:tcPr>
+          <w:p>
+            <w:pPr>
+              <w:spacing w:after="0" w:line="260"/>
+            </w:pPr>
+            <w:r>
+              <w:rPr>
+                <w:b w:val="false"/>
+                <w:bCs w:val="false"/>
+                <w:color w:val="C00000"/>
+                <w:sz w:val="20"/>
+                <w:szCs w:val="20"/>
+              </w:rPr>
+              <w:t xml:space="preserve">28.08.</w:t>
+            </w:r>
+          </w:p>
+        </w:tc>
+      </w:tr>
+      <w:tr>
+        <w:tc>
+          <w:tcPr>
+            <w:tcW w:type="dxa" w:w="900"/>
+            <w:tcMar>
+              <w:top w:type="dxa" w:w="60"/>
+              <w:left w:type="dxa" w:w="100"/>
+              <w:bottom w:type="dxa" w:w="60"/>
+              <w:right w:type="dxa" w:w="100"/>
+            </w:tcMar>
+          </w:tcPr>
+          <w:p>
+            <w:pPr>
+              <w:spacing w:after="0" w:line="260"/>
+            </w:pPr>
+            <w:r>
+              <w:rPr>
+                <w:b w:val="false"/>
+                <w:bCs w:val="false"/>
+                <w:color w:val="C00000"/>
+                <w:sz w:val="20"/>
+                <w:szCs w:val="20"/>
+              </w:rPr>
+              <w:t xml:space="preserve">13.4</w:t>
+            </w:r>
+          </w:p>
+        </w:tc>
+        <w:tc>
+          <w:tcPr>
+            <w:tcW w:type="dxa" w:w="5300"/>
+            <w:tcMar>
+              <w:top w:type="dxa" w:w="60"/>
+              <w:left w:type="dxa" w:w="100"/>
+              <w:bottom w:type="dxa" w:w="60"/>
+              <w:right w:type="dxa" w:w="100"/>
+            </w:tcMar>
+          </w:tcPr>
+          <w:p>
+            <w:pPr>
+              <w:spacing w:after="0" w:line="260"/>
+            </w:pPr>
+            <w:r>
+              <w:rPr>
+                <w:b w:val="false"/>
+                <w:bCs w:val="false"/>
+                <w:color w:val="C00000"/>
+                <w:sz w:val="20"/>
+                <w:szCs w:val="20"/>
+              </w:rPr>
+              <w:t xml:space="preserve">Barrierefreiheit: Betroffenheit nach dem BFSG klären</w:t>
+            </w:r>
+          </w:p>
+        </w:tc>
+        <w:tc>
+          <w:tcPr>
+            <w:tcW w:type="dxa" w:w="900"/>
+            <w:tcMar>
+              <w:top w:type="dxa" w:w="60"/>
+              <w:left w:type="dxa" w:w="100"/>
+              <w:bottom w:type="dxa" w:w="60"/>
+              <w:right w:type="dxa" w:w="100"/>
+            </w:tcMar>
+          </w:tcPr>
+          <w:p>
+            <w:pPr>
+              <w:spacing w:after="0" w:line="260"/>
+            </w:pPr>
+            <w:r>
+              <w:rPr>
+                <w:b w:val="false"/>
+                <w:bCs w:val="false"/>
+                <w:color w:val="C00000"/>
+                <w:sz w:val="20"/>
+                <w:szCs w:val="20"/>
+              </w:rPr>
+              <w:t xml:space="preserve">K</w:t>
+            </w:r>
+          </w:p>
+        </w:tc>
+        <w:tc>
+          <w:tcPr>
+            <w:tcW w:type="dxa" w:w="1900"/>
+            <w:tcMar>
+              <w:top w:type="dxa" w:w="60"/>
+              <w:left w:type="dxa" w:w="100"/>
+              <w:bottom w:type="dxa" w:w="60"/>
+              <w:right w:type="dxa" w:w="100"/>
+            </w:tcMar>
+          </w:tcPr>
+          <w:p>
+            <w:pPr>
+              <w:spacing w:after="0" w:line="260"/>
+            </w:pPr>
+            <w:r>
+              <w:rPr>
+                <w:b w:val="false"/>
+                <w:bCs w:val="false"/>
+                <w:color w:val="C00000"/>
+                <w:sz w:val="20"/>
+                <w:szCs w:val="20"/>
+              </w:rPr>
+              <w:t xml:space="preserve">02.10.</w:t>
+            </w:r>
+          </w:p>
+        </w:tc>
+      </w:tr>
+      <w:tr>
+        <w:tc>
+          <w:tcPr>
+            <w:tcW w:type="dxa" w:w="900"/>
+            <w:tcMar>
+              <w:top w:type="dxa" w:w="60"/>
+              <w:left w:type="dxa" w:w="100"/>
+              <w:bottom w:type="dxa" w:w="60"/>
+              <w:right w:type="dxa" w:w="100"/>
+            </w:tcMar>
+          </w:tcPr>
+          <w:p>
+            <w:pPr>
+              <w:spacing w:after="0" w:line="260"/>
+            </w:pPr>
+            <w:r>
+              <w:rPr>
+                <w:b w:val="false"/>
+                <w:bCs w:val="false"/>
+                <w:color w:val="C00000"/>
+                <w:sz w:val="20"/>
+                <w:szCs w:val="20"/>
+              </w:rPr>
+              <w:t xml:space="preserve">13.5</w:t>
+            </w:r>
+          </w:p>
+        </w:tc>
+        <w:tc>
+          <w:tcPr>
+            <w:tcW w:type="dxa" w:w="5300"/>
+            <w:tcMar>
+              <w:top w:type="dxa" w:w="60"/>
+              <w:left w:type="dxa" w:w="100"/>
+              <w:bottom w:type="dxa" w:w="60"/>
+              <w:right w:type="dxa" w:w="100"/>
+            </w:tcMar>
+          </w:tcPr>
+          <w:p>
+            <w:pPr>
+              <w:spacing w:after="0" w:line="260"/>
+            </w:pPr>
+            <w:r>
+              <w:rPr>
+                <w:b w:val="false"/>
+                <w:bCs w:val="false"/>
+                <w:color w:val="C00000"/>
+                <w:sz w:val="20"/>
+                <w:szCs w:val="20"/>
+              </w:rPr>
+              <w:t xml:space="preserve">KSK-Aufnahme klären: kommt sie in Frage, und droht eine rückwirkende Beitragsnachforderung?</w:t>
+            </w:r>
+          </w:p>
+        </w:tc>
+        <w:tc>
+          <w:tcPr>
+            <w:tcW w:type="dxa" w:w="900"/>
+            <w:tcMar>
+              <w:top w:type="dxa" w:w="60"/>
+              <w:left w:type="dxa" w:w="100"/>
+              <w:bottom w:type="dxa" w:w="60"/>
+              <w:right w:type="dxa" w:w="100"/>
+            </w:tcMar>
+          </w:tcPr>
+          <w:p>
+            <w:pPr>
+              <w:spacing w:after="0" w:line="260"/>
+            </w:pPr>
+            <w:r>
+              <w:rPr>
+                <w:b w:val="false"/>
+                <w:bCs w:val="false"/>
+                <w:color w:val="C00000"/>
+                <w:sz w:val="20"/>
+                <w:szCs w:val="20"/>
+              </w:rPr>
+              <w:t xml:space="preserve">Y</w:t>
+            </w:r>
+          </w:p>
+        </w:tc>
+        <w:tc>
+          <w:tcPr>
+            <w:tcW w:type="dxa" w:w="1900"/>
+            <w:tcMar>
+              <w:top w:type="dxa" w:w="60"/>
+              <w:left w:type="dxa" w:w="100"/>
+              <w:bottom w:type="dxa" w:w="60"/>
+              <w:right w:type="dxa" w:w="100"/>
+            </w:tcMar>
+          </w:tcPr>
+          <w:p>
+            <w:pPr>
+              <w:spacing w:after="0" w:line="260"/>
+            </w:pPr>
+            <w:r>
+              <w:rPr>
+                <w:b w:val="false"/>
+                <w:bCs w:val="false"/>
+                <w:color w:val="C00000"/>
+                <w:sz w:val="20"/>
+                <w:szCs w:val="20"/>
+              </w:rPr>
+              <w:t xml:space="preserve">11.09.</w:t>
+            </w:r>
+          </w:p>
+        </w:tc>
+      </w:tr>
+      <w:tr>
+        <w:tc>
+          <w:tcPr>
+            <w:tcW w:type="dxa" w:w="900"/>
+            <w:tcMar>
+              <w:top w:type="dxa" w:w="60"/>
+              <w:left w:type="dxa" w:w="100"/>
+              <w:bottom w:type="dxa" w:w="60"/>
+              <w:right w:type="dxa" w:w="100"/>
+            </w:tcMar>
+          </w:tcPr>
+          <w:p>
+            <w:pPr>
+              <w:spacing w:after="0" w:line="260"/>
+            </w:pPr>
+            <w:r>
+              <w:rPr>
+                <w:b/>
+                <w:bCs/>
+                <w:color w:val="C00000"/>
+                <w:sz w:val="20"/>
+                <w:szCs w:val="20"/>
+              </w:rPr>
+              <w:t xml:space="preserve">Anhang B</w:t>
+            </w:r>
+          </w:p>
+        </w:tc>
+        <w:tc>
+          <w:tcPr>
+            <w:tcW w:type="dxa" w:w="5300"/>
+            <w:tcMar>
+              <w:top w:type="dxa" w:w="60"/>
+              <w:left w:type="dxa" w:w="100"/>
+              <w:bottom w:type="dxa" w:w="60"/>
+              <w:right w:type="dxa" w:w="100"/>
+            </w:tcMar>
+          </w:tcPr>
+          <w:p>
+            <w:pPr>
+              <w:spacing w:after="0" w:line="260"/>
+            </w:pPr>
+            <w:r>
+              <w:rPr>
+                <w:b/>
+                <w:bCs/>
+                <w:color w:val="C00000"/>
+                <w:sz w:val="20"/>
+                <w:szCs w:val="20"/>
+              </w:rPr>
+              <w:t xml:space="preserve">Ladungsfähige Anschrift festlegen und in absender.json eintragen</w:t>
+            </w:r>
+          </w:p>
+        </w:tc>
+        <w:tc>
+          <w:tcPr>
+            <w:tcW w:type="dxa" w:w="900"/>
+            <w:tcMar>
+              <w:top w:type="dxa" w:w="60"/>
+              <w:left w:type="dxa" w:w="100"/>
+              <w:bottom w:type="dxa" w:w="60"/>
+              <w:right w:type="dxa" w:w="100"/>
+            </w:tcMar>
+          </w:tcPr>
+          <w:p>
+            <w:pPr>
+              <w:spacing w:after="0" w:line="260"/>
+            </w:pPr>
+            <w:r>
+              <w:rPr>
+                <w:b w:val="false"/>
+                <w:bCs w:val="false"/>
+                <w:color w:val="C00000"/>
+                <w:sz w:val="20"/>
+                <w:szCs w:val="20"/>
+              </w:rPr>
+              <w:t xml:space="preserve">K+Y</w:t>
+            </w:r>
+          </w:p>
+        </w:tc>
+        <w:tc>
+          <w:tcPr>
+            <w:tcW w:type="dxa" w:w="1900"/>
+            <w:tcMar>
+              <w:top w:type="dxa" w:w="60"/>
+              <w:left w:type="dxa" w:w="100"/>
+              <w:bottom w:type="dxa" w:w="60"/>
+              <w:right w:type="dxa" w:w="100"/>
+            </w:tcMar>
+          </w:tcPr>
+          <w:p>
+            <w:pPr>
+              <w:spacing w:after="0" w:line="260"/>
+            </w:pPr>
+            <w:r>
+              <w:rPr>
+                <w:b w:val="false"/>
+                <w:bCs w:val="false"/>
+                <w:color w:val="C00000"/>
+                <w:sz w:val="20"/>
+                <w:szCs w:val="20"/>
+              </w:rPr>
+              <w:t xml:space="preserve">21.08.</w:t>
+            </w:r>
+          </w:p>
+        </w:tc>
+      </w:tr>
+    </w:tbl>
+    <w:p>
+      <w:pPr>
+        <w:spacing w:after="120"/>
+      </w:pPr>
+    </w:p>
+    <w:p>
+      <w:pPr>
+        <w:spacing w:after="160" w:line="276"/>
+      </w:pPr>
+      <w:r>
+        <w:rPr>
+          <w:b w:val="false"/>
+          <w:bCs w:val="false"/>
+          <w:i w:val="false"/>
+          <w:iCs w:val="false"/>
+          <w:color w:val="C00000"/>
+          <w:sz w:val="22"/>
+          <w:szCs w:val="22"/>
+        </w:rPr>
+        <w:t xml:space="preserve">Zwei Punkte stehen bewusst nicht in der Aufgabenliste, weil sie keine Aufgaben sind, sondern Bewertungen dieses Konzepts — sie werden nicht abgehakt, sondern widerlegt oder bestaetigt:</w:t>
       </w:r>
     </w:p>
     <w:tbl>
@@ -265,7 +2221,7 @@
                 <w:sz w:val="20"/>
                 <w:szCs w:val="20"/>
               </w:rPr>
-              <w:t xml:space="preserve">Was offen ist</w:t>
+              <w:t xml:space="preserve">Was zu bezweifeln ist</w:t>
             </w:r>
           </w:p>
         </w:tc>
@@ -320,7 +2276,7 @@
                 <w:sz w:val="20"/>
                 <w:szCs w:val="20"/>
               </w:rPr>
-              <w:t xml:space="preserve">1</w:t>
+              <w:t xml:space="preserve">10.3</w:t>
             </w:r>
           </w:p>
         </w:tc>
@@ -346,7 +2302,7 @@
                 <w:sz w:val="20"/>
                 <w:szCs w:val="20"/>
               </w:rPr>
-              <w:t xml:space="preserve">Betreuung 69 € oder 59 € im Monat</w:t>
+              <w:t xml:space="preserve">Konversionsannahmen sind ungeprüft und durch keine Quelle gedeckt</w:t>
             </w:r>
           </w:p>
         </w:tc>
@@ -400,7 +2356,7 @@
                 <w:sz w:val="20"/>
                 <w:szCs w:val="20"/>
               </w:rPr>
-              <w:t xml:space="preserve">2.2</w:t>
+              <w:t xml:space="preserve">10.4</w:t>
             </w:r>
           </w:p>
         </w:tc>
@@ -426,7 +2382,7 @@
                 <w:sz w:val="20"/>
                 <w:szCs w:val="20"/>
               </w:rPr>
-              <w:t xml:space="preserve">Kein Wettbewerberpreis hat eine Quelle mit Abrufdatum. Vor allem: Arbeiten die direkten Preisnachbarn im Fahrgebiet?</w:t>
+              <w:t xml:space="preserve">Betreuungsbestand trägt bei jetziger Rate erst nach fünf Jahren</w:t>
             </w:r>
           </w:p>
         </w:tc>
@@ -448,1446 +2404,6 @@
               <w:rPr>
                 <w:b w:val="false"/>
                 <w:bCs w:val="false"/>
-                <w:color w:val="C00000"/>
-                <w:sz w:val="20"/>
-                <w:szCs w:val="20"/>
-              </w:rPr>
-              <w:t xml:space="preserve">Y</w:t>
-            </w:r>
-          </w:p>
-        </w:tc>
-      </w:tr>
-      <w:tr>
-        <w:tc>
-          <w:tcPr>
-            <w:tcW w:type="dxa" w:w="900"/>
-            <w:tcMar>
-              <w:top w:type="dxa" w:w="60"/>
-              <w:left w:type="dxa" w:w="100"/>
-              <w:bottom w:type="dxa" w:w="60"/>
-              <w:right w:type="dxa" w:w="100"/>
-            </w:tcMar>
-          </w:tcPr>
-          <w:p>
-            <w:pPr>
-              <w:spacing w:after="0" w:line="260"/>
-            </w:pPr>
-            <w:r>
-              <w:rPr>
-                <w:b w:val="false"/>
-                <w:bCs w:val="false"/>
-                <w:color w:val="C00000"/>
-                <w:sz w:val="20"/>
-                <w:szCs w:val="20"/>
-              </w:rPr>
-              <w:t xml:space="preserve">3.1</w:t>
-            </w:r>
-          </w:p>
-        </w:tc>
-        <w:tc>
-          <w:tcPr>
-            <w:tcW w:type="dxa" w:w="6400"/>
-            <w:tcMar>
-              <w:top w:type="dxa" w:w="60"/>
-              <w:left w:type="dxa" w:w="100"/>
-              <w:bottom w:type="dxa" w:w="60"/>
-              <w:right w:type="dxa" w:w="100"/>
-            </w:tcMar>
-          </w:tcPr>
-          <w:p>
-            <w:pPr>
-              <w:spacing w:after="0" w:line="260"/>
-            </w:pPr>
-            <w:r>
-              <w:rPr>
-                <w:b w:val="false"/>
-                <w:bCs w:val="false"/>
-                <w:color w:val="C00000"/>
-                <w:sz w:val="20"/>
-                <w:szCs w:val="20"/>
-              </w:rPr>
-              <w:t xml:space="preserve">Der Satz zur Auslastung hat keine Quelle. Belastbare Branchenzahl suchen</w:t>
-            </w:r>
-          </w:p>
-        </w:tc>
-        <w:tc>
-          <w:tcPr>
-            <w:tcW w:type="dxa" w:w="1700"/>
-            <w:tcMar>
-              <w:top w:type="dxa" w:w="60"/>
-              <w:left w:type="dxa" w:w="100"/>
-              <w:bottom w:type="dxa" w:w="60"/>
-              <w:right w:type="dxa" w:w="100"/>
-            </w:tcMar>
-          </w:tcPr>
-          <w:p>
-            <w:pPr>
-              <w:spacing w:after="0" w:line="260"/>
-            </w:pPr>
-            <w:r>
-              <w:rPr>
-                <w:b w:val="false"/>
-                <w:bCs w:val="false"/>
-                <w:color w:val="C00000"/>
-                <w:sz w:val="20"/>
-                <w:szCs w:val="20"/>
-              </w:rPr>
-              <w:t xml:space="preserve">K+Y</w:t>
-            </w:r>
-          </w:p>
-        </w:tc>
-      </w:tr>
-      <w:tr>
-        <w:tc>
-          <w:tcPr>
-            <w:tcW w:type="dxa" w:w="900"/>
-            <w:tcMar>
-              <w:top w:type="dxa" w:w="60"/>
-              <w:left w:type="dxa" w:w="100"/>
-              <w:bottom w:type="dxa" w:w="60"/>
-              <w:right w:type="dxa" w:w="100"/>
-            </w:tcMar>
-          </w:tcPr>
-          <w:p>
-            <w:pPr>
-              <w:spacing w:after="0" w:line="260"/>
-            </w:pPr>
-            <w:r>
-              <w:rPr>
-                <w:b w:val="false"/>
-                <w:bCs w:val="false"/>
-                <w:color w:val="C00000"/>
-                <w:sz w:val="20"/>
-                <w:szCs w:val="20"/>
-              </w:rPr>
-              <w:t xml:space="preserve">4.1</w:t>
-            </w:r>
-          </w:p>
-        </w:tc>
-        <w:tc>
-          <w:tcPr>
-            <w:tcW w:type="dxa" w:w="6400"/>
-            <w:tcMar>
-              <w:top w:type="dxa" w:w="60"/>
-              <w:left w:type="dxa" w:w="100"/>
-              <w:bottom w:type="dxa" w:w="60"/>
-              <w:right w:type="dxa" w:w="100"/>
-            </w:tcMar>
-          </w:tcPr>
-          <w:p>
-            <w:pPr>
-              <w:spacing w:after="0" w:line="260"/>
-            </w:pPr>
-            <w:r>
-              <w:rPr>
-                <w:b w:val="false"/>
-                <w:bCs w:val="false"/>
-                <w:color w:val="C00000"/>
-                <w:sz w:val="20"/>
-                <w:szCs w:val="20"/>
-              </w:rPr>
-              <w:t xml:space="preserve">Paket S: beworben wird 990 €, verkauft werden soll 1.490 €. Streichen oder zuschneiden?</w:t>
-            </w:r>
-          </w:p>
-        </w:tc>
-        <w:tc>
-          <w:tcPr>
-            <w:tcW w:type="dxa" w:w="1700"/>
-            <w:tcMar>
-              <w:top w:type="dxa" w:w="60"/>
-              <w:left w:type="dxa" w:w="100"/>
-              <w:bottom w:type="dxa" w:w="60"/>
-              <w:right w:type="dxa" w:w="100"/>
-            </w:tcMar>
-          </w:tcPr>
-          <w:p>
-            <w:pPr>
-              <w:spacing w:after="0" w:line="260"/>
-            </w:pPr>
-            <w:r>
-              <w:rPr>
-                <w:b w:val="false"/>
-                <w:bCs w:val="false"/>
-                <w:color w:val="C00000"/>
-                <w:sz w:val="20"/>
-                <w:szCs w:val="20"/>
-              </w:rPr>
-              <w:t xml:space="preserve">K+Y</w:t>
-            </w:r>
-          </w:p>
-        </w:tc>
-      </w:tr>
-      <w:tr>
-        <w:tc>
-          <w:tcPr>
-            <w:tcW w:type="dxa" w:w="900"/>
-            <w:tcMar>
-              <w:top w:type="dxa" w:w="60"/>
-              <w:left w:type="dxa" w:w="100"/>
-              <w:bottom w:type="dxa" w:w="60"/>
-              <w:right w:type="dxa" w:w="100"/>
-            </w:tcMar>
-          </w:tcPr>
-          <w:p>
-            <w:pPr>
-              <w:spacing w:after="0" w:line="260"/>
-            </w:pPr>
-            <w:r>
-              <w:rPr>
-                <w:b w:val="false"/>
-                <w:bCs w:val="false"/>
-                <w:color w:val="C00000"/>
-                <w:sz w:val="20"/>
-                <w:szCs w:val="20"/>
-              </w:rPr>
-              <w:t xml:space="preserve">4.2</w:t>
-            </w:r>
-          </w:p>
-        </w:tc>
-        <w:tc>
-          <w:tcPr>
-            <w:tcW w:type="dxa" w:w="6400"/>
-            <w:tcMar>
-              <w:top w:type="dxa" w:w="60"/>
-              <w:left w:type="dxa" w:w="100"/>
-              <w:bottom w:type="dxa" w:w="60"/>
-              <w:right w:type="dxa" w:w="100"/>
-            </w:tcMar>
-          </w:tcPr>
-          <w:p>
-            <w:pPr>
-              <w:spacing w:after="0" w:line="260"/>
-            </w:pPr>
-            <w:r>
-              <w:rPr>
-                <w:b w:val="false"/>
-                <w:bCs w:val="false"/>
-                <w:color w:val="C00000"/>
-                <w:sz w:val="20"/>
-                <w:szCs w:val="20"/>
-              </w:rPr>
-              <w:t xml:space="preserve">Die 15 % Minderung und der Einbehalt der Anzahlung sind Vorschläge, keine geprüften Klauseln</w:t>
-            </w:r>
-          </w:p>
-        </w:tc>
-        <w:tc>
-          <w:tcPr>
-            <w:tcW w:type="dxa" w:w="1700"/>
-            <w:tcMar>
-              <w:top w:type="dxa" w:w="60"/>
-              <w:left w:type="dxa" w:w="100"/>
-              <w:bottom w:type="dxa" w:w="60"/>
-              <w:right w:type="dxa" w:w="100"/>
-            </w:tcMar>
-          </w:tcPr>
-          <w:p>
-            <w:pPr>
-              <w:spacing w:after="0" w:line="260"/>
-            </w:pPr>
-            <w:r>
-              <w:rPr>
-                <w:b w:val="false"/>
-                <w:bCs w:val="false"/>
-                <w:color w:val="C00000"/>
-                <w:sz w:val="20"/>
-                <w:szCs w:val="20"/>
-              </w:rPr>
-              <w:t xml:space="preserve">Y</w:t>
-            </w:r>
-          </w:p>
-        </w:tc>
-      </w:tr>
-      <w:tr>
-        <w:tc>
-          <w:tcPr>
-            <w:tcW w:type="dxa" w:w="900"/>
-            <w:tcMar>
-              <w:top w:type="dxa" w:w="60"/>
-              <w:left w:type="dxa" w:w="100"/>
-              <w:bottom w:type="dxa" w:w="60"/>
-              <w:right w:type="dxa" w:w="100"/>
-            </w:tcMar>
-          </w:tcPr>
-          <w:p>
-            <w:pPr>
-              <w:spacing w:after="0" w:line="260"/>
-            </w:pPr>
-            <w:r>
-              <w:rPr>
-                <w:b w:val="false"/>
-                <w:bCs w:val="false"/>
-                <w:color w:val="C00000"/>
-                <w:sz w:val="20"/>
-                <w:szCs w:val="20"/>
-              </w:rPr>
-              <w:t xml:space="preserve">4.3</w:t>
-            </w:r>
-          </w:p>
-        </w:tc>
-        <w:tc>
-          <w:tcPr>
-            <w:tcW w:type="dxa" w:w="6400"/>
-            <w:tcMar>
-              <w:top w:type="dxa" w:w="60"/>
-              <w:left w:type="dxa" w:w="100"/>
-              <w:bottom w:type="dxa" w:w="60"/>
-              <w:right w:type="dxa" w:w="100"/>
-            </w:tcMar>
-          </w:tcPr>
-          <w:p>
-            <w:pPr>
-              <w:spacing w:after="0" w:line="260"/>
-            </w:pPr>
-            <w:r>
-              <w:rPr>
-                <w:b w:val="false"/>
-                <w:bCs w:val="false"/>
-                <w:color w:val="C00000"/>
-                <w:sz w:val="20"/>
-                <w:szCs w:val="20"/>
-              </w:rPr>
-              <w:t xml:space="preserve">Preis für einen halben Tag Fotoaufnahmen festlegen, Fotograf fragen</w:t>
-            </w:r>
-          </w:p>
-        </w:tc>
-        <w:tc>
-          <w:tcPr>
-            <w:tcW w:type="dxa" w:w="1700"/>
-            <w:tcMar>
-              <w:top w:type="dxa" w:w="60"/>
-              <w:left w:type="dxa" w:w="100"/>
-              <w:bottom w:type="dxa" w:w="60"/>
-              <w:right w:type="dxa" w:w="100"/>
-            </w:tcMar>
-          </w:tcPr>
-          <w:p>
-            <w:pPr>
-              <w:spacing w:after="0" w:line="260"/>
-            </w:pPr>
-            <w:r>
-              <w:rPr>
-                <w:b w:val="false"/>
-                <w:bCs w:val="false"/>
-                <w:color w:val="C00000"/>
-                <w:sz w:val="20"/>
-                <w:szCs w:val="20"/>
-              </w:rPr>
-              <w:t xml:space="preserve">K</w:t>
-            </w:r>
-          </w:p>
-        </w:tc>
-      </w:tr>
-      <w:tr>
-        <w:tc>
-          <w:tcPr>
-            <w:tcW w:type="dxa" w:w="900"/>
-            <w:tcMar>
-              <w:top w:type="dxa" w:w="60"/>
-              <w:left w:type="dxa" w:w="100"/>
-              <w:bottom w:type="dxa" w:w="60"/>
-              <w:right w:type="dxa" w:w="100"/>
-            </w:tcMar>
-          </w:tcPr>
-          <w:p>
-            <w:pPr>
-              <w:spacing w:after="0" w:line="260"/>
-            </w:pPr>
-            <w:r>
-              <w:rPr>
-                <w:b w:val="false"/>
-                <w:bCs w:val="false"/>
-                <w:color w:val="C00000"/>
-                <w:sz w:val="20"/>
-                <w:szCs w:val="20"/>
-              </w:rPr>
-              <w:t xml:space="preserve">4.4</w:t>
-            </w:r>
-          </w:p>
-        </w:tc>
-        <w:tc>
-          <w:tcPr>
-            <w:tcW w:type="dxa" w:w="6400"/>
-            <w:tcMar>
-              <w:top w:type="dxa" w:w="60"/>
-              <w:left w:type="dxa" w:w="100"/>
-              <w:bottom w:type="dxa" w:w="60"/>
-              <w:right w:type="dxa" w:w="100"/>
-            </w:tcMar>
-          </w:tcPr>
-          <w:p>
-            <w:pPr>
-              <w:spacing w:after="0" w:line="260"/>
-            </w:pPr>
-            <w:r>
-              <w:rPr>
-                <w:b w:val="false"/>
-                <w:bCs w:val="false"/>
-                <w:color w:val="C00000"/>
-                <w:sz w:val="20"/>
-                <w:szCs w:val="20"/>
-              </w:rPr>
-              <w:t xml:space="preserve">Einwandbehandlung ist ein Entwurf und wird noch ausgearbeitet</w:t>
-            </w:r>
-          </w:p>
-        </w:tc>
-        <w:tc>
-          <w:tcPr>
-            <w:tcW w:type="dxa" w:w="1700"/>
-            <w:tcMar>
-              <w:top w:type="dxa" w:w="60"/>
-              <w:left w:type="dxa" w:w="100"/>
-              <w:bottom w:type="dxa" w:w="60"/>
-              <w:right w:type="dxa" w:w="100"/>
-            </w:tcMar>
-          </w:tcPr>
-          <w:p>
-            <w:pPr>
-              <w:spacing w:after="0" w:line="260"/>
-            </w:pPr>
-            <w:r>
-              <w:rPr>
-                <w:b w:val="false"/>
-                <w:bCs w:val="false"/>
-                <w:color w:val="C00000"/>
-                <w:sz w:val="20"/>
-                <w:szCs w:val="20"/>
-              </w:rPr>
-              <w:t xml:space="preserve">K+Y</w:t>
-            </w:r>
-          </w:p>
-        </w:tc>
-      </w:tr>
-      <w:tr>
-        <w:tc>
-          <w:tcPr>
-            <w:tcW w:type="dxa" w:w="900"/>
-            <w:tcMar>
-              <w:top w:type="dxa" w:w="60"/>
-              <w:left w:type="dxa" w:w="100"/>
-              <w:bottom w:type="dxa" w:w="60"/>
-              <w:right w:type="dxa" w:w="100"/>
-            </w:tcMar>
-          </w:tcPr>
-          <w:p>
-            <w:pPr>
-              <w:spacing w:after="0" w:line="260"/>
-            </w:pPr>
-            <w:r>
-              <w:rPr>
-                <w:b w:val="false"/>
-                <w:bCs w:val="false"/>
-                <w:color w:val="C00000"/>
-                <w:sz w:val="20"/>
-                <w:szCs w:val="20"/>
-              </w:rPr>
-              <w:t xml:space="preserve">5</w:t>
-            </w:r>
-          </w:p>
-        </w:tc>
-        <w:tc>
-          <w:tcPr>
-            <w:tcW w:type="dxa" w:w="6400"/>
-            <w:tcMar>
-              <w:top w:type="dxa" w:w="60"/>
-              <w:left w:type="dxa" w:w="100"/>
-              <w:bottom w:type="dxa" w:w="60"/>
-              <w:right w:type="dxa" w:w="100"/>
-            </w:tcMar>
-          </w:tcPr>
-          <w:p>
-            <w:pPr>
-              <w:spacing w:after="0" w:line="260"/>
-            </w:pPr>
-            <w:r>
-              <w:rPr>
-                <w:b w:val="false"/>
-                <w:bCs w:val="false"/>
-                <w:color w:val="C00000"/>
-                <w:sz w:val="20"/>
-                <w:szCs w:val="20"/>
-              </w:rPr>
-              <w:t xml:space="preserve">Check-Vorlage trägt Yanniks Namen mit Kiras Mailadresse — korrigieren</w:t>
-            </w:r>
-          </w:p>
-        </w:tc>
-        <w:tc>
-          <w:tcPr>
-            <w:tcW w:type="dxa" w:w="1700"/>
-            <w:tcMar>
-              <w:top w:type="dxa" w:w="60"/>
-              <w:left w:type="dxa" w:w="100"/>
-              <w:bottom w:type="dxa" w:w="60"/>
-              <w:right w:type="dxa" w:w="100"/>
-            </w:tcMar>
-          </w:tcPr>
-          <w:p>
-            <w:pPr>
-              <w:spacing w:after="0" w:line="260"/>
-            </w:pPr>
-            <w:r>
-              <w:rPr>
-                <w:b w:val="false"/>
-                <w:bCs w:val="false"/>
-                <w:color w:val="C00000"/>
-                <w:sz w:val="20"/>
-                <w:szCs w:val="20"/>
-              </w:rPr>
-              <w:t xml:space="preserve">C</w:t>
-            </w:r>
-          </w:p>
-        </w:tc>
-      </w:tr>
-      <w:tr>
-        <w:tc>
-          <w:tcPr>
-            <w:tcW w:type="dxa" w:w="900"/>
-            <w:tcMar>
-              <w:top w:type="dxa" w:w="60"/>
-              <w:left w:type="dxa" w:w="100"/>
-              <w:bottom w:type="dxa" w:w="60"/>
-              <w:right w:type="dxa" w:w="100"/>
-            </w:tcMar>
-          </w:tcPr>
-          <w:p>
-            <w:pPr>
-              <w:spacing w:after="0" w:line="260"/>
-            </w:pPr>
-            <w:r>
-              <w:rPr>
-                <w:b w:val="false"/>
-                <w:bCs w:val="false"/>
-                <w:color w:val="0070C0"/>
-                <w:sz w:val="20"/>
-                <w:szCs w:val="20"/>
-              </w:rPr>
-              <w:t xml:space="preserve">7.1</w:t>
-            </w:r>
-          </w:p>
-        </w:tc>
-        <w:tc>
-          <w:tcPr>
-            <w:tcW w:type="dxa" w:w="6400"/>
-            <w:tcMar>
-              <w:top w:type="dxa" w:w="60"/>
-              <w:left w:type="dxa" w:w="100"/>
-              <w:bottom w:type="dxa" w:w="60"/>
-              <w:right w:type="dxa" w:w="100"/>
-            </w:tcMar>
-          </w:tcPr>
-          <w:p>
-            <w:pPr>
-              <w:spacing w:after="0" w:line="260"/>
-            </w:pPr>
-            <w:r>
-              <w:rPr>
-                <w:b w:val="false"/>
-                <w:bCs w:val="false"/>
-                <w:color w:val="0070C0"/>
-                <w:sz w:val="20"/>
-                <w:szCs w:val="20"/>
-              </w:rPr>
-              <w:t xml:space="preserve">Pflegebereich und Kontaktformular sind entschieden und gebaut — offen bleibt nur der erste Mailversand auf echtem Hosting</w:t>
-            </w:r>
-          </w:p>
-        </w:tc>
-        <w:tc>
-          <w:tcPr>
-            <w:tcW w:type="dxa" w:w="1700"/>
-            <w:tcMar>
-              <w:top w:type="dxa" w:w="60"/>
-              <w:left w:type="dxa" w:w="100"/>
-              <w:bottom w:type="dxa" w:w="60"/>
-              <w:right w:type="dxa" w:w="100"/>
-            </w:tcMar>
-          </w:tcPr>
-          <w:p>
-            <w:pPr>
-              <w:spacing w:after="0" w:line="260"/>
-            </w:pPr>
-            <w:r>
-              <w:rPr>
-                <w:b w:val="false"/>
-                <w:bCs w:val="false"/>
-                <w:color w:val="0070C0"/>
-                <w:sz w:val="20"/>
-                <w:szCs w:val="20"/>
-              </w:rPr>
-              <w:t xml:space="preserve">K+Y</w:t>
-            </w:r>
-          </w:p>
-        </w:tc>
-      </w:tr>
-      <w:tr>
-        <w:tc>
-          <w:tcPr>
-            <w:tcW w:type="dxa" w:w="900"/>
-            <w:tcMar>
-              <w:top w:type="dxa" w:w="60"/>
-              <w:left w:type="dxa" w:w="100"/>
-              <w:bottom w:type="dxa" w:w="60"/>
-              <w:right w:type="dxa" w:w="100"/>
-            </w:tcMar>
-          </w:tcPr>
-          <w:p>
-            <w:pPr>
-              <w:spacing w:after="0" w:line="260"/>
-            </w:pPr>
-            <w:r>
-              <w:rPr>
-                <w:b w:val="false"/>
-                <w:bCs w:val="false"/>
-                <w:color w:val="C00000"/>
-                <w:sz w:val="20"/>
-                <w:szCs w:val="20"/>
-              </w:rPr>
-              <w:t xml:space="preserve">10.1</w:t>
-            </w:r>
-          </w:p>
-        </w:tc>
-        <w:tc>
-          <w:tcPr>
-            <w:tcW w:type="dxa" w:w="6400"/>
-            <w:tcMar>
-              <w:top w:type="dxa" w:w="60"/>
-              <w:left w:type="dxa" w:w="100"/>
-              <w:bottom w:type="dxa" w:w="60"/>
-              <w:right w:type="dxa" w:w="100"/>
-            </w:tcMar>
-          </w:tcPr>
-          <w:p>
-            <w:pPr>
-              <w:spacing w:after="0" w:line="260"/>
-            </w:pPr>
-            <w:r>
-              <w:rPr>
-                <w:b w:val="false"/>
-                <w:bCs w:val="false"/>
-                <w:color w:val="C00000"/>
-                <w:sz w:val="20"/>
-                <w:szCs w:val="20"/>
-              </w:rPr>
-              <w:t xml:space="preserve">Claude-Abo: kommerzieller Tarif mit AV-Vertrag nötig, Preis prüfen</w:t>
-            </w:r>
-          </w:p>
-        </w:tc>
-        <w:tc>
-          <w:tcPr>
-            <w:tcW w:type="dxa" w:w="1700"/>
-            <w:tcMar>
-              <w:top w:type="dxa" w:w="60"/>
-              <w:left w:type="dxa" w:w="100"/>
-              <w:bottom w:type="dxa" w:w="60"/>
-              <w:right w:type="dxa" w:w="100"/>
-            </w:tcMar>
-          </w:tcPr>
-          <w:p>
-            <w:pPr>
-              <w:spacing w:after="0" w:line="260"/>
-            </w:pPr>
-            <w:r>
-              <w:rPr>
-                <w:b w:val="false"/>
-                <w:bCs w:val="false"/>
-                <w:color w:val="C00000"/>
-                <w:sz w:val="20"/>
-                <w:szCs w:val="20"/>
-              </w:rPr>
-              <w:t xml:space="preserve">K</w:t>
-            </w:r>
-          </w:p>
-        </w:tc>
-      </w:tr>
-      <w:tr>
-        <w:tc>
-          <w:tcPr>
-            <w:tcW w:type="dxa" w:w="900"/>
-            <w:tcMar>
-              <w:top w:type="dxa" w:w="60"/>
-              <w:left w:type="dxa" w:w="100"/>
-              <w:bottom w:type="dxa" w:w="60"/>
-              <w:right w:type="dxa" w:w="100"/>
-            </w:tcMar>
-          </w:tcPr>
-          <w:p>
-            <w:pPr>
-              <w:spacing w:after="0" w:line="260"/>
-            </w:pPr>
-            <w:r>
-              <w:rPr>
-                <w:b w:val="false"/>
-                <w:bCs w:val="false"/>
-                <w:color w:val="C00000"/>
-                <w:sz w:val="20"/>
-                <w:szCs w:val="20"/>
-              </w:rPr>
-              <w:t xml:space="preserve">10.2</w:t>
-            </w:r>
-          </w:p>
-        </w:tc>
-        <w:tc>
-          <w:tcPr>
-            <w:tcW w:type="dxa" w:w="6400"/>
-            <w:tcMar>
-              <w:top w:type="dxa" w:w="60"/>
-              <w:left w:type="dxa" w:w="100"/>
-              <w:bottom w:type="dxa" w:w="60"/>
-              <w:right w:type="dxa" w:w="100"/>
-            </w:tcMar>
-          </w:tcPr>
-          <w:p>
-            <w:pPr>
-              <w:spacing w:after="0" w:line="260"/>
-            </w:pPr>
-            <w:r>
-              <w:rPr>
-                <w:b w:val="false"/>
-                <w:bCs w:val="false"/>
-                <w:color w:val="C00000"/>
-                <w:sz w:val="20"/>
-                <w:szCs w:val="20"/>
-              </w:rPr>
-              <w:t xml:space="preserve">Wovon wir im ersten Jahr leben — schriftlich, mit Betrag und Dauer</w:t>
-            </w:r>
-          </w:p>
-        </w:tc>
-        <w:tc>
-          <w:tcPr>
-            <w:tcW w:type="dxa" w:w="1700"/>
-            <w:tcMar>
-              <w:top w:type="dxa" w:w="60"/>
-              <w:left w:type="dxa" w:w="100"/>
-              <w:bottom w:type="dxa" w:w="60"/>
-              <w:right w:type="dxa" w:w="100"/>
-            </w:tcMar>
-          </w:tcPr>
-          <w:p>
-            <w:pPr>
-              <w:spacing w:after="0" w:line="260"/>
-            </w:pPr>
-            <w:r>
-              <w:rPr>
-                <w:b w:val="false"/>
-                <w:bCs w:val="false"/>
-                <w:color w:val="C00000"/>
-                <w:sz w:val="20"/>
-                <w:szCs w:val="20"/>
-              </w:rPr>
-              <w:t xml:space="preserve">K+Y</w:t>
-            </w:r>
-          </w:p>
-        </w:tc>
-      </w:tr>
-      <w:tr>
-        <w:tc>
-          <w:tcPr>
-            <w:tcW w:type="dxa" w:w="900"/>
-            <w:tcMar>
-              <w:top w:type="dxa" w:w="60"/>
-              <w:left w:type="dxa" w:w="100"/>
-              <w:bottom w:type="dxa" w:w="60"/>
-              <w:right w:type="dxa" w:w="100"/>
-            </w:tcMar>
-          </w:tcPr>
-          <w:p>
-            <w:pPr>
-              <w:spacing w:after="0" w:line="260"/>
-            </w:pPr>
-            <w:r>
-              <w:rPr>
-                <w:b w:val="false"/>
-                <w:bCs w:val="false"/>
-                <w:color w:val="C00000"/>
-                <w:sz w:val="20"/>
-                <w:szCs w:val="20"/>
-              </w:rPr>
-              <w:t xml:space="preserve">10.3</w:t>
-            </w:r>
-          </w:p>
-        </w:tc>
-        <w:tc>
-          <w:tcPr>
-            <w:tcW w:type="dxa" w:w="6400"/>
-            <w:tcMar>
-              <w:top w:type="dxa" w:w="60"/>
-              <w:left w:type="dxa" w:w="100"/>
-              <w:bottom w:type="dxa" w:w="60"/>
-              <w:right w:type="dxa" w:w="100"/>
-            </w:tcMar>
-          </w:tcPr>
-          <w:p>
-            <w:pPr>
-              <w:spacing w:after="0" w:line="260"/>
-            </w:pPr>
-            <w:r>
-              <w:rPr>
-                <w:b w:val="false"/>
-                <w:bCs w:val="false"/>
-                <w:color w:val="C00000"/>
-                <w:sz w:val="20"/>
-                <w:szCs w:val="20"/>
-              </w:rPr>
-              <w:t xml:space="preserve">Konversionsannahmen sind ungeprüft und durch keine Quelle gedeckt</w:t>
-            </w:r>
-          </w:p>
-        </w:tc>
-        <w:tc>
-          <w:tcPr>
-            <w:tcW w:type="dxa" w:w="1700"/>
-            <w:tcMar>
-              <w:top w:type="dxa" w:w="60"/>
-              <w:left w:type="dxa" w:w="100"/>
-              <w:bottom w:type="dxa" w:w="60"/>
-              <w:right w:type="dxa" w:w="100"/>
-            </w:tcMar>
-          </w:tcPr>
-          <w:p>
-            <w:pPr>
-              <w:spacing w:after="0" w:line="260"/>
-            </w:pPr>
-            <w:r>
-              <w:rPr>
-                <w:b w:val="false"/>
-                <w:bCs w:val="false"/>
-                <w:color w:val="C00000"/>
-                <w:sz w:val="20"/>
-                <w:szCs w:val="20"/>
-              </w:rPr>
-              <w:t xml:space="preserve">K+Y</w:t>
-            </w:r>
-          </w:p>
-        </w:tc>
-      </w:tr>
-      <w:tr>
-        <w:tc>
-          <w:tcPr>
-            <w:tcW w:type="dxa" w:w="900"/>
-            <w:tcMar>
-              <w:top w:type="dxa" w:w="60"/>
-              <w:left w:type="dxa" w:w="100"/>
-              <w:bottom w:type="dxa" w:w="60"/>
-              <w:right w:type="dxa" w:w="100"/>
-            </w:tcMar>
-          </w:tcPr>
-          <w:p>
-            <w:pPr>
-              <w:spacing w:after="0" w:line="260"/>
-            </w:pPr>
-            <w:r>
-              <w:rPr>
-                <w:b w:val="false"/>
-                <w:bCs w:val="false"/>
-                <w:color w:val="C00000"/>
-                <w:sz w:val="20"/>
-                <w:szCs w:val="20"/>
-              </w:rPr>
-              <w:t xml:space="preserve">10.4</w:t>
-            </w:r>
-          </w:p>
-        </w:tc>
-        <w:tc>
-          <w:tcPr>
-            <w:tcW w:type="dxa" w:w="6400"/>
-            <w:tcMar>
-              <w:top w:type="dxa" w:w="60"/>
-              <w:left w:type="dxa" w:w="100"/>
-              <w:bottom w:type="dxa" w:w="60"/>
-              <w:right w:type="dxa" w:w="100"/>
-            </w:tcMar>
-          </w:tcPr>
-          <w:p>
-            <w:pPr>
-              <w:spacing w:after="0" w:line="260"/>
-            </w:pPr>
-            <w:r>
-              <w:rPr>
-                <w:b w:val="false"/>
-                <w:bCs w:val="false"/>
-                <w:color w:val="C00000"/>
-                <w:sz w:val="20"/>
-                <w:szCs w:val="20"/>
-              </w:rPr>
-              <w:t xml:space="preserve">Betreuungsbestand trägt bei jetziger Rate erst nach fünf Jahren</w:t>
-            </w:r>
-          </w:p>
-        </w:tc>
-        <w:tc>
-          <w:tcPr>
-            <w:tcW w:type="dxa" w:w="1700"/>
-            <w:tcMar>
-              <w:top w:type="dxa" w:w="60"/>
-              <w:left w:type="dxa" w:w="100"/>
-              <w:bottom w:type="dxa" w:w="60"/>
-              <w:right w:type="dxa" w:w="100"/>
-            </w:tcMar>
-          </w:tcPr>
-          <w:p>
-            <w:pPr>
-              <w:spacing w:after="0" w:line="260"/>
-            </w:pPr>
-            <w:r>
-              <w:rPr>
-                <w:b w:val="false"/>
-                <w:bCs w:val="false"/>
-                <w:color w:val="C00000"/>
-                <w:sz w:val="20"/>
-                <w:szCs w:val="20"/>
-              </w:rPr>
-              <w:t xml:space="preserve">K+Y</w:t>
-            </w:r>
-          </w:p>
-        </w:tc>
-      </w:tr>
-      <w:tr>
-        <w:tc>
-          <w:tcPr>
-            <w:tcW w:type="dxa" w:w="900"/>
-            <w:tcMar>
-              <w:top w:type="dxa" w:w="60"/>
-              <w:left w:type="dxa" w:w="100"/>
-              <w:bottom w:type="dxa" w:w="60"/>
-              <w:right w:type="dxa" w:w="100"/>
-            </w:tcMar>
-          </w:tcPr>
-          <w:p>
-            <w:pPr>
-              <w:spacing w:after="0" w:line="260"/>
-            </w:pPr>
-            <w:r>
-              <w:rPr>
-                <w:b w:val="false"/>
-                <w:bCs w:val="false"/>
-                <w:color w:val="C00000"/>
-                <w:sz w:val="20"/>
-                <w:szCs w:val="20"/>
-              </w:rPr>
-              <w:t xml:space="preserve">12</w:t>
-            </w:r>
-          </w:p>
-        </w:tc>
-        <w:tc>
-          <w:tcPr>
-            <w:tcW w:type="dxa" w:w="6400"/>
-            <w:tcMar>
-              <w:top w:type="dxa" w:w="60"/>
-              <w:left w:type="dxa" w:w="100"/>
-              <w:bottom w:type="dxa" w:w="60"/>
-              <w:right w:type="dxa" w:w="100"/>
-            </w:tcMar>
-          </w:tcPr>
-          <w:p>
-            <w:pPr>
-              <w:spacing w:after="0" w:line="260"/>
-            </w:pPr>
-            <w:r>
-              <w:rPr>
-                <w:b w:val="false"/>
-                <w:bCs w:val="false"/>
-                <w:color w:val="C00000"/>
-                <w:sz w:val="20"/>
-                <w:szCs w:val="20"/>
-              </w:rPr>
-              <w:t xml:space="preserve">Verfügbare Wochenstunden, feste Tage und Uhrzeiten — der wichtigste offene Punkt</w:t>
-            </w:r>
-          </w:p>
-        </w:tc>
-        <w:tc>
-          <w:tcPr>
-            <w:tcW w:type="dxa" w:w="1700"/>
-            <w:tcMar>
-              <w:top w:type="dxa" w:w="60"/>
-              <w:left w:type="dxa" w:w="100"/>
-              <w:bottom w:type="dxa" w:w="60"/>
-              <w:right w:type="dxa" w:w="100"/>
-            </w:tcMar>
-          </w:tcPr>
-          <w:p>
-            <w:pPr>
-              <w:spacing w:after="0" w:line="260"/>
-            </w:pPr>
-            <w:r>
-              <w:rPr>
-                <w:b w:val="false"/>
-                <w:bCs w:val="false"/>
-                <w:color w:val="C00000"/>
-                <w:sz w:val="20"/>
-                <w:szCs w:val="20"/>
-              </w:rPr>
-              <w:t xml:space="preserve">K+Y</w:t>
-            </w:r>
-          </w:p>
-        </w:tc>
-      </w:tr>
-      <w:tr>
-        <w:tc>
-          <w:tcPr>
-            <w:tcW w:type="dxa" w:w="900"/>
-            <w:tcMar>
-              <w:top w:type="dxa" w:w="60"/>
-              <w:left w:type="dxa" w:w="100"/>
-              <w:bottom w:type="dxa" w:w="60"/>
-              <w:right w:type="dxa" w:w="100"/>
-            </w:tcMar>
-          </w:tcPr>
-          <w:p>
-            <w:pPr>
-              <w:spacing w:after="0" w:line="260"/>
-            </w:pPr>
-            <w:r>
-              <w:rPr>
-                <w:b w:val="false"/>
-                <w:bCs w:val="false"/>
-                <w:color w:val="C00000"/>
-                <w:sz w:val="20"/>
-                <w:szCs w:val="20"/>
-              </w:rPr>
-              <w:t xml:space="preserve">12</w:t>
-            </w:r>
-          </w:p>
-        </w:tc>
-        <w:tc>
-          <w:tcPr>
-            <w:tcW w:type="dxa" w:w="6400"/>
-            <w:tcMar>
-              <w:top w:type="dxa" w:w="60"/>
-              <w:left w:type="dxa" w:w="100"/>
-              <w:bottom w:type="dxa" w:w="60"/>
-              <w:right w:type="dxa" w:w="100"/>
-            </w:tcMar>
-          </w:tcPr>
-          <w:p>
-            <w:pPr>
-              <w:spacing w:after="0" w:line="260"/>
-            </w:pPr>
-            <w:r>
-              <w:rPr>
-                <w:b w:val="false"/>
-                <w:bCs w:val="false"/>
-                <w:color w:val="C00000"/>
-                <w:sz w:val="20"/>
-                <w:szCs w:val="20"/>
-              </w:rPr>
-              <w:t xml:space="preserve">Ausfall einer Person: produzieren kann nur Kira</w:t>
-            </w:r>
-          </w:p>
-        </w:tc>
-        <w:tc>
-          <w:tcPr>
-            <w:tcW w:type="dxa" w:w="1700"/>
-            <w:tcMar>
-              <w:top w:type="dxa" w:w="60"/>
-              <w:left w:type="dxa" w:w="100"/>
-              <w:bottom w:type="dxa" w:w="60"/>
-              <w:right w:type="dxa" w:w="100"/>
-            </w:tcMar>
-          </w:tcPr>
-          <w:p>
-            <w:pPr>
-              <w:spacing w:after="0" w:line="260"/>
-            </w:pPr>
-            <w:r>
-              <w:rPr>
-                <w:b w:val="false"/>
-                <w:bCs w:val="false"/>
-                <w:color w:val="C00000"/>
-                <w:sz w:val="20"/>
-                <w:szCs w:val="20"/>
-              </w:rPr>
-              <w:t xml:space="preserve">K</w:t>
-            </w:r>
-          </w:p>
-        </w:tc>
-      </w:tr>
-      <w:tr>
-        <w:tc>
-          <w:tcPr>
-            <w:tcW w:type="dxa" w:w="900"/>
-            <w:tcMar>
-              <w:top w:type="dxa" w:w="60"/>
-              <w:left w:type="dxa" w:w="100"/>
-              <w:bottom w:type="dxa" w:w="60"/>
-              <w:right w:type="dxa" w:w="100"/>
-            </w:tcMar>
-          </w:tcPr>
-          <w:p>
-            <w:pPr>
-              <w:spacing w:after="0" w:line="260"/>
-            </w:pPr>
-            <w:r>
-              <w:rPr>
-                <w:b w:val="false"/>
-                <w:bCs w:val="false"/>
-                <w:color w:val="C00000"/>
-                <w:sz w:val="20"/>
-                <w:szCs w:val="20"/>
-              </w:rPr>
-              <w:t xml:space="preserve">13.2</w:t>
-            </w:r>
-          </w:p>
-        </w:tc>
-        <w:tc>
-          <w:tcPr>
-            <w:tcW w:type="dxa" w:w="6400"/>
-            <w:tcMar>
-              <w:top w:type="dxa" w:w="60"/>
-              <w:left w:type="dxa" w:w="100"/>
-              <w:bottom w:type="dxa" w:w="60"/>
-              <w:right w:type="dxa" w:w="100"/>
-            </w:tcMar>
-          </w:tcPr>
-          <w:p>
-            <w:pPr>
-              <w:spacing w:after="0" w:line="260"/>
-            </w:pPr>
-            <w:r>
-              <w:rPr>
-                <w:b w:val="false"/>
-                <w:bCs w:val="false"/>
-                <w:color w:val="C00000"/>
-                <w:sz w:val="20"/>
-                <w:szCs w:val="20"/>
-              </w:rPr>
-              <w:t xml:space="preserve">Verzicht auf § 19 UStG prüfen — bindet fünf Jahre, bringt Vorsteuerabzug</w:t>
-            </w:r>
-          </w:p>
-        </w:tc>
-        <w:tc>
-          <w:tcPr>
-            <w:tcW w:type="dxa" w:w="1700"/>
-            <w:tcMar>
-              <w:top w:type="dxa" w:w="60"/>
-              <w:left w:type="dxa" w:w="100"/>
-              <w:bottom w:type="dxa" w:w="60"/>
-              <w:right w:type="dxa" w:w="100"/>
-            </w:tcMar>
-          </w:tcPr>
-          <w:p>
-            <w:pPr>
-              <w:spacing w:after="0" w:line="260"/>
-            </w:pPr>
-            <w:r>
-              <w:rPr>
-                <w:b w:val="false"/>
-                <w:bCs w:val="false"/>
-                <w:color w:val="C00000"/>
-                <w:sz w:val="20"/>
-                <w:szCs w:val="20"/>
-              </w:rPr>
-              <w:t xml:space="preserve">Y</w:t>
-            </w:r>
-          </w:p>
-        </w:tc>
-      </w:tr>
-      <w:tr>
-        <w:tc>
-          <w:tcPr>
-            <w:tcW w:type="dxa" w:w="900"/>
-            <w:tcMar>
-              <w:top w:type="dxa" w:w="60"/>
-              <w:left w:type="dxa" w:w="100"/>
-              <w:bottom w:type="dxa" w:w="60"/>
-              <w:right w:type="dxa" w:w="100"/>
-            </w:tcMar>
-          </w:tcPr>
-          <w:p>
-            <w:pPr>
-              <w:spacing w:after="0" w:line="260"/>
-            </w:pPr>
-            <w:r>
-              <w:rPr>
-                <w:b w:val="false"/>
-                <w:bCs w:val="false"/>
-                <w:color w:val="C00000"/>
-                <w:sz w:val="20"/>
-                <w:szCs w:val="20"/>
-              </w:rPr>
-              <w:t xml:space="preserve">13.4</w:t>
-            </w:r>
-          </w:p>
-        </w:tc>
-        <w:tc>
-          <w:tcPr>
-            <w:tcW w:type="dxa" w:w="6400"/>
-            <w:tcMar>
-              <w:top w:type="dxa" w:w="60"/>
-              <w:left w:type="dxa" w:w="100"/>
-              <w:bottom w:type="dxa" w:w="60"/>
-              <w:right w:type="dxa" w:w="100"/>
-            </w:tcMar>
-          </w:tcPr>
-          <w:p>
-            <w:pPr>
-              <w:spacing w:after="0" w:line="260"/>
-            </w:pPr>
-            <w:r>
-              <w:rPr>
-                <w:b w:val="false"/>
-                <w:bCs w:val="false"/>
-                <w:color w:val="C00000"/>
-                <w:sz w:val="20"/>
-                <w:szCs w:val="20"/>
-              </w:rPr>
-              <w:t xml:space="preserve">Claude/Anthropic: Vertrag nach Art. 28 DSGVO. Voraussetzung für das erste Projekt</w:t>
-            </w:r>
-          </w:p>
-        </w:tc>
-        <w:tc>
-          <w:tcPr>
-            <w:tcW w:type="dxa" w:w="1700"/>
-            <w:tcMar>
-              <w:top w:type="dxa" w:w="60"/>
-              <w:left w:type="dxa" w:w="100"/>
-              <w:bottom w:type="dxa" w:w="60"/>
-              <w:right w:type="dxa" w:w="100"/>
-            </w:tcMar>
-          </w:tcPr>
-          <w:p>
-            <w:pPr>
-              <w:spacing w:after="0" w:line="260"/>
-            </w:pPr>
-            <w:r>
-              <w:rPr>
-                <w:b w:val="false"/>
-                <w:bCs w:val="false"/>
-                <w:color w:val="C00000"/>
-                <w:sz w:val="20"/>
-                <w:szCs w:val="20"/>
-              </w:rPr>
-              <w:t xml:space="preserve">K</w:t>
-            </w:r>
-          </w:p>
-        </w:tc>
-      </w:tr>
-      <w:tr>
-        <w:tc>
-          <w:tcPr>
-            <w:tcW w:type="dxa" w:w="900"/>
-            <w:tcMar>
-              <w:top w:type="dxa" w:w="60"/>
-              <w:left w:type="dxa" w:w="100"/>
-              <w:bottom w:type="dxa" w:w="60"/>
-              <w:right w:type="dxa" w:w="100"/>
-            </w:tcMar>
-          </w:tcPr>
-          <w:p>
-            <w:pPr>
-              <w:spacing w:after="0" w:line="260"/>
-            </w:pPr>
-            <w:r>
-              <w:rPr>
-                <w:b w:val="false"/>
-                <w:bCs w:val="false"/>
-                <w:color w:val="C00000"/>
-                <w:sz w:val="20"/>
-                <w:szCs w:val="20"/>
-              </w:rPr>
-              <w:t xml:space="preserve">13.4</w:t>
-            </w:r>
-          </w:p>
-        </w:tc>
-        <w:tc>
-          <w:tcPr>
-            <w:tcW w:type="dxa" w:w="6400"/>
-            <w:tcMar>
-              <w:top w:type="dxa" w:w="60"/>
-              <w:left w:type="dxa" w:w="100"/>
-              <w:bottom w:type="dxa" w:w="60"/>
-              <w:right w:type="dxa" w:w="100"/>
-            </w:tcMar>
-          </w:tcPr>
-          <w:p>
-            <w:pPr>
-              <w:spacing w:after="0" w:line="260"/>
-            </w:pPr>
-            <w:r>
-              <w:rPr>
-                <w:b w:val="false"/>
-                <w:bCs w:val="false"/>
-                <w:color w:val="C00000"/>
-                <w:sz w:val="20"/>
-                <w:szCs w:val="20"/>
-              </w:rPr>
-              <w:t xml:space="preserve">Barrierefreiheit: Betroffenheit nach dem BFSG klären</w:t>
-            </w:r>
-          </w:p>
-        </w:tc>
-        <w:tc>
-          <w:tcPr>
-            <w:tcW w:type="dxa" w:w="1700"/>
-            <w:tcMar>
-              <w:top w:type="dxa" w:w="60"/>
-              <w:left w:type="dxa" w:w="100"/>
-              <w:bottom w:type="dxa" w:w="60"/>
-              <w:right w:type="dxa" w:w="100"/>
-            </w:tcMar>
-          </w:tcPr>
-          <w:p>
-            <w:pPr>
-              <w:spacing w:after="0" w:line="260"/>
-            </w:pPr>
-            <w:r>
-              <w:rPr>
-                <w:b w:val="false"/>
-                <w:bCs w:val="false"/>
-                <w:color w:val="C00000"/>
-                <w:sz w:val="20"/>
-                <w:szCs w:val="20"/>
-              </w:rPr>
-              <w:t xml:space="preserve">K</w:t>
-            </w:r>
-          </w:p>
-        </w:tc>
-      </w:tr>
-      <w:tr>
-        <w:tc>
-          <w:tcPr>
-            <w:tcW w:type="dxa" w:w="900"/>
-            <w:tcMar>
-              <w:top w:type="dxa" w:w="60"/>
-              <w:left w:type="dxa" w:w="100"/>
-              <w:bottom w:type="dxa" w:w="60"/>
-              <w:right w:type="dxa" w:w="100"/>
-            </w:tcMar>
-          </w:tcPr>
-          <w:p>
-            <w:pPr>
-              <w:spacing w:after="0" w:line="260"/>
-            </w:pPr>
-            <w:r>
-              <w:rPr>
-                <w:b w:val="false"/>
-                <w:bCs w:val="false"/>
-                <w:color w:val="C00000"/>
-                <w:sz w:val="20"/>
-                <w:szCs w:val="20"/>
-              </w:rPr>
-              <w:t xml:space="preserve">13.5</w:t>
-            </w:r>
-          </w:p>
-        </w:tc>
-        <w:tc>
-          <w:tcPr>
-            <w:tcW w:type="dxa" w:w="6400"/>
-            <w:tcMar>
-              <w:top w:type="dxa" w:w="60"/>
-              <w:left w:type="dxa" w:w="100"/>
-              <w:bottom w:type="dxa" w:w="60"/>
-              <w:right w:type="dxa" w:w="100"/>
-            </w:tcMar>
-          </w:tcPr>
-          <w:p>
-            <w:pPr>
-              <w:spacing w:after="0" w:line="260"/>
-            </w:pPr>
-            <w:r>
-              <w:rPr>
-                <w:b w:val="false"/>
-                <w:bCs w:val="false"/>
-                <w:color w:val="C00000"/>
-                <w:sz w:val="20"/>
-                <w:szCs w:val="20"/>
-              </w:rPr>
-              <w:t xml:space="preserve">KSK-Aufnahme unsicher, rückwirkende Beitragsnachforderung möglich</w:t>
-            </w:r>
-          </w:p>
-        </w:tc>
-        <w:tc>
-          <w:tcPr>
-            <w:tcW w:type="dxa" w:w="1700"/>
-            <w:tcMar>
-              <w:top w:type="dxa" w:w="60"/>
-              <w:left w:type="dxa" w:w="100"/>
-              <w:bottom w:type="dxa" w:w="60"/>
-              <w:right w:type="dxa" w:w="100"/>
-            </w:tcMar>
-          </w:tcPr>
-          <w:p>
-            <w:pPr>
-              <w:spacing w:after="0" w:line="260"/>
-            </w:pPr>
-            <w:r>
-              <w:rPr>
-                <w:b w:val="false"/>
-                <w:bCs w:val="false"/>
-                <w:color w:val="C00000"/>
-                <w:sz w:val="20"/>
-                <w:szCs w:val="20"/>
-              </w:rPr>
-              <w:t xml:space="preserve">Y</w:t>
-            </w:r>
-          </w:p>
-        </w:tc>
-      </w:tr>
-      <w:tr>
-        <w:tc>
-          <w:tcPr>
-            <w:tcW w:type="dxa" w:w="900"/>
-            <w:tcMar>
-              <w:top w:type="dxa" w:w="60"/>
-              <w:left w:type="dxa" w:w="100"/>
-              <w:bottom w:type="dxa" w:w="60"/>
-              <w:right w:type="dxa" w:w="100"/>
-            </w:tcMar>
-          </w:tcPr>
-          <w:p>
-            <w:pPr>
-              <w:spacing w:after="0" w:line="260"/>
-            </w:pPr>
-            <w:r>
-              <w:rPr>
-                <w:b/>
-                <w:bCs/>
-                <w:color w:val="C00000"/>
-                <w:sz w:val="20"/>
-                <w:szCs w:val="20"/>
-              </w:rPr>
-              <w:t xml:space="preserve">Anhang B</w:t>
-            </w:r>
-          </w:p>
-        </w:tc>
-        <w:tc>
-          <w:tcPr>
-            <w:tcW w:type="dxa" w:w="6400"/>
-            <w:tcMar>
-              <w:top w:type="dxa" w:w="60"/>
-              <w:left w:type="dxa" w:w="100"/>
-              <w:bottom w:type="dxa" w:w="60"/>
-              <w:right w:type="dxa" w:w="100"/>
-            </w:tcMar>
-          </w:tcPr>
-          <w:p>
-            <w:pPr>
-              <w:spacing w:after="0" w:line="260"/>
-            </w:pPr>
-            <w:r>
-              <w:rPr>
-                <w:b/>
-                <w:bCs/>
-                <w:color w:val="C00000"/>
-                <w:sz w:val="20"/>
-                <w:szCs w:val="20"/>
-              </w:rPr>
-              <w:t xml:space="preserve">Ladungsfähige Anschrift — blockiert alle elf fertigen Checks</w:t>
-            </w:r>
-          </w:p>
-        </w:tc>
-        <w:tc>
-          <w:tcPr>
-            <w:tcW w:type="dxa" w:w="1700"/>
-            <w:tcMar>
-              <w:top w:type="dxa" w:w="60"/>
-              <w:left w:type="dxa" w:w="100"/>
-              <w:bottom w:type="dxa" w:w="60"/>
-              <w:right w:type="dxa" w:w="100"/>
-            </w:tcMar>
-          </w:tcPr>
-          <w:p>
-            <w:pPr>
-              <w:spacing w:after="0" w:line="260"/>
-            </w:pPr>
-            <w:r>
-              <w:rPr>
-                <w:b/>
-                <w:bCs/>
                 <w:color w:val="C00000"/>
                 <w:sz w:val="20"/>
                 <w:szCs w:val="20"/>
@@ -1917,7 +2433,7 @@
           <w:sz w:val="22"/>
           <w:szCs w:val="22"/>
         </w:rPr>
-        <w:t xml:space="preserve">Blau gesetzt ist alles, was im Gespräch vom 16./17.08.2026 neu hinzugekommen ist — das ist rund ein Drittel dieses Dokuments und steht nicht in dieser Übersicht, weil es sonst eine zweite Fassung des Konzepts wäre.</w:t>
+        <w:t xml:space="preserve">Blau gesetzt ist alles, was in den Gespraechen vom 16. bis 19.08.2026 neu hinzugekommen ist — das ist rund ein Drittel dieses Dokuments und steht nicht in dieser Uebersicht, weil es sonst eine zweite Fassung des Konzepts waere.</w:t>
       </w:r>
     </w:p>
     <w:p>

--- a/studie/word/Webgewerk-Unternehmenskonzept.docx
+++ b/studie/word/Webgewerk-Unternehmenskonzept.docx
@@ -7222,7 +7222,7 @@
         <w:rPr>
           <w:color w:val="0070C0"/>
         </w:rPr>
-        <w:t xml:space="preserve">Übergabe an den Kunden</w:t>
+        <w:t xml:space="preserve">Übergabe an den Kunden — das Produkt ohne Betreuung</w:t>
       </w:r>
     </w:p>
     <w:p>
@@ -7239,7 +7239,302 @@
           <w:sz w:val="22"/>
           <w:szCs w:val="22"/>
         </w:rPr>
-        <w:t xml:space="preserve">Bei Livegang übergeben wir schriftlich: Zugangsdaten zu Domain und Hosting, Einladung zum Git-Repository, eine Ein-Seiten-Anleitung, was wo liegt, und die Übergabeliste aus Anhang A — also die Punkte, die der Kunde selbst erledigen muss.</w:t>
+        <w:t xml:space="preserve">Die Betreuung ist ein Zusatz, kein Bestandteil. Wer sie nicht will, bekommt trotzdem ein vollständiges, funktionierendes und ihm gehörendes Produkt. Das muss so sein: Ein Produkt, das ohne Abo nicht funktioniert, ist ein Abo.</w:t>
+      </w:r>
+    </w:p>
+    <w:p>
+      <w:pPr>
+        <w:spacing w:after="160" w:line="276"/>
+      </w:pPr>
+      <w:r>
+        <w:rPr>
+          <w:b w:val="false"/>
+          <w:bCs w:val="false"/>
+          <w:i w:val="false"/>
+          <w:iCs w:val="false"/>
+          <w:color w:val="0070C0"/>
+          <w:sz w:val="22"/>
+          <w:szCs w:val="22"/>
+        </w:rPr>
+        <w:t xml:space="preserve">Die Übergabemappe — immer dieselben neun Punkte, immer schriftlich:</w:t>
+      </w:r>
+    </w:p>
+    <w:p>
+      <w:pPr>
+        <w:pStyle w:val="ListParagraph"/>
+        <w:numPr>
+          <w:ilvl w:val="0"/>
+          <w:numId w:val="2"/>
+        </w:numPr>
+        <w:spacing w:after="80" w:line="276"/>
+      </w:pPr>
+      <w:r>
+        <w:rPr>
+          <w:b w:val="false"/>
+          <w:bCs w:val="false"/>
+          <w:color w:val="0070C0"/>
+          <w:sz w:val="22"/>
+          <w:szCs w:val="22"/>
+        </w:rPr>
+        <w:t xml:space="preserve">Die Website live auf seiner Domain, auf seinem Hostingvertrag, auf seinen Namen.</w:t>
+      </w:r>
+    </w:p>
+    <w:p>
+      <w:pPr>
+        <w:pStyle w:val="ListParagraph"/>
+        <w:numPr>
+          <w:ilvl w:val="0"/>
+          <w:numId w:val="2"/>
+        </w:numPr>
+        <w:spacing w:after="80" w:line="276"/>
+      </w:pPr>
+      <w:r>
+        <w:rPr>
+          <w:b w:val="false"/>
+          <w:bCs w:val="false"/>
+          <w:color w:val="0070C0"/>
+          <w:sz w:val="22"/>
+          <w:szCs w:val="22"/>
+        </w:rPr>
+        <w:t xml:space="preserve">Alle Dateien als ZIP-Archiv, per Mail oder auf einem USB-Stick. Nicht als Einladung zu einem Git-Repository: Ein Meister kann damit nichts anfangen. Wer es doch will, bekommt den Zugang zusätzlich.</w:t>
+      </w:r>
+    </w:p>
+    <w:p>
+      <w:pPr>
+        <w:pStyle w:val="ListParagraph"/>
+        <w:numPr>
+          <w:ilvl w:val="0"/>
+          <w:numId w:val="2"/>
+        </w:numPr>
+        <w:spacing w:after="80" w:line="276"/>
+      </w:pPr>
+      <w:r>
+        <w:rPr>
+          <w:b w:val="false"/>
+          <w:bCs w:val="false"/>
+          <w:color w:val="0070C0"/>
+          <w:sz w:val="22"/>
+          <w:szCs w:val="22"/>
+        </w:rPr>
+        <w:t xml:space="preserve">Der Pflegebereich mit Passwort. Telefonnummer, Öffnungszeiten, Stellenanzeige und Hinweise ändert er selbst, ohne uns und ohne Kosten.</w:t>
+      </w:r>
+    </w:p>
+    <w:p>
+      <w:pPr>
+        <w:pStyle w:val="ListParagraph"/>
+        <w:numPr>
+          <w:ilvl w:val="0"/>
+          <w:numId w:val="2"/>
+        </w:numPr>
+        <w:spacing w:after="80" w:line="276"/>
+      </w:pPr>
+      <w:r>
+        <w:rPr>
+          <w:b w:val="false"/>
+          <w:bCs w:val="false"/>
+          <w:color w:val="0070C0"/>
+          <w:sz w:val="22"/>
+          <w:szCs w:val="22"/>
+        </w:rPr>
+        <w:t xml:space="preserve">Das Kontaktformular, das direkt in sein Postfach liefert.</w:t>
+      </w:r>
+    </w:p>
+    <w:p>
+      <w:pPr>
+        <w:pStyle w:val="ListParagraph"/>
+        <w:numPr>
+          <w:ilvl w:val="0"/>
+          <w:numId w:val="2"/>
+        </w:numPr>
+        <w:spacing w:after="80" w:line="276"/>
+      </w:pPr>
+      <w:r>
+        <w:rPr>
+          <w:b w:val="false"/>
+          <w:bCs w:val="false"/>
+          <w:color w:val="0070C0"/>
+          <w:sz w:val="22"/>
+          <w:szCs w:val="22"/>
+        </w:rPr>
+        <w:t xml:space="preserve">Alle Zugangsdaten auf einem Blatt: Hosting, Domain, Pflegebereich.</w:t>
+      </w:r>
+    </w:p>
+    <w:p>
+      <w:pPr>
+        <w:pStyle w:val="ListParagraph"/>
+        <w:numPr>
+          <w:ilvl w:val="0"/>
+          <w:numId w:val="2"/>
+        </w:numPr>
+        <w:spacing w:after="80" w:line="276"/>
+      </w:pPr>
+      <w:r>
+        <w:rPr>
+          <w:b w:val="false"/>
+          <w:bCs w:val="false"/>
+          <w:color w:val="0070C0"/>
+          <w:sz w:val="22"/>
+          <w:szCs w:val="22"/>
+        </w:rPr>
+        <w:t xml:space="preserve">Eine Anleitung auf einer Seite: was wo liegt, wie man etwas ändert, wen man anruft.</w:t>
+      </w:r>
+    </w:p>
+    <w:p>
+      <w:pPr>
+        <w:pStyle w:val="ListParagraph"/>
+        <w:numPr>
+          <w:ilvl w:val="0"/>
+          <w:numId w:val="2"/>
+        </w:numPr>
+        <w:spacing w:after="80" w:line="276"/>
+      </w:pPr>
+      <w:r>
+        <w:rPr>
+          <w:b w:val="false"/>
+          <w:bCs w:val="false"/>
+          <w:color w:val="0070C0"/>
+          <w:sz w:val="22"/>
+          <w:szCs w:val="22"/>
+        </w:rPr>
+        <w:t xml:space="preserve">Impressum und Datenschutzerklärung als Text, damit er sie bei einer Änderung im Betrieb anpassen lassen kann.</w:t>
+      </w:r>
+    </w:p>
+    <w:p>
+      <w:pPr>
+        <w:pStyle w:val="ListParagraph"/>
+        <w:numPr>
+          <w:ilvl w:val="0"/>
+          <w:numId w:val="2"/>
+        </w:numPr>
+        <w:spacing w:after="80" w:line="276"/>
+      </w:pPr>
+      <w:r>
+        <w:rPr>
+          <w:b w:val="false"/>
+          <w:bCs w:val="false"/>
+          <w:color w:val="0070C0"/>
+          <w:sz w:val="22"/>
+          <w:szCs w:val="22"/>
+        </w:rPr>
+        <w:t xml:space="preserve">Die Übergabeliste: was er selbst erledigen muss — Google-Unternehmensprofil, alte Einträge, Visitenkarten.</w:t>
+      </w:r>
+    </w:p>
+    <w:p>
+      <w:pPr>
+        <w:pStyle w:val="ListParagraph"/>
+        <w:numPr>
+          <w:ilvl w:val="0"/>
+          <w:numId w:val="2"/>
+        </w:numPr>
+        <w:spacing w:after="80" w:line="276"/>
+      </w:pPr>
+      <w:r>
+        <w:rPr>
+          <w:b w:val="false"/>
+          <w:bCs w:val="false"/>
+          <w:color w:val="0070C0"/>
+          <w:sz w:val="22"/>
+          <w:szCs w:val="22"/>
+        </w:rPr>
+        <w:t xml:space="preserve">Schriftlich die Nutzungsrechte (§ 31 UrhG) und die Schlussrechnung. Er ist Eigentümer und kann jederzeit gehen.</w:t>
+      </w:r>
+    </w:p>
+    <w:p>
+      <w:pPr>
+        <w:spacing w:after="160" w:line="276"/>
+      </w:pPr>
+      <w:r>
+        <w:rPr>
+          <w:b/>
+          <w:bCs/>
+          <w:i w:val="false"/>
+          <w:iCs w:val="false"/>
+          <w:color w:val="0070C0"/>
+          <w:sz w:val="22"/>
+          <w:szCs w:val="22"/>
+        </w:rPr>
+        <w:t xml:space="preserve">Was ohne Betreuung nicht passiert: </w:t>
+      </w:r>
+      <w:r>
+        <w:rPr>
+          <w:b w:val="false"/>
+          <w:bCs w:val="false"/>
+          <w:i w:val="false"/>
+          <w:iCs w:val="false"/>
+          <w:color w:val="0070C0"/>
+          <w:sz w:val="22"/>
+          <w:szCs w:val="22"/>
+        </w:rPr>
+        <w:t xml:space="preserve">Niemand prüft monatlich, ob die Seite erreichbar ist und das Zertifikat noch gilt. Statisch geht nichts kaputt, aber ein abgelaufenes Zertifikat zeigt jedem Besucher eine Sicherheitswarnung — genau Prüfpunkt 2, mit dem wir verkaufen. Ohne Betreuung merkt es der Betrieb erst, wenn ein Kunde anruft. Und jede Änderung, die über den Pflegebereich hinausgeht, kostet 70 €/h, mindestens eine halbe Stunde. Beides gehört ins Angebot, nicht ins Kleingedruckte.</w:t>
+      </w:r>
+    </w:p>
+    <w:p>
+      <w:pPr>
+        <w:pStyle w:val="Heading3"/>
+        <w:spacing w:after="120" w:before="260"/>
+      </w:pPr>
+      <w:r>
+        <w:rPr>
+          <w:color w:val="0070C0"/>
+        </w:rPr>
+        <w:t xml:space="preserve">WordPress und Baukästen: warum wir da nicht hineinliefern</w:t>
+      </w:r>
+    </w:p>
+    <w:p>
+      <w:pPr>
+        <w:spacing w:after="160" w:line="276"/>
+      </w:pPr>
+      <w:r>
+        <w:rPr>
+          <w:b w:val="false"/>
+          <w:bCs w:val="false"/>
+          <w:i w:val="false"/>
+          <w:iCs w:val="false"/>
+          <w:color w:val="0070C0"/>
+          <w:sz w:val="22"/>
+          <w:szCs w:val="22"/>
+        </w:rPr>
+        <w:t xml:space="preserve">Unser Produkt sind fertige Seiten. WordPress baut jede Seite bei jedem Aufruf neu aus einer Datenbank zusammen. Beides sind verschiedene Dinge — man kann fertige Seiten nicht in WordPress hochladen. Wer es trotzdem will, verlangt einen Neubau als WordPress-Theme, und damit monatliche Updates, Plugins, Sicherheitslücken und längere Ladezeiten: genau die Prüfpunkte 1, 2 und 4, mit denen wir bei fremden Seiten argumentieren.</w:t>
+      </w:r>
+    </w:p>
+    <w:p>
+      <w:pPr>
+        <w:pStyle w:val="ListParagraph"/>
+        <w:numPr>
+          <w:ilvl w:val="0"/>
+          <w:numId w:val="2"/>
+        </w:numPr>
+        <w:spacing w:after="80" w:line="276"/>
+      </w:pPr>
+      <w:r>
+        <w:rPr>
+          <w:b w:val="false"/>
+          <w:bCs w:val="false"/>
+          <w:color w:val="0070C0"/>
+          <w:sz w:val="22"/>
+          <w:szCs w:val="22"/>
+        </w:rPr>
+        <w:t xml:space="preserve">Der Betrieb hat WordPress und hängt nicht daran — der Normalfall. Unsere Seite ersetzt es. Vorher wird die alte Installation vollständig gesichert, dann wird sie abgeräumt.</w:t>
+      </w:r>
+    </w:p>
+    <w:p>
+      <w:pPr>
+        <w:pStyle w:val="ListParagraph"/>
+        <w:numPr>
+          <w:ilvl w:val="0"/>
+          <w:numId w:val="2"/>
+        </w:numPr>
+        <w:spacing w:after="80" w:line="276"/>
+      </w:pPr>
+      <w:r>
+        <w:rPr>
+          <w:b w:val="false"/>
+          <w:bCs w:val="false"/>
+          <w:color w:val="0070C0"/>
+          <w:sz w:val="22"/>
+          <w:szCs w:val="22"/>
+        </w:rPr>
+        <w:t xml:space="preserve">Der Betrieb besteht auf WordPress — dann sind wir der falsche Anbieter, und das sagen wir im Vorgespräch. Ein Auftrag, den man nur mit einem anderen Produkt erfüllen kann, ist kein Auftrag.</w:t>
       </w:r>
     </w:p>
     <w:p>

--- a/studie/word/Webgewerk-Unternehmenskonzept.docx
+++ b/studie/word/Webgewerk-Unternehmenskonzept.docx
@@ -6734,11 +6734,45 @@
           <w:bCs w:val="false"/>
           <w:i w:val="false"/>
           <w:iCs w:val="false"/>
+          <w:color w:val="0070C0"/>
+          <w:sz w:val="22"/>
+          <w:szCs w:val="22"/>
+        </w:rPr>
+        <w:t xml:space="preserve">Bilder gehen genauso: eine Markierung vor dem Bild, und der Kunde tauscht es selbst aus. Was er hochlädt, wird geprüft und automatisch auf 1600 Pixel verkleinert — aus einem Telefon kommen 4000 Pixel und mehrere Megabyte, und ungefragt hochgeladen macht das eine schnelle Seite langsam. Das ist Prüfpunkt 4, mit dem wir selbst argumentieren.</w:t>
+      </w:r>
+    </w:p>
+    <w:p>
+      <w:pPr>
+        <w:spacing w:after="160" w:line="276"/>
+      </w:pPr>
+      <w:r>
+        <w:rPr>
+          <w:b w:val="false"/>
+          <w:bCs w:val="false"/>
+          <w:i w:val="false"/>
+          <w:iCs w:val="false"/>
+          <w:color w:val="0070C0"/>
+          <w:sz w:val="22"/>
+          <w:szCs w:val="22"/>
+        </w:rPr>
+        <w:t xml:space="preserve">Wo die Grenze liegt und bleibt: Text und Bilder an markierten Stellen, mehr nicht. Keine neuen Seiten, kein Verschieben von Blöcken, kein Layout. Wer das will, will einen Baukasten, und dann sind Wix und Jimdo billiger als wir. Der Satz für das Verkaufsgespräch: Alles, was sich bei Ihnen ändert, ändern Sie selbst — alles, was gestaltet werden muss, machen wir.</w:t>
+      </w:r>
+    </w:p>
+    <w:p>
+      <w:pPr>
+        <w:spacing w:after="160" w:line="276"/>
+      </w:pPr>
+      <w:r>
+        <w:rPr>
+          <w:b w:val="false"/>
+          <w:bCs w:val="false"/>
+          <w:i w:val="false"/>
+          <w:iCs w:val="false"/>
           <w:color w:val="C00000"/>
           <w:sz w:val="22"/>
           <w:szCs w:val="22"/>
         </w:rPr>
-        <w:t xml:space="preserve">Geprüft: Felder lesen, Speichern ohne Veränderung des umgebenden HTML, Sicherung vor jedem Speichern, Nachziehen des Telefonverweises, Anmeldung mit falschem und richtigem Passwort, beide Spamfallen. Nicht geprüft: der tatsächliche Mailversand — das geht erst auf echtem Hosting und ist der erste Test beim Pilotprojekt.</w:t>
+        <w:t xml:space="preserve">Geprüft: Felder lesen, Speichern ohne Veränderung des umgebenden HTML, Sicherung vor jedem Speichern, Nachziehen des Telefonverweises, Bildaustausch samt Verkleinerung, Abweisung einer als Bild getarnten Datei, Anmeldung mit falschem und richtigem Passwort, beide Spamfallen. Nicht geprüft: der tatsächliche Mailversand — das geht erst auf echtem Hosting und ist der erste Test beim Pilotprojekt.</w:t>
       </w:r>
     </w:p>
     <w:p>

--- a/studie/word/Webgewerk-Unternehmenskonzept.docx
+++ b/studie/word/Webgewerk-Unternehmenskonzept.docx
@@ -7500,6 +7500,464 @@
           <w:szCs w:val="22"/>
         </w:rPr>
         <w:t xml:space="preserve">Niemand prüft monatlich, ob die Seite erreichbar ist und das Zertifikat noch gilt. Statisch geht nichts kaputt, aber ein abgelaufenes Zertifikat zeigt jedem Besucher eine Sicherheitswarnung — genau Prüfpunkt 2, mit dem wir verkaufen. Ohne Betreuung merkt es der Betrieb erst, wenn ein Kunde anruft. Und jede Änderung, die über den Pflegebereich hinausgeht, kostet 70 €/h, mindestens eine halbe Stunde. Beides gehört ins Angebot, nicht ins Kleingedruckte.</w:t>
+      </w:r>
+    </w:p>
+    <w:p>
+      <w:pPr>
+        <w:pStyle w:val="Heading3"/>
+        <w:spacing w:after="120" w:before="260"/>
+      </w:pPr>
+      <w:r>
+        <w:rPr>
+          <w:color w:val="0070C0"/>
+        </w:rPr>
+        <w:t xml:space="preserve">Was der Kunde selbst verwaltet — und was er dafür anfassen muss</w:t>
+      </w:r>
+    </w:p>
+    <w:p>
+      <w:pPr>
+        <w:spacing w:after="160" w:line="276"/>
+      </w:pPr>
+      <w:r>
+        <w:rPr>
+          <w:b w:val="false"/>
+          <w:bCs w:val="false"/>
+          <w:i w:val="false"/>
+          <w:iCs w:val="false"/>
+          <w:color w:val="0070C0"/>
+          <w:sz w:val="22"/>
+          <w:szCs w:val="22"/>
+        </w:rPr>
+        <w:t xml:space="preserve">Für ihn gibt es drei Stellen, und das ist die ganze Aufteilung. Wer das im Vorgespräch so erklärt, nimmt dem Thema die Größe.</w:t>
+      </w:r>
+    </w:p>
+    <w:tbl>
+      <w:tblPr>
+        <w:tblW w:type="dxa" w:w="9000"/>
+        <w:tblBorders>
+          <w:top w:val="single" w:color="auto" w:sz="4"/>
+          <w:left w:val="single" w:color="auto" w:sz="4"/>
+          <w:bottom w:val="single" w:color="auto" w:sz="4"/>
+          <w:right w:val="single" w:color="auto" w:sz="4"/>
+          <w:insideH w:val="single" w:color="auto" w:sz="4"/>
+          <w:insideV w:val="single" w:color="auto" w:sz="4"/>
+        </w:tblBorders>
+      </w:tblPr>
+      <w:tblGrid>
+        <w:gridCol w:w="2600"/>
+        <w:gridCol w:w="4600"/>
+        <w:gridCol w:w="1800"/>
+      </w:tblGrid>
+      <w:tr>
+        <w:trPr>
+          <w:tblHeader/>
+        </w:trPr>
+        <w:tc>
+          <w:tcPr>
+            <w:tcW w:type="dxa" w:w="2600"/>
+            <w:shd w:fill="F2F2F2" w:val="clear"/>
+            <w:tcMar>
+              <w:top w:type="dxa" w:w="60"/>
+              <w:left w:type="dxa" w:w="100"/>
+              <w:bottom w:type="dxa" w:w="60"/>
+              <w:right w:type="dxa" w:w="100"/>
+            </w:tcMar>
+          </w:tcPr>
+          <w:p>
+            <w:pPr>
+              <w:spacing w:after="0" w:line="260"/>
+            </w:pPr>
+            <w:r>
+              <w:rPr>
+                <w:b/>
+                <w:bCs/>
+                <w:color w:val="000000"/>
+                <w:sz w:val="20"/>
+                <w:szCs w:val="20"/>
+              </w:rPr>
+              <w:t xml:space="preserve">Stelle</w:t>
+            </w:r>
+          </w:p>
+        </w:tc>
+        <w:tc>
+          <w:tcPr>
+            <w:tcW w:type="dxa" w:w="4600"/>
+            <w:shd w:fill="F2F2F2" w:val="clear"/>
+            <w:tcMar>
+              <w:top w:type="dxa" w:w="60"/>
+              <w:left w:type="dxa" w:w="100"/>
+              <w:bottom w:type="dxa" w:w="60"/>
+              <w:right w:type="dxa" w:w="100"/>
+            </w:tcMar>
+          </w:tcPr>
+          <w:p>
+            <w:pPr>
+              <w:spacing w:after="0" w:line="260"/>
+            </w:pPr>
+            <w:r>
+              <w:rPr>
+                <w:b/>
+                <w:bCs/>
+                <w:color w:val="000000"/>
+                <w:sz w:val="20"/>
+                <w:szCs w:val="20"/>
+              </w:rPr>
+              <w:t xml:space="preserve">Wofür</w:t>
+            </w:r>
+          </w:p>
+        </w:tc>
+        <w:tc>
+          <w:tcPr>
+            <w:tcW w:type="dxa" w:w="1800"/>
+            <w:shd w:fill="F2F2F2" w:val="clear"/>
+            <w:tcMar>
+              <w:top w:type="dxa" w:w="60"/>
+              <w:left w:type="dxa" w:w="100"/>
+              <w:bottom w:type="dxa" w:w="60"/>
+              <w:right w:type="dxa" w:w="100"/>
+            </w:tcMar>
+          </w:tcPr>
+          <w:p>
+            <w:pPr>
+              <w:spacing w:after="0" w:line="260"/>
+            </w:pPr>
+            <w:r>
+              <w:rPr>
+                <w:b/>
+                <w:bCs/>
+                <w:color w:val="000000"/>
+                <w:sz w:val="20"/>
+                <w:szCs w:val="20"/>
+              </w:rPr>
+              <w:t xml:space="preserve">Wie oft</w:t>
+            </w:r>
+          </w:p>
+        </w:tc>
+      </w:tr>
+      <w:tr>
+        <w:tc>
+          <w:tcPr>
+            <w:tcW w:type="dxa" w:w="2600"/>
+            <w:tcMar>
+              <w:top w:type="dxa" w:w="60"/>
+              <w:left w:type="dxa" w:w="100"/>
+              <w:bottom w:type="dxa" w:w="60"/>
+              <w:right w:type="dxa" w:w="100"/>
+            </w:tcMar>
+          </w:tcPr>
+          <w:p>
+            <w:pPr>
+              <w:spacing w:after="0" w:line="260"/>
+            </w:pPr>
+            <w:r>
+              <w:rPr>
+                <w:b w:val="false"/>
+                <w:bCs w:val="false"/>
+                <w:color w:val="0070C0"/>
+                <w:sz w:val="20"/>
+                <w:szCs w:val="20"/>
+              </w:rPr>
+              <w:t xml:space="preserve">Pflegebereich (seinedomain.de/pflege)</w:t>
+            </w:r>
+          </w:p>
+        </w:tc>
+        <w:tc>
+          <w:tcPr>
+            <w:tcW w:type="dxa" w:w="4600"/>
+            <w:tcMar>
+              <w:top w:type="dxa" w:w="60"/>
+              <w:left w:type="dxa" w:w="100"/>
+              <w:bottom w:type="dxa" w:w="60"/>
+              <w:right w:type="dxa" w:w="100"/>
+            </w:tcMar>
+          </w:tcPr>
+          <w:p>
+            <w:pPr>
+              <w:spacing w:after="0" w:line="260"/>
+            </w:pPr>
+            <w:r>
+              <w:rPr>
+                <w:b w:val="false"/>
+                <w:bCs w:val="false"/>
+                <w:color w:val="0070C0"/>
+                <w:sz w:val="20"/>
+                <w:szCs w:val="20"/>
+              </w:rPr>
+              <w:t xml:space="preserve">Inhalte: Texte, Öffnungszeiten, Stellenanzeige, Bilder</w:t>
+            </w:r>
+          </w:p>
+        </w:tc>
+        <w:tc>
+          <w:tcPr>
+            <w:tcW w:type="dxa" w:w="1800"/>
+            <w:tcMar>
+              <w:top w:type="dxa" w:w="60"/>
+              <w:left w:type="dxa" w:w="100"/>
+              <w:bottom w:type="dxa" w:w="60"/>
+              <w:right w:type="dxa" w:w="100"/>
+            </w:tcMar>
+          </w:tcPr>
+          <w:p>
+            <w:pPr>
+              <w:spacing w:after="0" w:line="260"/>
+            </w:pPr>
+            <w:r>
+              <w:rPr>
+                <w:b w:val="false"/>
+                <w:bCs w:val="false"/>
+                <w:color w:val="0070C0"/>
+                <w:sz w:val="20"/>
+                <w:szCs w:val="20"/>
+              </w:rPr>
+              <w:t xml:space="preserve">so oft er will, auch vom Handy</w:t>
+            </w:r>
+          </w:p>
+        </w:tc>
+      </w:tr>
+      <w:tr>
+        <w:tc>
+          <w:tcPr>
+            <w:tcW w:type="dxa" w:w="2600"/>
+            <w:tcMar>
+              <w:top w:type="dxa" w:w="60"/>
+              <w:left w:type="dxa" w:w="100"/>
+              <w:bottom w:type="dxa" w:w="60"/>
+              <w:right w:type="dxa" w:w="100"/>
+            </w:tcMar>
+          </w:tcPr>
+          <w:p>
+            <w:pPr>
+              <w:spacing w:after="0" w:line="260"/>
+            </w:pPr>
+            <w:r>
+              <w:rPr>
+                <w:b w:val="false"/>
+                <w:bCs w:val="false"/>
+                <w:color w:val="0070C0"/>
+                <w:sz w:val="20"/>
+                <w:szCs w:val="20"/>
+              </w:rPr>
+              <w:t xml:space="preserve">Konto beim Hoster (IONOS, Strato, All-Inkl)</w:t>
+            </w:r>
+          </w:p>
+        </w:tc>
+        <w:tc>
+          <w:tcPr>
+            <w:tcW w:type="dxa" w:w="4600"/>
+            <w:tcMar>
+              <w:top w:type="dxa" w:w="60"/>
+              <w:left w:type="dxa" w:w="100"/>
+              <w:bottom w:type="dxa" w:w="60"/>
+              <w:right w:type="dxa" w:w="100"/>
+            </w:tcMar>
+          </w:tcPr>
+          <w:p>
+            <w:pPr>
+              <w:spacing w:after="0" w:line="260"/>
+            </w:pPr>
+            <w:r>
+              <w:rPr>
+                <w:b w:val="false"/>
+                <w:bCs w:val="false"/>
+                <w:color w:val="0070C0"/>
+                <w:sz w:val="20"/>
+                <w:szCs w:val="20"/>
+              </w:rPr>
+              <w:t xml:space="preserve">Vertrag, Rechnungen, E-Mail-Postfächer — und die Domain, wenn sie dort gekauft ist</w:t>
+            </w:r>
+          </w:p>
+        </w:tc>
+        <w:tc>
+          <w:tcPr>
+            <w:tcW w:type="dxa" w:w="1800"/>
+            <w:tcMar>
+              <w:top w:type="dxa" w:w="60"/>
+              <w:left w:type="dxa" w:w="100"/>
+              <w:bottom w:type="dxa" w:w="60"/>
+              <w:right w:type="dxa" w:w="100"/>
+            </w:tcMar>
+          </w:tcPr>
+          <w:p>
+            <w:pPr>
+              <w:spacing w:after="0" w:line="260"/>
+            </w:pPr>
+            <w:r>
+              <w:rPr>
+                <w:b w:val="false"/>
+                <w:bCs w:val="false"/>
+                <w:color w:val="0070C0"/>
+                <w:sz w:val="20"/>
+                <w:szCs w:val="20"/>
+              </w:rPr>
+              <w:t xml:space="preserve">zweimal im Jahr, wenn überhaupt</w:t>
+            </w:r>
+          </w:p>
+        </w:tc>
+      </w:tr>
+      <w:tr>
+        <w:tc>
+          <w:tcPr>
+            <w:tcW w:type="dxa" w:w="2600"/>
+            <w:tcMar>
+              <w:top w:type="dxa" w:w="60"/>
+              <w:left w:type="dxa" w:w="100"/>
+              <w:bottom w:type="dxa" w:w="60"/>
+              <w:right w:type="dxa" w:w="100"/>
+            </w:tcMar>
+          </w:tcPr>
+          <w:p>
+            <w:pPr>
+              <w:spacing w:after="0" w:line="260"/>
+            </w:pPr>
+            <w:r>
+              <w:rPr>
+                <w:b w:val="false"/>
+                <w:bCs w:val="false"/>
+                <w:color w:val="0070C0"/>
+                <w:sz w:val="20"/>
+                <w:szCs w:val="20"/>
+              </w:rPr>
+              <w:t xml:space="preserve">Die Domain</w:t>
+            </w:r>
+          </w:p>
+        </w:tc>
+        <w:tc>
+          <w:tcPr>
+            <w:tcW w:type="dxa" w:w="4600"/>
+            <w:tcMar>
+              <w:top w:type="dxa" w:w="60"/>
+              <w:left w:type="dxa" w:w="100"/>
+              <w:bottom w:type="dxa" w:w="60"/>
+              <w:right w:type="dxa" w:w="100"/>
+            </w:tcMar>
+          </w:tcPr>
+          <w:p>
+            <w:pPr>
+              <w:spacing w:after="0" w:line="260"/>
+            </w:pPr>
+            <w:r>
+              <w:rPr>
+                <w:b w:val="false"/>
+                <w:bCs w:val="false"/>
+                <w:color w:val="0070C0"/>
+                <w:sz w:val="20"/>
+                <w:szCs w:val="20"/>
+              </w:rPr>
+              <w:t xml:space="preserve">läuft auf seinen Namen, verlängert sich automatisch</w:t>
+            </w:r>
+          </w:p>
+        </w:tc>
+        <w:tc>
+          <w:tcPr>
+            <w:tcW w:type="dxa" w:w="1800"/>
+            <w:tcMar>
+              <w:top w:type="dxa" w:w="60"/>
+              <w:left w:type="dxa" w:w="100"/>
+              <w:bottom w:type="dxa" w:w="60"/>
+              <w:right w:type="dxa" w:w="100"/>
+            </w:tcMar>
+          </w:tcPr>
+          <w:p>
+            <w:pPr>
+              <w:spacing w:after="0" w:line="260"/>
+            </w:pPr>
+            <w:r>
+              <w:rPr>
+                <w:b w:val="false"/>
+                <w:bCs w:val="false"/>
+                <w:color w:val="0070C0"/>
+                <w:sz w:val="20"/>
+                <w:szCs w:val="20"/>
+              </w:rPr>
+              <w:t xml:space="preserve">nie, solange die Zahlung durchgeht</w:t>
+            </w:r>
+          </w:p>
+        </w:tc>
+      </w:tr>
+    </w:tbl>
+    <w:p>
+      <w:pPr>
+        <w:spacing w:after="120"/>
+      </w:pPr>
+    </w:p>
+    <w:p>
+      <w:pPr>
+        <w:spacing w:after="160" w:line="276"/>
+      </w:pPr>
+      <w:r>
+        <w:rPr>
+          <w:b w:val="false"/>
+          <w:bCs w:val="false"/>
+          <w:i w:val="false"/>
+          <w:iCs w:val="false"/>
+          <w:color w:val="0070C0"/>
+          <w:sz w:val="22"/>
+          <w:szCs w:val="22"/>
+        </w:rPr>
+        <w:t xml:space="preserve">Seine gesamte Verwaltungsarbeit sind drei Dinge: Zahlungsdaten beim Hoster aktuell halten, die Jahresrechnung nicht wegwerfen, und nichts kündigen, ohne vorher anzurufen. Mehr nicht.</w:t>
+      </w:r>
+    </w:p>
+    <w:p>
+      <w:pPr>
+        <w:spacing w:after="160" w:line="276"/>
+      </w:pPr>
+      <w:r>
+        <w:rPr>
+          <w:b/>
+          <w:bCs/>
+          <w:i w:val="false"/>
+          <w:iCs w:val="false"/>
+          <w:color w:val="0070C0"/>
+          <w:sz w:val="22"/>
+          <w:szCs w:val="22"/>
+        </w:rPr>
+        <w:t xml:space="preserve">Der eine Satz, der in jedes Übergabegespräch gehört: </w:t>
+      </w:r>
+      <w:r>
+        <w:rPr>
+          <w:b w:val="false"/>
+          <w:bCs w:val="false"/>
+          <w:i w:val="false"/>
+          <w:iCs w:val="false"/>
+          <w:color w:val="0070C0"/>
+          <w:sz w:val="22"/>
+          <w:szCs w:val="22"/>
+        </w:rPr>
+        <w:t xml:space="preserve">An der Domain hängt nicht nur die Website, sondern auch das Geschäfts-E-Mail-Postfach. Geht eine Zahlung nicht durch, ist beides weg — und wir bekommen davon nichts mit, weil die Rechnung an ihn geht, nicht an uns. Das ist kein Kleingedrucktes, das ist der teuerste Fehler, den ein Betrieb hier machen kann.</w:t>
+      </w:r>
+    </w:p>
+    <w:p>
+      <w:pPr>
+        <w:spacing w:after="160" w:line="276"/>
+      </w:pPr>
+      <w:r>
+        <w:rPr>
+          <w:b w:val="false"/>
+          <w:bCs w:val="false"/>
+          <w:i w:val="false"/>
+          <w:iCs w:val="false"/>
+          <w:color w:val="0070C0"/>
+          <w:sz w:val="22"/>
+          <w:szCs w:val="22"/>
+        </w:rPr>
+        <w:t xml:space="preserve">Unser Zugang ist geliehen, nicht besessen. Mit Betreuungsvertrag haben wir Zugang zu Hosting und Domainverwaltung, nie zu den E-Mail-Postfächern. Er kann uns den Zugang jederzeit entziehen; die Website läuft weiter. Genau das ist im Verkauf das Argument gegen das Baukasten-Abo: Sie sind an keinem Tag von uns abhängig.</w:t>
+      </w:r>
+    </w:p>
+    <w:p>
+      <w:pPr>
+        <w:spacing w:after="160" w:line="276"/>
+      </w:pPr>
+      <w:r>
+        <w:rPr>
+          <w:b w:val="false"/>
+          <w:bCs w:val="false"/>
+          <w:i w:val="false"/>
+          <w:iCs w:val="false"/>
+          <w:color w:val="0070C0"/>
+          <w:sz w:val="22"/>
+          <w:szCs w:val="22"/>
+        </w:rPr>
+        <w:t xml:space="preserve">Die Vorlage für das Blatt, das er dazu bekommt, liegt im Repository unter studie/pflege/kundenblatt.md — eine Seite, drei Stellen, seine Zugangsdaten, unsere Telefonnummer.</w:t>
       </w:r>
     </w:p>
     <w:p>
